--- a/video-film-editing/output/07 3.4b Soalan Penilaian Pengetahuan/CU C01-C05/3.4b-03 Penilaian Pengetahuan C03 OFFLINE VISUAL EDITING (IT-072).docx
+++ b/video-film-editing/output/07 3.4b Soalan Penilaian Pengetahuan/CU C01-C05/3.4b-03 Penilaian Pengetahuan C03 OFFLINE VISUAL EDITING (IT-072).docx
@@ -924,7 +924,8 @@
     </w:p>
     <w:p>
       <w:pPr>
-        <w:spacing w:line="360" w:lineRule="auto"/>
+        <w:spacing w:line="276" w:lineRule="auto" w:after="120"/>
+        <w:jc w:val="left"/>
         <w:rPr>
           <w:rFonts w:ascii="Arial" w:eastAsia="Arial" w:hAnsi="Arial" w:cs="Arial"/>
           <w:b/>
@@ -935,6 +936,8 @@
         <w:rPr>
           <w:rFonts w:ascii="Arial" w:eastAsia="Arial" w:hAnsi="Arial" w:cs="Arial"/>
           <w:b/>
+          <w:color w:val="000000"/>
+          <w:sz w:val="22"/>
         </w:rPr>
         <w:t>Untuk</w:t>
       </w:r>
@@ -943,6 +946,8 @@
         <w:rPr>
           <w:rFonts w:ascii="Arial" w:eastAsia="Arial" w:hAnsi="Arial" w:cs="Arial"/>
           <w:b/>
+          <w:color w:val="000000"/>
+          <w:sz w:val="22"/>
         </w:rPr>
         <w:t xml:space="preserve"> </w:t>
       </w:r>
@@ -951,6 +956,8 @@
         <w:rPr>
           <w:rFonts w:ascii="Arial" w:eastAsia="Arial" w:hAnsi="Arial" w:cs="Arial"/>
           <w:b/>
+          <w:color w:val="000000"/>
+          <w:sz w:val="22"/>
         </w:rPr>
         <w:t>Pengesahan</w:t>
       </w:r>
@@ -959,6 +966,8 @@
         <w:rPr>
           <w:rFonts w:ascii="Arial" w:eastAsia="Arial" w:hAnsi="Arial" w:cs="Arial"/>
           <w:b/>
+          <w:color w:val="000000"/>
+          <w:sz w:val="22"/>
         </w:rPr>
         <w:t xml:space="preserve"> </w:t>
       </w:r>
@@ -967,6 +976,8 @@
         <w:rPr>
           <w:rFonts w:ascii="Arial" w:eastAsia="Arial" w:hAnsi="Arial" w:cs="Arial"/>
           <w:b/>
+          <w:color w:val="000000"/>
+          <w:sz w:val="22"/>
         </w:rPr>
         <w:t>Pengajar</w:t>
       </w:r>
@@ -977,6 +988,7 @@
         <w:tblStyle w:val="TableGrid"/>
         <w:tblW w:w="0" w:type="auto"/>
         <w:tblInd w:w="-5" w:type="dxa"/>
+        <w:tblLayout w:type="autofit"/>
         <w:tblLook w:val="04A0" w:firstRow="1" w:lastRow="0" w:firstColumn="1" w:lastColumn="0" w:noHBand="0" w:noVBand="1"/>
       </w:tblPr>
       <w:tblGrid>
@@ -984,9 +996,20 @@
         <w:gridCol w:w="5665"/>
       </w:tblGrid>
       <w:tr>
+        <w:trPr>
+          <w:tblHeader w:val="true"/>
+          <w:cantSplit w:val="true"/>
+        </w:trPr>
         <w:tc>
           <w:tcPr>
             <w:tcW w:w="3402" w:type="dxa"/>
+            <w:tcMar>
+              <w:top w:w="57" w:type="dxa"/>
+              <w:left w:w="57" w:type="dxa"/>
+              <w:bottom w:w="57" w:type="dxa"/>
+              <w:right w:w="57" w:type="dxa"/>
+            </w:tcMar>
+            <w:shd w:val="clear" w:color="auto" w:fill="D9D9D9"/>
           </w:tcPr>
           <w:p>
             <w:pPr>
@@ -999,7 +1022,10 @@
             <w:r>
               <w:rPr>
                 <w:rFonts w:ascii="Arial" w:eastAsia="Arial" w:hAnsi="Arial" w:cs="Arial"/>
+                <w:b/>
                 <w:bCs/>
+                <w:color w:val="000000"/>
+                <w:sz w:val="20"/>
               </w:rPr>
               <w:t>NAMA PENGAJAR</w:t>
             </w:r>
@@ -1008,6 +1034,13 @@
         <w:tc>
           <w:tcPr>
             <w:tcW w:w="5665" w:type="dxa"/>
+            <w:tcMar>
+              <w:top w:w="57" w:type="dxa"/>
+              <w:left w:w="57" w:type="dxa"/>
+              <w:bottom w:w="57" w:type="dxa"/>
+              <w:right w:w="57" w:type="dxa"/>
+            </w:tcMar>
+            <w:shd w:val="clear" w:color="auto" w:fill="D9D9D9"/>
           </w:tcPr>
           <w:p>
             <w:pPr>
@@ -1021,9 +1054,18 @@
         </w:tc>
       </w:tr>
       <w:tr>
+        <w:trPr>
+          <w:cantSplit w:val="true"/>
+        </w:trPr>
         <w:tc>
           <w:tcPr>
             <w:tcW w:w="3402" w:type="dxa"/>
+            <w:tcMar>
+              <w:top w:w="57" w:type="dxa"/>
+              <w:left w:w="57" w:type="dxa"/>
+              <w:bottom w:w="57" w:type="dxa"/>
+              <w:right w:w="57" w:type="dxa"/>
+            </w:tcMar>
           </w:tcPr>
           <w:p>
             <w:pPr>
@@ -1037,6 +1079,8 @@
               <w:rPr>
                 <w:rFonts w:ascii="Arial" w:eastAsia="Arial" w:hAnsi="Arial" w:cs="Arial"/>
                 <w:bCs/>
+                <w:color w:val="000000"/>
+                <w:sz w:val="20"/>
               </w:rPr>
               <w:t>TANDATANGAN</w:t>
             </w:r>
@@ -1045,6 +1089,12 @@
         <w:tc>
           <w:tcPr>
             <w:tcW w:w="5665" w:type="dxa"/>
+            <w:tcMar>
+              <w:top w:w="57" w:type="dxa"/>
+              <w:left w:w="57" w:type="dxa"/>
+              <w:bottom w:w="57" w:type="dxa"/>
+              <w:right w:w="57" w:type="dxa"/>
+            </w:tcMar>
           </w:tcPr>
           <w:p>
             <w:pPr>
@@ -1076,9 +1126,18 @@
         </w:tc>
       </w:tr>
       <w:tr>
+        <w:trPr>
+          <w:cantSplit w:val="true"/>
+        </w:trPr>
         <w:tc>
           <w:tcPr>
             <w:tcW w:w="3402" w:type="dxa"/>
+            <w:tcMar>
+              <w:top w:w="57" w:type="dxa"/>
+              <w:left w:w="57" w:type="dxa"/>
+              <w:bottom w:w="57" w:type="dxa"/>
+              <w:right w:w="57" w:type="dxa"/>
+            </w:tcMar>
           </w:tcPr>
           <w:p>
             <w:pPr>
@@ -1092,6 +1151,8 @@
               <w:rPr>
                 <w:rFonts w:ascii="Arial" w:eastAsia="Arial" w:hAnsi="Arial" w:cs="Arial"/>
                 <w:bCs/>
+                <w:color w:val="000000"/>
+                <w:sz w:val="20"/>
               </w:rPr>
               <w:t>MARKAH DIPEROLEHI (%)</w:t>
             </w:r>
@@ -1100,6 +1161,12 @@
         <w:tc>
           <w:tcPr>
             <w:tcW w:w="5665" w:type="dxa"/>
+            <w:tcMar>
+              <w:top w:w="57" w:type="dxa"/>
+              <w:left w:w="57" w:type="dxa"/>
+              <w:bottom w:w="57" w:type="dxa"/>
+              <w:right w:w="57" w:type="dxa"/>
+            </w:tcMar>
           </w:tcPr>
           <w:p>
             <w:pPr>
@@ -1114,6 +1181,8 @@
               <w:rPr>
                 <w:rFonts w:ascii="Arial" w:eastAsia="Arial" w:hAnsi="Arial" w:cs="Arial"/>
                 <w:bCs/>
+                <w:color w:val="000000"/>
+                <w:sz w:val="20"/>
               </w:rPr>
               <w:t xml:space="preserve">         </w:t>
             </w:r>
@@ -1121,6 +1190,8 @@
               <w:rPr>
                 <w:rFonts w:ascii="Arial" w:eastAsia="Arial" w:hAnsi="Arial" w:cs="Arial"/>
                 <w:bCs/>
+                <w:color w:val="000000"/>
+                <w:sz w:val="20"/>
               </w:rPr>
               <w:t>/ 100%</w:t>
             </w:r>
@@ -1128,9 +1199,18 @@
         </w:tc>
       </w:tr>
       <w:tr>
+        <w:trPr>
+          <w:cantSplit w:val="true"/>
+        </w:trPr>
         <w:tc>
           <w:tcPr>
             <w:tcW w:w="3402" w:type="dxa"/>
+            <w:tcMar>
+              <w:top w:w="57" w:type="dxa"/>
+              <w:left w:w="57" w:type="dxa"/>
+              <w:bottom w:w="57" w:type="dxa"/>
+              <w:right w:w="57" w:type="dxa"/>
+            </w:tcMar>
           </w:tcPr>
           <w:p>
             <w:pPr>
@@ -1144,6 +1224,8 @@
               <w:rPr>
                 <w:rFonts w:ascii="Arial" w:eastAsia="Arial" w:hAnsi="Arial" w:cs="Arial"/>
                 <w:bCs/>
+                <w:color w:val="000000"/>
+                <w:sz w:val="20"/>
               </w:rPr>
               <w:t xml:space="preserve">KEPUTUSAN </w:t>
             </w:r>
@@ -1152,6 +1234,12 @@
         <w:tc>
           <w:tcPr>
             <w:tcW w:w="5665" w:type="dxa"/>
+            <w:tcMar>
+              <w:top w:w="57" w:type="dxa"/>
+              <w:left w:w="57" w:type="dxa"/>
+              <w:bottom w:w="57" w:type="dxa"/>
+              <w:right w:w="57" w:type="dxa"/>
+            </w:tcMar>
           </w:tcPr>
           <w:p>
             <w:pPr>
@@ -1166,6 +1254,8 @@
               <w:rPr>
                 <w:rFonts w:ascii="Arial" w:eastAsia="Arial" w:hAnsi="Arial" w:cs="Arial"/>
                 <w:bCs/>
+                <w:color w:val="000000"/>
+                <w:sz w:val="20"/>
               </w:rPr>
               <w:t>Lulus / Gagal</w:t>
             </w:r>
@@ -1184,7 +1274,8 @@
     </w:p>
     <w:p>
       <w:pPr>
-        <w:spacing w:line="360" w:lineRule="auto"/>
+        <w:spacing w:line="276" w:lineRule="auto" w:after="120"/>
+        <w:jc w:val="left"/>
         <w:rPr>
           <w:rFonts w:ascii="Arial" w:eastAsia="Arial" w:hAnsi="Arial" w:cs="Arial"/>
           <w:b/>
@@ -1195,6 +1286,8 @@
         <w:rPr>
           <w:rFonts w:ascii="Arial" w:eastAsia="Arial" w:hAnsi="Arial" w:cs="Arial"/>
           <w:b/>
+          <w:color w:val="000000"/>
+          <w:sz w:val="22"/>
         </w:rPr>
         <w:t>Markah</w:t>
       </w:r>
@@ -1203,6 +1296,8 @@
         <w:rPr>
           <w:rFonts w:ascii="Arial" w:eastAsia="Arial" w:hAnsi="Arial" w:cs="Arial"/>
           <w:b/>
+          <w:color w:val="000000"/>
+          <w:sz w:val="22"/>
         </w:rPr>
         <w:t xml:space="preserve"> lulus minimum: 60%</w:t>
       </w:r>
@@ -1239,8 +1334,8 @@
     </w:p>
     <w:p>
       <w:pPr>
-        <w:spacing w:line="360" w:lineRule="auto"/>
-        <w:jc w:val="both"/>
+        <w:spacing w:line="276" w:lineRule="auto" w:after="120"/>
+        <w:jc w:val="left"/>
         <w:rPr>
           <w:rFonts w:ascii="Arial" w:eastAsia="Arial" w:hAnsi="Arial" w:cs="Arial"/>
           <w:b/>
@@ -1250,6 +1345,8 @@
         <w:rPr>
           <w:rFonts w:ascii="Arial" w:eastAsia="Arial" w:hAnsi="Arial" w:cs="Arial"/>
           <w:b/>
+          <w:color w:val="000000"/>
+          <w:sz w:val="22"/>
         </w:rPr>
         <w:lastRenderedPageBreak/>
         <w:t>ARAHAN PENILAIAN PENGETAHUAN:</w:t>
@@ -1270,7 +1367,9 @@
           <w:ilvl w:val="0"/>
           <w:numId w:val="10"/>
         </w:numPr>
-        <w:spacing w:after="200" w:line="360" w:lineRule="auto"/>
+        <w:spacing w:after="40" w:line="276" w:lineRule="auto"/>
+        <w:ind w:left="357" w:hanging="357"/>
+        <w:jc w:val="left"/>
         <w:rPr>
           <w:rFonts w:ascii="Arial" w:eastAsia="Arial" w:hAnsi="Arial" w:cs="Arial"/>
           <w:b/>
@@ -1282,6 +1381,8 @@
       <w:r>
         <w:rPr>
           <w:rFonts w:ascii="Arial" w:eastAsia="Arial" w:hAnsi="Arial" w:cs="Arial"/>
+          <w:color w:val="000000"/>
+          <w:sz w:val="22"/>
         </w:rPr>
         <w:t>Tuliskan</w:t>
       </w:r>
@@ -1289,6 +1390,8 @@
       <w:r>
         <w:rPr>
           <w:rFonts w:ascii="Arial" w:eastAsia="Arial" w:hAnsi="Arial" w:cs="Arial"/>
+          <w:color w:val="000000"/>
+          <w:sz w:val="22"/>
         </w:rPr>
         <w:t xml:space="preserve"> Nama dan </w:t>
       </w:r>
@@ -1296,6 +1399,8 @@
       <w:r>
         <w:rPr>
           <w:rFonts w:ascii="Arial" w:eastAsia="Arial" w:hAnsi="Arial" w:cs="Arial"/>
+          <w:color w:val="000000"/>
+          <w:sz w:val="22"/>
         </w:rPr>
         <w:t>Nombor</w:t>
       </w:r>
@@ -1303,6 +1408,8 @@
       <w:r>
         <w:rPr>
           <w:rFonts w:ascii="Arial" w:eastAsia="Arial" w:hAnsi="Arial" w:cs="Arial"/>
+          <w:color w:val="000000"/>
+          <w:sz w:val="22"/>
         </w:rPr>
         <w:t xml:space="preserve"> Kad </w:t>
       </w:r>
@@ -1310,6 +1417,8 @@
       <w:r>
         <w:rPr>
           <w:rFonts w:ascii="Arial" w:eastAsia="Arial" w:hAnsi="Arial" w:cs="Arial"/>
+          <w:color w:val="000000"/>
+          <w:sz w:val="22"/>
         </w:rPr>
         <w:t>Pengenalan</w:t>
       </w:r>
@@ -1317,6 +1426,8 @@
       <w:r>
         <w:rPr>
           <w:rFonts w:ascii="Arial" w:eastAsia="Arial" w:hAnsi="Arial" w:cs="Arial"/>
+          <w:color w:val="000000"/>
+          <w:sz w:val="22"/>
         </w:rPr>
         <w:t xml:space="preserve"> pada </w:t>
       </w:r>
@@ -1324,6 +1435,8 @@
       <w:r>
         <w:rPr>
           <w:rFonts w:ascii="Arial" w:eastAsia="Arial" w:hAnsi="Arial" w:cs="Arial"/>
+          <w:color w:val="000000"/>
+          <w:sz w:val="22"/>
         </w:rPr>
         <w:t>ruangan</w:t>
       </w:r>
@@ -1331,6 +1444,8 @@
       <w:r>
         <w:rPr>
           <w:rFonts w:ascii="Arial" w:eastAsia="Arial" w:hAnsi="Arial" w:cs="Arial"/>
+          <w:color w:val="000000"/>
+          <w:sz w:val="22"/>
         </w:rPr>
         <w:t xml:space="preserve"> yang </w:t>
       </w:r>
@@ -1338,6 +1453,8 @@
       <w:r>
         <w:rPr>
           <w:rFonts w:ascii="Arial" w:eastAsia="Arial" w:hAnsi="Arial" w:cs="Arial"/>
+          <w:color w:val="000000"/>
+          <w:sz w:val="22"/>
         </w:rPr>
         <w:t>disediakan</w:t>
       </w:r>
@@ -1345,6 +1462,8 @@
       <w:r>
         <w:rPr>
           <w:rFonts w:ascii="Arial" w:eastAsia="Arial" w:hAnsi="Arial" w:cs="Arial"/>
+          <w:color w:val="000000"/>
+          <w:sz w:val="22"/>
         </w:rPr>
         <w:t xml:space="preserve">. </w:t>
       </w:r>
@@ -1356,7 +1475,9 @@
           <w:ilvl w:val="0"/>
           <w:numId w:val="10"/>
         </w:numPr>
-        <w:spacing w:after="200" w:line="360" w:lineRule="auto"/>
+        <w:spacing w:after="40" w:line="276" w:lineRule="auto"/>
+        <w:ind w:left="357" w:hanging="357"/>
+        <w:jc w:val="left"/>
         <w:rPr>
           <w:rFonts w:ascii="Arial" w:eastAsia="Arial" w:hAnsi="Arial" w:cs="Arial"/>
           <w:b/>
@@ -1367,6 +1488,8 @@
       <w:r>
         <w:rPr>
           <w:rFonts w:ascii="Arial" w:eastAsia="Arial" w:hAnsi="Arial" w:cs="Arial"/>
+          <w:color w:val="000000"/>
+          <w:sz w:val="22"/>
         </w:rPr>
         <w:t xml:space="preserve">Bakat </w:t>
       </w:r>
@@ -1374,6 +1497,8 @@
       <w:r>
         <w:rPr>
           <w:rFonts w:ascii="Arial" w:eastAsia="Arial" w:hAnsi="Arial" w:cs="Arial"/>
+          <w:color w:val="000000"/>
+          <w:sz w:val="22"/>
         </w:rPr>
         <w:t>tidak</w:t>
       </w:r>
@@ -1381,6 +1506,8 @@
       <w:r>
         <w:rPr>
           <w:rFonts w:ascii="Arial" w:eastAsia="Arial" w:hAnsi="Arial" w:cs="Arial"/>
+          <w:color w:val="000000"/>
+          <w:sz w:val="22"/>
         </w:rPr>
         <w:t xml:space="preserve"> </w:t>
       </w:r>
@@ -1388,6 +1515,8 @@
       <w:r>
         <w:rPr>
           <w:rFonts w:ascii="Arial" w:eastAsia="Arial" w:hAnsi="Arial" w:cs="Arial"/>
+          <w:color w:val="000000"/>
+          <w:sz w:val="22"/>
         </w:rPr>
         <w:t>dibenarkan</w:t>
       </w:r>
@@ -1395,6 +1524,8 @@
       <w:r>
         <w:rPr>
           <w:rFonts w:ascii="Arial" w:eastAsia="Arial" w:hAnsi="Arial" w:cs="Arial"/>
+          <w:color w:val="000000"/>
+          <w:sz w:val="22"/>
         </w:rPr>
         <w:t xml:space="preserve"> </w:t>
       </w:r>
@@ -1402,6 +1533,8 @@
       <w:r>
         <w:rPr>
           <w:rFonts w:ascii="Arial" w:eastAsia="Arial" w:hAnsi="Arial" w:cs="Arial"/>
+          <w:color w:val="000000"/>
+          <w:sz w:val="22"/>
         </w:rPr>
         <w:t>membuka</w:t>
       </w:r>
@@ -1409,6 +1542,8 @@
       <w:r>
         <w:rPr>
           <w:rFonts w:ascii="Arial" w:eastAsia="Arial" w:hAnsi="Arial" w:cs="Arial"/>
+          <w:color w:val="000000"/>
+          <w:sz w:val="22"/>
         </w:rPr>
         <w:t xml:space="preserve"> </w:t>
       </w:r>
@@ -1416,6 +1551,8 @@
       <w:r>
         <w:rPr>
           <w:rFonts w:ascii="Arial" w:eastAsia="Arial" w:hAnsi="Arial" w:cs="Arial"/>
+          <w:color w:val="000000"/>
+          <w:sz w:val="22"/>
         </w:rPr>
         <w:t>kertas</w:t>
       </w:r>
@@ -1423,6 +1560,8 @@
       <w:r>
         <w:rPr>
           <w:rFonts w:ascii="Arial" w:eastAsia="Arial" w:hAnsi="Arial" w:cs="Arial"/>
+          <w:color w:val="000000"/>
+          <w:sz w:val="22"/>
         </w:rPr>
         <w:t xml:space="preserve"> </w:t>
       </w:r>
@@ -1430,6 +1569,8 @@
       <w:r>
         <w:rPr>
           <w:rFonts w:ascii="Arial" w:eastAsia="Arial" w:hAnsi="Arial" w:cs="Arial"/>
+          <w:color w:val="000000"/>
+          <w:sz w:val="22"/>
         </w:rPr>
         <w:t>soalan</w:t>
       </w:r>
@@ -1437,6 +1578,8 @@
       <w:r>
         <w:rPr>
           <w:rFonts w:ascii="Arial" w:eastAsia="Arial" w:hAnsi="Arial" w:cs="Arial"/>
+          <w:color w:val="000000"/>
+          <w:sz w:val="22"/>
         </w:rPr>
         <w:t xml:space="preserve"> </w:t>
       </w:r>
@@ -1444,6 +1587,8 @@
       <w:r>
         <w:rPr>
           <w:rFonts w:ascii="Arial" w:eastAsia="Arial" w:hAnsi="Arial" w:cs="Arial"/>
+          <w:color w:val="000000"/>
+          <w:sz w:val="22"/>
         </w:rPr>
         <w:t>sehingga</w:t>
       </w:r>
@@ -1451,6 +1596,8 @@
       <w:r>
         <w:rPr>
           <w:rFonts w:ascii="Arial" w:eastAsia="Arial" w:hAnsi="Arial" w:cs="Arial"/>
+          <w:color w:val="000000"/>
+          <w:sz w:val="22"/>
         </w:rPr>
         <w:t xml:space="preserve"> </w:t>
       </w:r>
@@ -1458,6 +1605,8 @@
       <w:r>
         <w:rPr>
           <w:rFonts w:ascii="Arial" w:eastAsia="Arial" w:hAnsi="Arial" w:cs="Arial"/>
+          <w:color w:val="000000"/>
+          <w:sz w:val="22"/>
         </w:rPr>
         <w:t>dibenarkan</w:t>
       </w:r>
@@ -1465,6 +1614,8 @@
       <w:r>
         <w:rPr>
           <w:rFonts w:ascii="Arial" w:eastAsia="Arial" w:hAnsi="Arial" w:cs="Arial"/>
+          <w:color w:val="000000"/>
+          <w:sz w:val="22"/>
         </w:rPr>
         <w:t xml:space="preserve">. </w:t>
       </w:r>
@@ -1476,7 +1627,9 @@
           <w:ilvl w:val="0"/>
           <w:numId w:val="10"/>
         </w:numPr>
-        <w:spacing w:after="200" w:line="360" w:lineRule="auto"/>
+        <w:spacing w:after="40" w:line="276" w:lineRule="auto"/>
+        <w:ind w:left="357" w:hanging="357"/>
+        <w:jc w:val="left"/>
         <w:rPr>
           <w:rFonts w:ascii="Arial" w:eastAsia="Arial" w:hAnsi="Arial" w:cs="Arial"/>
           <w:b/>
@@ -1487,6 +1640,8 @@
       <w:r>
         <w:rPr>
           <w:rFonts w:ascii="Arial" w:eastAsia="Arial" w:hAnsi="Arial" w:cs="Arial"/>
+          <w:color w:val="000000"/>
+          <w:sz w:val="22"/>
         </w:rPr>
         <w:t xml:space="preserve">Bakat </w:t>
       </w:r>
@@ -1494,6 +1649,8 @@
       <w:r>
         <w:rPr>
           <w:rFonts w:ascii="Arial" w:eastAsia="Arial" w:hAnsi="Arial" w:cs="Arial"/>
+          <w:color w:val="000000"/>
+          <w:sz w:val="22"/>
         </w:rPr>
         <w:t>hendaklah</w:t>
       </w:r>
@@ -1501,6 +1658,8 @@
       <w:r>
         <w:rPr>
           <w:rFonts w:ascii="Arial" w:eastAsia="Arial" w:hAnsi="Arial" w:cs="Arial"/>
+          <w:color w:val="000000"/>
+          <w:sz w:val="22"/>
         </w:rPr>
         <w:t xml:space="preserve"> </w:t>
       </w:r>
@@ -1508,6 +1667,8 @@
       <w:r>
         <w:rPr>
           <w:rFonts w:ascii="Arial" w:eastAsia="Arial" w:hAnsi="Arial" w:cs="Arial"/>
+          <w:color w:val="000000"/>
+          <w:sz w:val="22"/>
         </w:rPr>
         <w:t>menjawab</w:t>
       </w:r>
@@ -1515,6 +1676,8 @@
       <w:r>
         <w:rPr>
           <w:rFonts w:ascii="Arial" w:eastAsia="Arial" w:hAnsi="Arial" w:cs="Arial"/>
+          <w:color w:val="000000"/>
+          <w:sz w:val="22"/>
         </w:rPr>
         <w:t xml:space="preserve"> </w:t>
       </w:r>
@@ -1522,6 +1685,8 @@
       <w:r>
         <w:rPr>
           <w:rFonts w:ascii="Arial" w:eastAsia="Arial" w:hAnsi="Arial" w:cs="Arial"/>
+          <w:color w:val="000000"/>
+          <w:sz w:val="22"/>
         </w:rPr>
         <w:t>semua</w:t>
       </w:r>
@@ -1529,6 +1694,8 @@
       <w:r>
         <w:rPr>
           <w:rFonts w:ascii="Arial" w:eastAsia="Arial" w:hAnsi="Arial" w:cs="Arial"/>
+          <w:color w:val="000000"/>
+          <w:sz w:val="22"/>
         </w:rPr>
         <w:t xml:space="preserve"> </w:t>
       </w:r>
@@ -1536,6 +1703,8 @@
       <w:r>
         <w:rPr>
           <w:rFonts w:ascii="Arial" w:eastAsia="Arial" w:hAnsi="Arial" w:cs="Arial"/>
+          <w:color w:val="000000"/>
+          <w:sz w:val="22"/>
         </w:rPr>
         <w:t>soalan</w:t>
       </w:r>
@@ -1543,6 +1712,8 @@
       <w:r>
         <w:rPr>
           <w:rFonts w:ascii="Arial" w:eastAsia="Arial" w:hAnsi="Arial" w:cs="Arial"/>
+          <w:color w:val="000000"/>
+          <w:sz w:val="22"/>
         </w:rPr>
         <w:t xml:space="preserve">. </w:t>
       </w:r>
@@ -1554,7 +1725,9 @@
           <w:ilvl w:val="0"/>
           <w:numId w:val="10"/>
         </w:numPr>
-        <w:spacing w:after="200" w:line="360" w:lineRule="auto"/>
+        <w:spacing w:after="40" w:line="276" w:lineRule="auto"/>
+        <w:ind w:left="357" w:hanging="357"/>
+        <w:jc w:val="left"/>
         <w:rPr>
           <w:rFonts w:ascii="Arial" w:eastAsia="Arial" w:hAnsi="Arial" w:cs="Arial"/>
           <w:b/>
@@ -1566,6 +1739,8 @@
       <w:r>
         <w:rPr>
           <w:rFonts w:ascii="Arial" w:eastAsia="Arial" w:hAnsi="Arial" w:cs="Arial"/>
+          <w:color w:val="000000"/>
+          <w:sz w:val="22"/>
         </w:rPr>
         <w:t>Dilarang</w:t>
       </w:r>
@@ -1573,6 +1748,8 @@
       <w:r>
         <w:rPr>
           <w:rFonts w:ascii="Arial" w:eastAsia="Arial" w:hAnsi="Arial" w:cs="Arial"/>
+          <w:color w:val="000000"/>
+          <w:sz w:val="22"/>
         </w:rPr>
         <w:t xml:space="preserve"> </w:t>
       </w:r>
@@ -1580,6 +1757,8 @@
       <w:r>
         <w:rPr>
           <w:rFonts w:ascii="Arial" w:eastAsia="Arial" w:hAnsi="Arial" w:cs="Arial"/>
+          <w:color w:val="000000"/>
+          <w:sz w:val="22"/>
         </w:rPr>
         <w:t>membawa</w:t>
       </w:r>
@@ -1587,6 +1766,8 @@
       <w:r>
         <w:rPr>
           <w:rFonts w:ascii="Arial" w:eastAsia="Arial" w:hAnsi="Arial" w:cs="Arial"/>
+          <w:color w:val="000000"/>
+          <w:sz w:val="22"/>
         </w:rPr>
         <w:t xml:space="preserve"> nota dan </w:t>
       </w:r>
@@ -1594,6 +1775,8 @@
       <w:r>
         <w:rPr>
           <w:rFonts w:ascii="Arial" w:eastAsia="Arial" w:hAnsi="Arial" w:cs="Arial"/>
+          <w:color w:val="000000"/>
+          <w:sz w:val="22"/>
         </w:rPr>
         <w:t>sebarang</w:t>
       </w:r>
@@ -1601,6 +1784,8 @@
       <w:r>
         <w:rPr>
           <w:rFonts w:ascii="Arial" w:eastAsia="Arial" w:hAnsi="Arial" w:cs="Arial"/>
+          <w:color w:val="000000"/>
+          <w:sz w:val="22"/>
         </w:rPr>
         <w:t xml:space="preserve"> </w:t>
       </w:r>
@@ -1608,6 +1793,8 @@
       <w:r>
         <w:rPr>
           <w:rFonts w:ascii="Arial" w:eastAsia="Arial" w:hAnsi="Arial" w:cs="Arial"/>
+          <w:color w:val="000000"/>
+          <w:sz w:val="22"/>
         </w:rPr>
         <w:t>bahan</w:t>
       </w:r>
@@ -1615,6 +1802,8 @@
       <w:r>
         <w:rPr>
           <w:rFonts w:ascii="Arial" w:eastAsia="Arial" w:hAnsi="Arial" w:cs="Arial"/>
+          <w:color w:val="000000"/>
+          <w:sz w:val="22"/>
         </w:rPr>
         <w:t xml:space="preserve"> </w:t>
       </w:r>
@@ -1622,6 +1811,8 @@
       <w:r>
         <w:rPr>
           <w:rFonts w:ascii="Arial" w:eastAsia="Arial" w:hAnsi="Arial" w:cs="Arial"/>
+          <w:color w:val="000000"/>
+          <w:sz w:val="22"/>
         </w:rPr>
         <w:t>rujukan</w:t>
       </w:r>
@@ -1629,6 +1820,8 @@
       <w:r>
         <w:rPr>
           <w:rFonts w:ascii="Arial" w:eastAsia="Arial" w:hAnsi="Arial" w:cs="Arial"/>
+          <w:color w:val="000000"/>
+          <w:sz w:val="22"/>
         </w:rPr>
         <w:t xml:space="preserve"> </w:t>
       </w:r>
@@ -1636,6 +1829,8 @@
       <w:r>
         <w:rPr>
           <w:rFonts w:ascii="Arial" w:eastAsia="Arial" w:hAnsi="Arial" w:cs="Arial"/>
+          <w:color w:val="000000"/>
+          <w:sz w:val="22"/>
         </w:rPr>
         <w:t>kecuali</w:t>
       </w:r>
@@ -1643,6 +1838,8 @@
       <w:r>
         <w:rPr>
           <w:rFonts w:ascii="Arial" w:eastAsia="Arial" w:hAnsi="Arial" w:cs="Arial"/>
+          <w:color w:val="000000"/>
+          <w:sz w:val="22"/>
         </w:rPr>
         <w:t xml:space="preserve"> yang </w:t>
       </w:r>
@@ -1650,6 +1847,8 @@
       <w:r>
         <w:rPr>
           <w:rFonts w:ascii="Arial" w:eastAsia="Arial" w:hAnsi="Arial" w:cs="Arial"/>
+          <w:color w:val="000000"/>
+          <w:sz w:val="22"/>
         </w:rPr>
         <w:t>dibenarkan</w:t>
       </w:r>
@@ -1657,6 +1856,8 @@
       <w:r>
         <w:rPr>
           <w:rFonts w:ascii="Arial" w:eastAsia="Arial" w:hAnsi="Arial" w:cs="Arial"/>
+          <w:color w:val="000000"/>
+          <w:sz w:val="22"/>
         </w:rPr>
         <w:t>.</w:t>
       </w:r>
@@ -1668,7 +1869,9 @@
           <w:ilvl w:val="0"/>
           <w:numId w:val="10"/>
         </w:numPr>
-        <w:spacing w:after="200" w:line="360" w:lineRule="auto"/>
+        <w:spacing w:after="40" w:line="276" w:lineRule="auto"/>
+        <w:ind w:left="357" w:hanging="357"/>
+        <w:jc w:val="left"/>
         <w:rPr>
           <w:rFonts w:ascii="Arial" w:eastAsia="Arial" w:hAnsi="Arial" w:cs="Arial"/>
           <w:b/>
@@ -1680,6 +1883,8 @@
       <w:r>
         <w:rPr>
           <w:rFonts w:ascii="Arial" w:eastAsia="Arial" w:hAnsi="Arial" w:cs="Arial"/>
+          <w:color w:val="000000"/>
+          <w:sz w:val="22"/>
         </w:rPr>
         <w:t>Dilarang</w:t>
       </w:r>
@@ -1687,6 +1892,8 @@
       <w:r>
         <w:rPr>
           <w:rFonts w:ascii="Arial" w:eastAsia="Arial" w:hAnsi="Arial" w:cs="Arial"/>
+          <w:color w:val="000000"/>
+          <w:sz w:val="22"/>
         </w:rPr>
         <w:t xml:space="preserve"> </w:t>
       </w:r>
@@ -1694,6 +1901,8 @@
       <w:r>
         <w:rPr>
           <w:rFonts w:ascii="Arial" w:eastAsia="Arial" w:hAnsi="Arial" w:cs="Arial"/>
+          <w:color w:val="000000"/>
+          <w:sz w:val="22"/>
         </w:rPr>
         <w:t>meniru</w:t>
       </w:r>
@@ -1701,6 +1910,8 @@
       <w:r>
         <w:rPr>
           <w:rFonts w:ascii="Arial" w:eastAsia="Arial" w:hAnsi="Arial" w:cs="Arial"/>
+          <w:color w:val="000000"/>
+          <w:sz w:val="22"/>
         </w:rPr>
         <w:t xml:space="preserve"> </w:t>
       </w:r>
@@ -1708,6 +1919,8 @@
       <w:r>
         <w:rPr>
           <w:rFonts w:ascii="Arial" w:eastAsia="Arial" w:hAnsi="Arial" w:cs="Arial"/>
+          <w:color w:val="000000"/>
+          <w:sz w:val="22"/>
         </w:rPr>
         <w:t>semasa</w:t>
       </w:r>
@@ -1715,6 +1928,8 @@
       <w:r>
         <w:rPr>
           <w:rFonts w:ascii="Arial" w:eastAsia="Arial" w:hAnsi="Arial" w:cs="Arial"/>
+          <w:color w:val="000000"/>
+          <w:sz w:val="22"/>
         </w:rPr>
         <w:t xml:space="preserve"> </w:t>
       </w:r>
@@ -1722,6 +1937,8 @@
       <w:r>
         <w:rPr>
           <w:rFonts w:ascii="Arial" w:eastAsia="Arial" w:hAnsi="Arial" w:cs="Arial"/>
+          <w:color w:val="000000"/>
+          <w:sz w:val="22"/>
         </w:rPr>
         <w:t>penilaian</w:t>
       </w:r>
@@ -1729,6 +1946,8 @@
       <w:r>
         <w:rPr>
           <w:rFonts w:ascii="Arial" w:eastAsia="Arial" w:hAnsi="Arial" w:cs="Arial"/>
+          <w:color w:val="000000"/>
+          <w:sz w:val="22"/>
         </w:rPr>
         <w:t xml:space="preserve">. </w:t>
       </w:r>
@@ -1740,7 +1959,9 @@
           <w:ilvl w:val="0"/>
           <w:numId w:val="10"/>
         </w:numPr>
-        <w:spacing w:after="200" w:line="360" w:lineRule="auto"/>
+        <w:spacing w:after="40" w:line="276" w:lineRule="auto"/>
+        <w:ind w:left="357" w:hanging="357"/>
+        <w:jc w:val="left"/>
         <w:rPr>
           <w:rFonts w:ascii="Arial" w:eastAsia="Arial" w:hAnsi="Arial" w:cs="Arial"/>
           <w:b/>
@@ -1752,6 +1973,8 @@
       <w:r>
         <w:rPr>
           <w:rFonts w:ascii="Arial" w:eastAsia="Arial" w:hAnsi="Arial" w:cs="Arial"/>
+          <w:color w:val="000000"/>
+          <w:sz w:val="22"/>
         </w:rPr>
         <w:t>Dilarang</w:t>
       </w:r>
@@ -1759,6 +1982,8 @@
       <w:r>
         <w:rPr>
           <w:rFonts w:ascii="Arial" w:eastAsia="Arial" w:hAnsi="Arial" w:cs="Arial"/>
+          <w:color w:val="000000"/>
+          <w:sz w:val="22"/>
         </w:rPr>
         <w:t xml:space="preserve"> </w:t>
       </w:r>
@@ -1766,6 +1991,8 @@
       <w:r>
         <w:rPr>
           <w:rFonts w:ascii="Arial" w:eastAsia="Arial" w:hAnsi="Arial" w:cs="Arial"/>
+          <w:color w:val="000000"/>
+          <w:sz w:val="22"/>
         </w:rPr>
         <w:t>membawa</w:t>
       </w:r>
@@ -1773,6 +2000,8 @@
       <w:r>
         <w:rPr>
           <w:rFonts w:ascii="Arial" w:eastAsia="Arial" w:hAnsi="Arial" w:cs="Arial"/>
+          <w:color w:val="000000"/>
+          <w:sz w:val="22"/>
         </w:rPr>
         <w:t xml:space="preserve"> </w:t>
       </w:r>
@@ -1780,6 +2009,8 @@
       <w:r>
         <w:rPr>
           <w:rFonts w:ascii="Arial" w:eastAsia="Arial" w:hAnsi="Arial" w:cs="Arial"/>
+          <w:color w:val="000000"/>
+          <w:sz w:val="22"/>
         </w:rPr>
         <w:t>keluar</w:t>
       </w:r>
@@ -1787,6 +2018,8 @@
       <w:r>
         <w:rPr>
           <w:rFonts w:ascii="Arial" w:eastAsia="Arial" w:hAnsi="Arial" w:cs="Arial"/>
+          <w:color w:val="000000"/>
+          <w:sz w:val="22"/>
         </w:rPr>
         <w:t xml:space="preserve"> </w:t>
       </w:r>
@@ -1794,6 +2027,8 @@
       <w:r>
         <w:rPr>
           <w:rFonts w:ascii="Arial" w:eastAsia="Arial" w:hAnsi="Arial" w:cs="Arial"/>
+          <w:color w:val="000000"/>
+          <w:sz w:val="22"/>
         </w:rPr>
         <w:t>kertas</w:t>
       </w:r>
@@ -1801,6 +2036,8 @@
       <w:r>
         <w:rPr>
           <w:rFonts w:ascii="Arial" w:eastAsia="Arial" w:hAnsi="Arial" w:cs="Arial"/>
+          <w:color w:val="000000"/>
+          <w:sz w:val="22"/>
         </w:rPr>
         <w:t xml:space="preserve"> </w:t>
       </w:r>
@@ -1808,6 +2045,8 @@
       <w:r>
         <w:rPr>
           <w:rFonts w:ascii="Arial" w:eastAsia="Arial" w:hAnsi="Arial" w:cs="Arial"/>
+          <w:color w:val="000000"/>
+          <w:sz w:val="22"/>
         </w:rPr>
         <w:t>soalan</w:t>
       </w:r>
@@ -1815,6 +2054,8 @@
       <w:r>
         <w:rPr>
           <w:rFonts w:ascii="Arial" w:eastAsia="Arial" w:hAnsi="Arial" w:cs="Arial"/>
+          <w:color w:val="000000"/>
+          <w:sz w:val="22"/>
         </w:rPr>
         <w:t xml:space="preserve"> </w:t>
       </w:r>
@@ -1822,6 +2063,8 @@
       <w:r>
         <w:rPr>
           <w:rFonts w:ascii="Arial" w:eastAsia="Arial" w:hAnsi="Arial" w:cs="Arial"/>
+          <w:color w:val="000000"/>
+          <w:sz w:val="22"/>
         </w:rPr>
         <w:t>dari</w:t>
       </w:r>
@@ -1829,6 +2072,8 @@
       <w:r>
         <w:rPr>
           <w:rFonts w:ascii="Arial" w:eastAsia="Arial" w:hAnsi="Arial" w:cs="Arial"/>
+          <w:color w:val="000000"/>
+          <w:sz w:val="22"/>
         </w:rPr>
         <w:t xml:space="preserve"> </w:t>
       </w:r>
@@ -1836,6 +2081,8 @@
       <w:r>
         <w:rPr>
           <w:rFonts w:ascii="Arial" w:eastAsia="Arial" w:hAnsi="Arial" w:cs="Arial"/>
+          <w:color w:val="000000"/>
+          <w:sz w:val="22"/>
         </w:rPr>
         <w:t>bilik</w:t>
       </w:r>
@@ -1843,6 +2090,8 @@
       <w:r>
         <w:rPr>
           <w:rFonts w:ascii="Arial" w:eastAsia="Arial" w:hAnsi="Arial" w:cs="Arial"/>
+          <w:color w:val="000000"/>
+          <w:sz w:val="22"/>
         </w:rPr>
         <w:t xml:space="preserve"> </w:t>
       </w:r>
@@ -1850,6 +2099,8 @@
       <w:r>
         <w:rPr>
           <w:rFonts w:ascii="Arial" w:eastAsia="Arial" w:hAnsi="Arial" w:cs="Arial"/>
+          <w:color w:val="000000"/>
+          <w:sz w:val="22"/>
         </w:rPr>
         <w:t>peperiksaan</w:t>
       </w:r>
@@ -1857,1313 +2108,2151 @@
       <w:r>
         <w:rPr>
           <w:rFonts w:ascii="Arial" w:eastAsia="Arial" w:hAnsi="Arial" w:cs="Arial"/>
+          <w:color w:val="000000"/>
+          <w:sz w:val="22"/>
         </w:rPr>
         <w:t>.</w:t>
       </w:r>
       <w:r>
+        <w:rPr>
+          <w:rFonts w:ascii="Arial" w:eastAsia="Arial" w:hAnsi="Arial" w:cs="Arial"/>
+          <w:b/>
+          <w:bCs/>
+          <w:color w:val="000000"/>
+          <w:sz w:val="22"/>
+          <w:u w:val="single"/>
+        </w:rPr>
+        <w:br/>
+      </w:r>
+    </w:p>
+    <w:p>
+      <w:pPr>
+        <w:suppressAutoHyphens w:val="0"/>
         <w:rPr>
           <w:rFonts w:ascii="Arial" w:eastAsia="Arial" w:hAnsi="Arial" w:cs="Arial"/>
           <w:b/>
           <w:bCs/>
           <w:u w:val="single"/>
         </w:rPr>
-        <w:br/>
-      </w:r>
-    </w:p>
-    <w:p>
-      <w:pPr>
-        <w:suppressAutoHyphens w:val="0"/>
+      </w:pPr>
+      <w:r>
         <w:rPr>
           <w:rFonts w:ascii="Arial" w:eastAsia="Arial" w:hAnsi="Arial" w:cs="Arial"/>
           <w:b/>
           <w:bCs/>
           <w:u w:val="single"/>
         </w:rPr>
-      </w:pPr>
-      <w:r>
-        <w:rPr>
-          <w:rFonts w:ascii="Arial" w:eastAsia="Arial" w:hAnsi="Arial" w:cs="Arial"/>
+        <w:br w:type="page"/>
+      </w:r>
+    </w:p>
+    <w:p/>
+    <w:p>
+      <w:pPr>
+        <w:spacing w:before="120" w:after="120" w:line="276" w:lineRule="auto"/>
+        <w:jc w:val="left"/>
+      </w:pPr>
+      <w:r>
+        <w:rPr>
+          <w:rFonts w:ascii="Arial" w:hAnsi="Arial" w:cs="Arial"/>
           <w:b/>
-          <w:bCs/>
-          <w:u w:val="single"/>
-        </w:rPr>
+          <w:color w:val="000000"/>
+          <w:sz w:val="24"/>
+        </w:rPr>
+        <w:t>BAHAGIAN A — SOALAN OBJEKTIF</w:t>
+      </w:r>
+    </w:p>
+    <w:p/>
+    <w:p>
+      <w:pPr>
+        <w:spacing w:line="276" w:lineRule="auto" w:after="120"/>
+        <w:jc w:val="left"/>
+      </w:pPr>
+      <w:r>
+        <w:rPr>
+          <w:rFonts w:ascii="Arial" w:hAnsi="Arial" w:cs="Arial"/>
+          <w:b/>
+          <w:color w:val="000000"/>
+          <w:sz w:val="22"/>
+        </w:rPr>
+        <w:t>Soalan WA1 — Perform shot selection</w:t>
+      </w:r>
+    </w:p>
+    <w:p>
+      <w:pPr>
+        <w:spacing w:line="276" w:lineRule="auto" w:after="120"/>
+        <w:jc w:val="left"/>
+      </w:pPr>
+      <w:r>
+        <w:rPr>
+          <w:rFonts w:ascii="Arial" w:hAnsi="Arial" w:cs="Arial"/>
+          <w:b/>
+          <w:color w:val="000000"/>
+          <w:sz w:val="22"/>
+        </w:rPr>
+        <w:t>✅ 1. SOALAN TAHAP SEDERHANA — KONSTRUK PROSEDUR</w:t>
+      </w:r>
+    </w:p>
+    <w:p>
+      <w:pPr>
+        <w:spacing w:line="276" w:lineRule="auto" w:after="120"/>
+        <w:jc w:val="left"/>
+      </w:pPr>
+      <w:r>
+        <w:rPr>
+          <w:rFonts w:ascii="Arial" w:hAnsi="Arial" w:cs="Arial"/>
+          <w:b w:val="0"/>
+          <w:color w:val="000000"/>
+          <w:sz w:val="22"/>
+        </w:rPr>
+        <w:t>Apakah tindakan yang perlu diambil oleh Editor sebaik sahaja mengenal pasti satu good shot semasa mempratonton footage buat kali pertama?</w:t>
+      </w:r>
+    </w:p>
+    <w:p>
+      <w:pPr>
+        <w:spacing w:line="276" w:lineRule="auto" w:after="120"/>
+        <w:jc w:val="left"/>
+      </w:pPr>
+      <w:r>
+        <w:rPr>
+          <w:rFonts w:ascii="Arial" w:hAnsi="Arial" w:cs="Arial"/>
+          <w:b w:val="0"/>
+          <w:color w:val="000000"/>
+          <w:sz w:val="22"/>
+        </w:rPr>
+        <w:t>A. Menanda shot tersebut serta-merta supaya tidak perlu dipratonton semula.</w:t>
+      </w:r>
+    </w:p>
+    <w:p>
+      <w:pPr>
+        <w:spacing w:line="276" w:lineRule="auto" w:after="120"/>
+        <w:jc w:val="left"/>
+      </w:pPr>
+      <w:r>
+        <w:rPr>
+          <w:rFonts w:ascii="Arial" w:hAnsi="Arial" w:cs="Arial"/>
+          <w:b w:val="0"/>
+          <w:color w:val="000000"/>
+          <w:sz w:val="22"/>
+        </w:rPr>
+        <w:t>B. Meneruskan pratonton dan menanda semua shot di penghujung sesi sahaja.</w:t>
+      </w:r>
+    </w:p>
+    <w:p>
+      <w:pPr>
+        <w:spacing w:line="276" w:lineRule="auto" w:after="120"/>
+        <w:jc w:val="left"/>
+      </w:pPr>
+      <w:r>
+        <w:rPr>
+          <w:rFonts w:ascii="Arial" w:hAnsi="Arial" w:cs="Arial"/>
+          <w:b w:val="0"/>
+          <w:color w:val="000000"/>
+          <w:sz w:val="22"/>
+        </w:rPr>
+        <w:t>C. Memadam shot yang tidak dipilih daripada fail sumber.</w:t>
+      </w:r>
+    </w:p>
+    <w:p>
+      <w:pPr>
+        <w:spacing w:line="276" w:lineRule="auto" w:after="120"/>
+        <w:jc w:val="left"/>
+      </w:pPr>
+      <w:r>
+        <w:rPr>
+          <w:rFonts w:ascii="Arial" w:hAnsi="Arial" w:cs="Arial"/>
+          <w:b w:val="0"/>
+          <w:color w:val="000000"/>
+          <w:sz w:val="22"/>
+        </w:rPr>
+        <w:t>D. Menghantar shot terus kepada Producer tanpa semakan lanjut.</w:t>
+      </w:r>
+    </w:p>
+    <w:p/>
+    <w:p>
+      <w:pPr>
+        <w:spacing w:line="276" w:lineRule="auto" w:after="120"/>
+        <w:jc w:val="left"/>
+      </w:pPr>
+      <w:r>
+        <w:rPr>
+          <w:rFonts w:ascii="Arial" w:hAnsi="Arial" w:cs="Arial"/>
+          <w:b/>
+          <w:color w:val="000000"/>
+          <w:sz w:val="22"/>
+        </w:rPr>
+        <w:t>✅ 2. SOALAN TAHAP RENDAH — KONSTRUK PROSEDUR</w:t>
+      </w:r>
+    </w:p>
+    <w:p>
+      <w:pPr>
+        <w:spacing w:line="276" w:lineRule="auto" w:after="120"/>
+        <w:jc w:val="left"/>
+      </w:pPr>
+      <w:r>
+        <w:rPr>
+          <w:rFonts w:ascii="Arial" w:hAnsi="Arial" w:cs="Arial"/>
+          <w:b w:val="0"/>
+          <w:color w:val="000000"/>
+          <w:sz w:val="22"/>
+        </w:rPr>
+        <w:t>Bagaimanakah Editor menyusun bin bagi projek yang mempunyai ratusan klip footage mentah?</w:t>
+      </w:r>
+    </w:p>
+    <w:p>
+      <w:pPr>
+        <w:spacing w:line="276" w:lineRule="auto" w:after="120"/>
+        <w:jc w:val="left"/>
+      </w:pPr>
+      <w:r>
+        <w:rPr>
+          <w:rFonts w:ascii="Arial" w:hAnsi="Arial" w:cs="Arial"/>
+          <w:b w:val="0"/>
+          <w:color w:val="000000"/>
+          <w:sz w:val="22"/>
+        </w:rPr>
+        <w:t>A. Mengikut abjad nama fail sahaja.</w:t>
+      </w:r>
+    </w:p>
+    <w:p>
+      <w:pPr>
+        <w:spacing w:line="276" w:lineRule="auto" w:after="120"/>
+        <w:jc w:val="left"/>
+      </w:pPr>
+      <w:r>
+        <w:rPr>
+          <w:rFonts w:ascii="Arial" w:hAnsi="Arial" w:cs="Arial"/>
+          <w:b w:val="0"/>
+          <w:color w:val="000000"/>
+          <w:sz w:val="22"/>
+        </w:rPr>
+        <w:t>B. Mengikut hari rakaman atau lokasi pada peringkat bin utama, kemudian mengikut scene pada sub-bin.</w:t>
+      </w:r>
+    </w:p>
+    <w:p>
+      <w:pPr>
+        <w:spacing w:line="276" w:lineRule="auto" w:after="120"/>
+        <w:jc w:val="left"/>
+      </w:pPr>
+      <w:r>
+        <w:rPr>
+          <w:rFonts w:ascii="Arial" w:hAnsi="Arial" w:cs="Arial"/>
+          <w:b w:val="0"/>
+          <w:color w:val="000000"/>
+          <w:sz w:val="22"/>
+        </w:rPr>
+        <w:t>C. Mengikut saiz fail dari besar ke kecil.</w:t>
+      </w:r>
+    </w:p>
+    <w:p>
+      <w:pPr>
+        <w:spacing w:line="276" w:lineRule="auto" w:after="120"/>
+        <w:jc w:val="left"/>
+      </w:pPr>
+      <w:r>
+        <w:rPr>
+          <w:rFonts w:ascii="Arial" w:hAnsi="Arial" w:cs="Arial"/>
+          <w:b w:val="0"/>
+          <w:color w:val="000000"/>
+          <w:sz w:val="22"/>
+        </w:rPr>
+        <w:t>D. Mengikut urutan import tanpa kategori.</w:t>
+      </w:r>
+    </w:p>
+    <w:p/>
+    <w:p>
+      <w:pPr>
+        <w:spacing w:line="276" w:lineRule="auto" w:after="120"/>
+        <w:jc w:val="left"/>
+      </w:pPr>
+      <w:r>
+        <w:rPr>
+          <w:rFonts w:ascii="Arial" w:hAnsi="Arial" w:cs="Arial"/>
+          <w:b/>
+          <w:color w:val="000000"/>
+          <w:sz w:val="22"/>
+        </w:rPr>
+        <w:t>✅ 3. SOALAN TAHAP RENDAH — KONSTRUK FAKTA-TEORI</w:t>
+      </w:r>
+    </w:p>
+    <w:p>
+      <w:pPr>
+        <w:spacing w:line="276" w:lineRule="auto" w:after="120"/>
+        <w:jc w:val="left"/>
+      </w:pPr>
+      <w:r>
+        <w:rPr>
+          <w:rFonts w:ascii="Arial" w:hAnsi="Arial" w:cs="Arial"/>
+          <w:b w:val="0"/>
+          <w:color w:val="000000"/>
+          <w:sz w:val="22"/>
+        </w:rPr>
+        <w:t>Antara berikut, yang manakah tergolong dalam format footage tapeless?</w:t>
+      </w:r>
+    </w:p>
+    <w:p>
+      <w:pPr>
+        <w:spacing w:line="276" w:lineRule="auto" w:after="120"/>
+        <w:jc w:val="left"/>
+      </w:pPr>
+      <w:r>
+        <w:rPr>
+          <w:rFonts w:ascii="Arial" w:hAnsi="Arial" w:cs="Arial"/>
+          <w:b w:val="0"/>
+          <w:color w:val="000000"/>
+          <w:sz w:val="22"/>
+        </w:rPr>
+        <w:t>A. HD CAM.</w:t>
+      </w:r>
+    </w:p>
+    <w:p>
+      <w:pPr>
+        <w:spacing w:line="276" w:lineRule="auto" w:after="120"/>
+        <w:jc w:val="left"/>
+      </w:pPr>
+      <w:r>
+        <w:rPr>
+          <w:rFonts w:ascii="Arial" w:hAnsi="Arial" w:cs="Arial"/>
+          <w:b w:val="0"/>
+          <w:color w:val="000000"/>
+          <w:sz w:val="22"/>
+        </w:rPr>
+        <w:t>B. Betacam.</w:t>
+      </w:r>
+    </w:p>
+    <w:p>
+      <w:pPr>
+        <w:spacing w:line="276" w:lineRule="auto" w:after="120"/>
+        <w:jc w:val="left"/>
+      </w:pPr>
+      <w:r>
+        <w:rPr>
+          <w:rFonts w:ascii="Arial" w:hAnsi="Arial" w:cs="Arial"/>
+          <w:b w:val="0"/>
+          <w:color w:val="000000"/>
+          <w:sz w:val="22"/>
+        </w:rPr>
+        <w:t>C. DV CAM.</w:t>
+      </w:r>
+    </w:p>
+    <w:p>
+      <w:pPr>
+        <w:spacing w:line="276" w:lineRule="auto" w:after="120"/>
+        <w:jc w:val="left"/>
+      </w:pPr>
+      <w:r>
+        <w:rPr>
+          <w:rFonts w:ascii="Arial" w:hAnsi="Arial" w:cs="Arial"/>
+          <w:b w:val="0"/>
+          <w:color w:val="000000"/>
+          <w:sz w:val="22"/>
+        </w:rPr>
+        <w:t>D. P2 Card.</w:t>
+      </w:r>
+    </w:p>
+    <w:p/>
+    <w:p>
+      <w:pPr>
+        <w:spacing w:line="276" w:lineRule="auto" w:after="120"/>
+        <w:jc w:val="left"/>
+      </w:pPr>
+      <w:r>
+        <w:rPr>
+          <w:rFonts w:ascii="Arial" w:hAnsi="Arial" w:cs="Arial"/>
+          <w:b/>
+          <w:color w:val="000000"/>
+          <w:sz w:val="22"/>
+        </w:rPr>
+        <w:t>✅ 4. SOALAN TAHAP RENDAH — KONSTRUK SIKAP-KESELAMATAN-PERSEKITARAN</w:t>
+      </w:r>
+    </w:p>
+    <w:p>
+      <w:pPr>
+        <w:spacing w:line="276" w:lineRule="auto" w:after="120"/>
+        <w:jc w:val="left"/>
+      </w:pPr>
+      <w:r>
+        <w:rPr>
+          <w:rFonts w:ascii="Arial" w:hAnsi="Arial" w:cs="Arial"/>
+          <w:b w:val="0"/>
+          <w:color w:val="000000"/>
+          <w:sz w:val="22"/>
+        </w:rPr>
+        <w:t>Apakah sikap yang perlu diamalkan oleh Editor semasa mengasingkan good shot ke dalam bin mengikut scene?</w:t>
+      </w:r>
+    </w:p>
+    <w:p>
+      <w:pPr>
+        <w:spacing w:line="276" w:lineRule="auto" w:after="120"/>
+        <w:jc w:val="left"/>
+      </w:pPr>
+      <w:r>
+        <w:rPr>
+          <w:rFonts w:ascii="Arial" w:hAnsi="Arial" w:cs="Arial"/>
+          <w:b w:val="0"/>
+          <w:color w:val="000000"/>
+          <w:sz w:val="22"/>
+        </w:rPr>
+        <w:t>A. Mengasingkan shot secara sembarangan untuk menjimatkan masa.</w:t>
+      </w:r>
+    </w:p>
+    <w:p>
+      <w:pPr>
+        <w:spacing w:line="276" w:lineRule="auto" w:after="120"/>
+        <w:jc w:val="left"/>
+      </w:pPr>
+      <w:r>
+        <w:rPr>
+          <w:rFonts w:ascii="Arial" w:hAnsi="Arial" w:cs="Arial"/>
+          <w:b w:val="0"/>
+          <w:color w:val="000000"/>
+          <w:sz w:val="22"/>
+        </w:rPr>
+        <w:t>B. Segregasi shot dengan teliti dan konsisten mengikut cue sheet.</w:t>
+      </w:r>
+    </w:p>
+    <w:p>
+      <w:pPr>
+        <w:spacing w:line="276" w:lineRule="auto" w:after="120"/>
+        <w:jc w:val="left"/>
+      </w:pPr>
+      <w:r>
+        <w:rPr>
+          <w:rFonts w:ascii="Arial" w:hAnsi="Arial" w:cs="Arial"/>
+          <w:b w:val="0"/>
+          <w:color w:val="000000"/>
+          <w:sz w:val="22"/>
+        </w:rPr>
+        <w:t>C. Membiarkan semua shot dalam satu bin sahaja tanpa kategori.</w:t>
+      </w:r>
+    </w:p>
+    <w:p>
+      <w:pPr>
+        <w:spacing w:line="276" w:lineRule="auto" w:after="120"/>
+        <w:jc w:val="left"/>
+      </w:pPr>
+      <w:r>
+        <w:rPr>
+          <w:rFonts w:ascii="Arial" w:hAnsi="Arial" w:cs="Arial"/>
+          <w:b w:val="0"/>
+          <w:color w:val="000000"/>
+          <w:sz w:val="22"/>
+        </w:rPr>
+        <w:t>D. Mengabaikan cue sheet dan bergantung kepada ingatan sahaja.</w:t>
+      </w:r>
+    </w:p>
+    <w:p/>
+    <w:p>
+      <w:pPr>
+        <w:spacing w:line="276" w:lineRule="auto" w:after="120"/>
+        <w:jc w:val="left"/>
+      </w:pPr>
+      <w:r>
+        <w:rPr>
+          <w:rFonts w:ascii="Arial" w:hAnsi="Arial" w:cs="Arial"/>
+          <w:b/>
+          <w:color w:val="000000"/>
+          <w:sz w:val="22"/>
+        </w:rPr>
+        <w:t>Soalan WA2 — Perform sequence timeline editing</w:t>
+      </w:r>
+    </w:p>
+    <w:p>
+      <w:pPr>
+        <w:spacing w:line="276" w:lineRule="auto" w:after="120"/>
+        <w:jc w:val="left"/>
+      </w:pPr>
+      <w:r>
+        <w:rPr>
+          <w:rFonts w:ascii="Arial" w:hAnsi="Arial" w:cs="Arial"/>
+          <w:b/>
+          <w:color w:val="000000"/>
+          <w:sz w:val="22"/>
+        </w:rPr>
+        <w:t>✅ 5. SOALAN TAHAP TINGGI — KONSTRUK PROSEDUR</w:t>
+      </w:r>
+    </w:p>
+    <w:p>
+      <w:pPr>
+        <w:spacing w:line="276" w:lineRule="auto" w:after="120"/>
+        <w:jc w:val="left"/>
+      </w:pPr>
+      <w:r>
+        <w:rPr>
+          <w:rFonts w:ascii="Arial" w:hAnsi="Arial" w:cs="Arial"/>
+          <w:b w:val="0"/>
+          <w:color w:val="000000"/>
+          <w:sz w:val="22"/>
+        </w:rPr>
+        <w:t>Susun turutan langkah yang betul bagi Editor membina assembled cut (rough cut) sequence timeline.</w:t>
+      </w:r>
+    </w:p>
+    <w:p>
+      <w:pPr>
+        <w:spacing w:before="120" w:after="120" w:line="276" w:lineRule="auto"/>
+        <w:jc w:val="left"/>
+      </w:pPr>
+      <w:r>
+        <w:rPr>
+          <w:rFonts w:ascii="Arial" w:hAnsi="Arial" w:cs="Arial"/>
+          <w:b/>
+          <w:color w:val="000000"/>
+          <w:sz w:val="24"/>
+        </w:rPr>
+        <w:t>I. Menentukan teknik editing yang sesuai dengan genre dan mood projek.</w:t>
+      </w:r>
+    </w:p>
+    <w:p>
+      <w:pPr>
+        <w:spacing w:before="120" w:after="120" w:line="276" w:lineRule="auto"/>
+        <w:jc w:val="left"/>
+      </w:pPr>
+      <w:r>
+        <w:rPr>
+          <w:rFonts w:ascii="Arial" w:hAnsi="Arial" w:cs="Arial"/>
+          <w:b/>
+          <w:color w:val="000000"/>
+          <w:sz w:val="24"/>
+        </w:rPr>
+        <w:t>II. Menyusun shot terpilih mengikut urutan scene berdasarkan skrip.</w:t>
+      </w:r>
+    </w:p>
+    <w:p>
+      <w:pPr>
+        <w:spacing w:before="120" w:after="120" w:line="276" w:lineRule="auto"/>
+        <w:jc w:val="left"/>
+      </w:pPr>
+      <w:r>
+        <w:rPr>
+          <w:rFonts w:ascii="Arial" w:hAnsi="Arial" w:cs="Arial"/>
+          <w:b/>
+          <w:color w:val="000000"/>
+          <w:sz w:val="24"/>
+        </w:rPr>
+        <w:t>III. Menyambung shot menggunakan teknik editing yang ditentukan.</w:t>
+      </w:r>
+    </w:p>
+    <w:p>
+      <w:pPr>
+        <w:spacing w:before="120" w:after="120" w:line="276" w:lineRule="auto"/>
+        <w:jc w:val="left"/>
+      </w:pPr>
+      <w:r>
+        <w:rPr>
+          <w:rFonts w:ascii="Arial" w:hAnsi="Arial" w:cs="Arial"/>
+          <w:b/>
+          <w:color w:val="000000"/>
+          <w:sz w:val="24"/>
+        </w:rPr>
+        <w:t>IV. Menetapkan dan mengesahkan tempoh offline mengikut keperluan projek.</w:t>
+      </w:r>
+    </w:p>
+    <w:p>
+      <w:pPr>
+        <w:spacing w:line="276" w:lineRule="auto" w:after="120"/>
+        <w:jc w:val="left"/>
+      </w:pPr>
+      <w:r>
+        <w:rPr>
+          <w:rFonts w:ascii="Arial" w:hAnsi="Arial" w:cs="Arial"/>
+          <w:b w:val="0"/>
+          <w:color w:val="000000"/>
+          <w:sz w:val="22"/>
+        </w:rPr>
+        <w:t>A. I, II, III, dan IV.</w:t>
+      </w:r>
+    </w:p>
+    <w:p>
+      <w:pPr>
+        <w:spacing w:line="276" w:lineRule="auto" w:after="120"/>
+        <w:jc w:val="left"/>
+      </w:pPr>
+      <w:r>
+        <w:rPr>
+          <w:rFonts w:ascii="Arial" w:hAnsi="Arial" w:cs="Arial"/>
+          <w:b w:val="0"/>
+          <w:color w:val="000000"/>
+          <w:sz w:val="22"/>
+        </w:rPr>
+        <w:t>B. II, I, III, dan IV.</w:t>
+      </w:r>
+    </w:p>
+    <w:p>
+      <w:pPr>
+        <w:spacing w:line="276" w:lineRule="auto" w:after="120"/>
+        <w:jc w:val="left"/>
+      </w:pPr>
+      <w:r>
+        <w:rPr>
+          <w:rFonts w:ascii="Arial" w:hAnsi="Arial" w:cs="Arial"/>
+          <w:b w:val="0"/>
+          <w:color w:val="000000"/>
+          <w:sz w:val="22"/>
+        </w:rPr>
+        <w:t>C. I, III, II, dan IV.</w:t>
+      </w:r>
+    </w:p>
+    <w:p>
+      <w:pPr>
+        <w:spacing w:line="276" w:lineRule="auto" w:after="120"/>
+        <w:jc w:val="left"/>
+      </w:pPr>
+      <w:r>
+        <w:rPr>
+          <w:rFonts w:ascii="Arial" w:hAnsi="Arial" w:cs="Arial"/>
+          <w:b w:val="0"/>
+          <w:color w:val="000000"/>
+          <w:sz w:val="22"/>
+        </w:rPr>
+        <w:t>D. II, III, I, dan IV.</w:t>
+      </w:r>
+    </w:p>
+    <w:p/>
+    <w:p>
+      <w:pPr>
+        <w:spacing w:line="276" w:lineRule="auto" w:after="120"/>
+        <w:jc w:val="left"/>
+      </w:pPr>
+      <w:r>
+        <w:rPr>
+          <w:rFonts w:ascii="Arial" w:hAnsi="Arial" w:cs="Arial"/>
+          <w:b/>
+          <w:color w:val="000000"/>
+          <w:sz w:val="22"/>
+        </w:rPr>
+        <w:t>✅ 6. SOALAN TAHAP SEDERHANA — KONSTRUK PROSEDUR</w:t>
+      </w:r>
+    </w:p>
+    <w:p>
+      <w:pPr>
+        <w:spacing w:line="276" w:lineRule="auto" w:after="120"/>
+        <w:jc w:val="left"/>
+      </w:pPr>
+      <w:r>
+        <w:rPr>
+          <w:rFonts w:ascii="Arial" w:hAnsi="Arial" w:cs="Arial"/>
+          <w:b w:val="0"/>
+          <w:color w:val="000000"/>
+          <w:sz w:val="22"/>
+        </w:rPr>
+        <w:t>Apakah teknik editing yang paling sesuai digunakan bagi adegan kejar-mengejar dua watak yang berlaku serentak di dua lokasi berbeza?</w:t>
+      </w:r>
+    </w:p>
+    <w:p>
+      <w:pPr>
+        <w:spacing w:line="276" w:lineRule="auto" w:after="120"/>
+        <w:jc w:val="left"/>
+      </w:pPr>
+      <w:r>
+        <w:rPr>
+          <w:rFonts w:ascii="Arial" w:hAnsi="Arial" w:cs="Arial"/>
+          <w:b w:val="0"/>
+          <w:color w:val="000000"/>
+          <w:sz w:val="22"/>
+        </w:rPr>
+        <w:t>A. Continuity editing.</w:t>
+      </w:r>
+    </w:p>
+    <w:p>
+      <w:pPr>
+        <w:spacing w:line="276" w:lineRule="auto" w:after="120"/>
+        <w:jc w:val="left"/>
+      </w:pPr>
+      <w:r>
+        <w:rPr>
+          <w:rFonts w:ascii="Arial" w:hAnsi="Arial" w:cs="Arial"/>
+          <w:b w:val="0"/>
+          <w:color w:val="000000"/>
+          <w:sz w:val="22"/>
+        </w:rPr>
+        <w:t>B. Parallel editing.</w:t>
+      </w:r>
+    </w:p>
+    <w:p>
+      <w:pPr>
+        <w:spacing w:line="276" w:lineRule="auto" w:after="120"/>
+        <w:jc w:val="left"/>
+      </w:pPr>
+      <w:r>
+        <w:rPr>
+          <w:rFonts w:ascii="Arial" w:hAnsi="Arial" w:cs="Arial"/>
+          <w:b w:val="0"/>
+          <w:color w:val="000000"/>
+          <w:sz w:val="22"/>
+        </w:rPr>
+        <w:t>C. Elliptical editing.</w:t>
+      </w:r>
+    </w:p>
+    <w:p>
+      <w:pPr>
+        <w:spacing w:line="276" w:lineRule="auto" w:after="120"/>
+        <w:jc w:val="left"/>
+      </w:pPr>
+      <w:r>
+        <w:rPr>
+          <w:rFonts w:ascii="Arial" w:hAnsi="Arial" w:cs="Arial"/>
+          <w:b w:val="0"/>
+          <w:color w:val="000000"/>
+          <w:sz w:val="22"/>
+        </w:rPr>
+        <w:t>D. Rhythmic editing.</w:t>
+      </w:r>
+    </w:p>
+    <w:p/>
+    <w:p>
+      <w:pPr>
+        <w:spacing w:line="276" w:lineRule="auto" w:after="120"/>
+        <w:jc w:val="left"/>
+      </w:pPr>
+      <w:r>
+        <w:rPr>
+          <w:rFonts w:ascii="Arial" w:hAnsi="Arial" w:cs="Arial"/>
+          <w:b/>
+          <w:color w:val="000000"/>
+          <w:sz w:val="22"/>
+        </w:rPr>
+        <w:t>✅ 7. SOALAN TAHAP RENDAH — KONSTRUK FAKTA-TEORI</w:t>
+      </w:r>
+    </w:p>
+    <w:p>
+      <w:pPr>
+        <w:spacing w:line="276" w:lineRule="auto" w:after="120"/>
+        <w:jc w:val="left"/>
+      </w:pPr>
+      <w:r>
+        <w:rPr>
+          <w:rFonts w:ascii="Arial" w:hAnsi="Arial" w:cs="Arial"/>
+          <w:b w:val="0"/>
+          <w:color w:val="000000"/>
+          <w:sz w:val="22"/>
+        </w:rPr>
+        <w:t>Apakah maksud teknik montage dalam sequence timeline editing?</w:t>
+      </w:r>
+    </w:p>
+    <w:p>
+      <w:pPr>
+        <w:spacing w:line="276" w:lineRule="auto" w:after="120"/>
+        <w:jc w:val="left"/>
+      </w:pPr>
+      <w:r>
+        <w:rPr>
+          <w:rFonts w:ascii="Arial" w:hAnsi="Arial" w:cs="Arial"/>
+          <w:b w:val="0"/>
+          <w:color w:val="000000"/>
+          <w:sz w:val="22"/>
+        </w:rPr>
+        <w:t>A. Susunan pantas pelbagai shot untuk meringkaskan tempoh masa atau proses.</w:t>
+      </w:r>
+    </w:p>
+    <w:p>
+      <w:pPr>
+        <w:spacing w:line="276" w:lineRule="auto" w:after="120"/>
+        <w:jc w:val="left"/>
+      </w:pPr>
+      <w:r>
+        <w:rPr>
+          <w:rFonts w:ascii="Arial" w:hAnsi="Arial" w:cs="Arial"/>
+          <w:b w:val="0"/>
+          <w:color w:val="000000"/>
+          <w:sz w:val="22"/>
+        </w:rPr>
+        <w:t>B. Memotong silih ganti antara dua aksi serentak di lokasi berbeza.</w:t>
+      </w:r>
+    </w:p>
+    <w:p>
+      <w:pPr>
+        <w:spacing w:line="276" w:lineRule="auto" w:after="120"/>
+        <w:jc w:val="left"/>
+      </w:pPr>
+      <w:r>
+        <w:rPr>
+          <w:rFonts w:ascii="Arial" w:hAnsi="Arial" w:cs="Arial"/>
+          <w:b w:val="0"/>
+          <w:color w:val="000000"/>
+          <w:sz w:val="22"/>
+        </w:rPr>
+        <w:t>C. Memanipulasi susunan masa seperti imbas kembali.</w:t>
+      </w:r>
+    </w:p>
+    <w:p>
+      <w:pPr>
+        <w:spacing w:line="276" w:lineRule="auto" w:after="120"/>
+        <w:jc w:val="left"/>
+      </w:pPr>
+      <w:r>
+        <w:rPr>
+          <w:rFonts w:ascii="Arial" w:hAnsi="Arial" w:cs="Arial"/>
+          <w:b w:val="0"/>
+          <w:color w:val="000000"/>
+          <w:sz w:val="22"/>
+        </w:rPr>
+        <w:t>D. Menyambung shot supaya aksi kelihatan berterusan dan logik.</w:t>
+      </w:r>
+    </w:p>
+    <w:p/>
+    <w:p>
+      <w:pPr>
+        <w:spacing w:line="276" w:lineRule="auto" w:after="120"/>
+        <w:jc w:val="left"/>
+      </w:pPr>
+      <w:r>
+        <w:rPr>
+          <w:rFonts w:ascii="Arial" w:hAnsi="Arial" w:cs="Arial"/>
+          <w:b/>
+          <w:color w:val="000000"/>
+          <w:sz w:val="22"/>
+        </w:rPr>
+        <w:t>✅ 8. SOALAN TAHAP RENDAH — KONSTRUK SIKAP-KESELAMATAN-PERSEKITARAN</w:t>
+      </w:r>
+    </w:p>
+    <w:p>
+      <w:pPr>
+        <w:spacing w:line="276" w:lineRule="auto" w:after="120"/>
+        <w:jc w:val="left"/>
+      </w:pPr>
+      <w:r>
+        <w:rPr>
+          <w:rFonts w:ascii="Arial" w:hAnsi="Arial" w:cs="Arial"/>
+          <w:b w:val="0"/>
+          <w:color w:val="000000"/>
+          <w:sz w:val="22"/>
+        </w:rPr>
+        <w:t>Apakah sikap yang perlu diamalkan oleh Editor semasa menyusun sequence timeline mengikut skrip?</w:t>
+      </w:r>
+    </w:p>
+    <w:p>
+      <w:pPr>
+        <w:spacing w:line="276" w:lineRule="auto" w:after="120"/>
+        <w:jc w:val="left"/>
+      </w:pPr>
+      <w:r>
+        <w:rPr>
+          <w:rFonts w:ascii="Arial" w:hAnsi="Arial" w:cs="Arial"/>
+          <w:b w:val="0"/>
+          <w:color w:val="000000"/>
+          <w:sz w:val="22"/>
+        </w:rPr>
+        <w:t>A. Tergesa-gesa tanpa merujuk skrip.</w:t>
+      </w:r>
+    </w:p>
+    <w:p>
+      <w:pPr>
+        <w:spacing w:line="276" w:lineRule="auto" w:after="120"/>
+        <w:jc w:val="left"/>
+      </w:pPr>
+      <w:r>
+        <w:rPr>
+          <w:rFonts w:ascii="Arial" w:hAnsi="Arial" w:cs="Arial"/>
+          <w:b w:val="0"/>
+          <w:color w:val="000000"/>
+          <w:sz w:val="22"/>
+        </w:rPr>
+        <w:t>B. Meticulous (teliti) dalam meninjau shot dan dedikasi dalam pengurusan masa.</w:t>
+      </w:r>
+    </w:p>
+    <w:p>
+      <w:pPr>
+        <w:spacing w:line="276" w:lineRule="auto" w:after="120"/>
+        <w:jc w:val="left"/>
+      </w:pPr>
+      <w:r>
+        <w:rPr>
+          <w:rFonts w:ascii="Arial" w:hAnsi="Arial" w:cs="Arial"/>
+          <w:b w:val="0"/>
+          <w:color w:val="000000"/>
+          <w:sz w:val="22"/>
+        </w:rPr>
+        <w:t>C. Mengabaikan arahan Superior.</w:t>
+      </w:r>
+    </w:p>
+    <w:p>
+      <w:pPr>
+        <w:spacing w:line="276" w:lineRule="auto" w:after="120"/>
+        <w:jc w:val="left"/>
+      </w:pPr>
+      <w:r>
+        <w:rPr>
+          <w:rFonts w:ascii="Arial" w:hAnsi="Arial" w:cs="Arial"/>
+          <w:b w:val="0"/>
+          <w:color w:val="000000"/>
+          <w:sz w:val="22"/>
+        </w:rPr>
+        <w:t>D. Mengabaikan komposisi visual yang dirancang.</w:t>
+      </w:r>
+    </w:p>
+    <w:p/>
+    <w:p>
+      <w:pPr>
+        <w:spacing w:line="276" w:lineRule="auto" w:after="120"/>
+        <w:jc w:val="left"/>
+      </w:pPr>
+      <w:r>
+        <w:rPr>
+          <w:rFonts w:ascii="Arial" w:hAnsi="Arial" w:cs="Arial"/>
+          <w:b/>
+          <w:color w:val="000000"/>
+          <w:sz w:val="22"/>
+        </w:rPr>
+        <w:t>Soalan WA3 — Perform sequence timeline repairing</w:t>
+      </w:r>
+    </w:p>
+    <w:p>
+      <w:pPr>
+        <w:spacing w:line="276" w:lineRule="auto" w:after="120"/>
+        <w:jc w:val="left"/>
+      </w:pPr>
+      <w:r>
+        <w:rPr>
+          <w:rFonts w:ascii="Arial" w:hAnsi="Arial" w:cs="Arial"/>
+          <w:b/>
+          <w:color w:val="000000"/>
+          <w:sz w:val="22"/>
+        </w:rPr>
+        <w:t>✅ 9. SOALAN TAHAP TINGGI — KONSTRUK PROSEDUR</w:t>
+      </w:r>
+    </w:p>
+    <w:p>
+      <w:pPr>
+        <w:spacing w:line="276" w:lineRule="auto" w:after="120"/>
+        <w:jc w:val="left"/>
+      </w:pPr>
+      <w:r>
+        <w:rPr>
+          <w:rFonts w:ascii="Arial" w:hAnsi="Arial" w:cs="Arial"/>
+          <w:b w:val="0"/>
+          <w:color w:val="000000"/>
+          <w:sz w:val="22"/>
+        </w:rPr>
+        <w:t>Susun turutan langkah yang betul bagi Editor melaksanakan pembaikan sequence timeline sebelum ke peringkat final offline.</w:t>
+      </w:r>
+    </w:p>
+    <w:p>
+      <w:pPr>
+        <w:spacing w:before="120" w:after="120" w:line="276" w:lineRule="auto"/>
+        <w:jc w:val="left"/>
+      </w:pPr>
+      <w:r>
+        <w:rPr>
+          <w:rFonts w:ascii="Arial" w:hAnsi="Arial" w:cs="Arial"/>
+          <w:b/>
+          <w:color w:val="000000"/>
+          <w:sz w:val="24"/>
+        </w:rPr>
+        <w:t>I. Mempratonton keseluruhan sequence timeline mengikut skrip.</w:t>
+      </w:r>
+    </w:p>
+    <w:p>
+      <w:pPr>
+        <w:spacing w:before="120" w:after="120" w:line="276" w:lineRule="auto"/>
+        <w:jc w:val="left"/>
+      </w:pPr>
+      <w:r>
+        <w:rPr>
+          <w:rFonts w:ascii="Arial" w:hAnsi="Arial" w:cs="Arial"/>
+          <w:b/>
+          <w:color w:val="000000"/>
+          <w:sz w:val="24"/>
+        </w:rPr>
+        <w:t>II. Mengesahkan sequence tertentu yang bermasalah mengikut keperluan projek.</w:t>
+      </w:r>
+    </w:p>
+    <w:p>
+      <w:pPr>
+        <w:spacing w:before="120" w:after="120" w:line="276" w:lineRule="auto"/>
+        <w:jc w:val="left"/>
+      </w:pPr>
+      <w:r>
+        <w:rPr>
+          <w:rFonts w:ascii="Arial" w:hAnsi="Arial" w:cs="Arial"/>
+          <w:b/>
+          <w:color w:val="000000"/>
+          <w:sz w:val="24"/>
+        </w:rPr>
+        <w:t>III. Melaksanakan trimming (ripple, roll, slip, slide) untuk membaiki cutting point.</w:t>
+      </w:r>
+    </w:p>
+    <w:p>
+      <w:pPr>
+        <w:spacing w:before="120" w:after="120" w:line="276" w:lineRule="auto"/>
+        <w:jc w:val="left"/>
+      </w:pPr>
+      <w:r>
+        <w:rPr>
+          <w:rFonts w:ascii="Arial" w:hAnsi="Arial" w:cs="Arial"/>
+          <w:b/>
+          <w:color w:val="000000"/>
+          <w:sz w:val="24"/>
+        </w:rPr>
+        <w:t>IV. Mengesahkan tempoh projek yang telah dibaiki bersama Director.</w:t>
+      </w:r>
+    </w:p>
+    <w:p>
+      <w:pPr>
+        <w:spacing w:line="276" w:lineRule="auto" w:after="120"/>
+        <w:jc w:val="left"/>
+      </w:pPr>
+      <w:r>
+        <w:rPr>
+          <w:rFonts w:ascii="Arial" w:hAnsi="Arial" w:cs="Arial"/>
+          <w:b w:val="0"/>
+          <w:color w:val="000000"/>
+          <w:sz w:val="22"/>
+        </w:rPr>
+        <w:t>A. I, II, III, dan IV.</w:t>
+      </w:r>
+    </w:p>
+    <w:p>
+      <w:pPr>
+        <w:spacing w:line="276" w:lineRule="auto" w:after="120"/>
+        <w:jc w:val="left"/>
+      </w:pPr>
+      <w:r>
+        <w:rPr>
+          <w:rFonts w:ascii="Arial" w:hAnsi="Arial" w:cs="Arial"/>
+          <w:b w:val="0"/>
+          <w:color w:val="000000"/>
+          <w:sz w:val="22"/>
+        </w:rPr>
+        <w:t>B. II, I, III, dan IV.</w:t>
+      </w:r>
+    </w:p>
+    <w:p>
+      <w:pPr>
+        <w:spacing w:line="276" w:lineRule="auto" w:after="120"/>
+        <w:jc w:val="left"/>
+      </w:pPr>
+      <w:r>
+        <w:rPr>
+          <w:rFonts w:ascii="Arial" w:hAnsi="Arial" w:cs="Arial"/>
+          <w:b w:val="0"/>
+          <w:color w:val="000000"/>
+          <w:sz w:val="22"/>
+        </w:rPr>
+        <w:t>C. I, III, II, dan IV.</w:t>
+      </w:r>
+    </w:p>
+    <w:p>
+      <w:pPr>
+        <w:spacing w:line="276" w:lineRule="auto" w:after="120"/>
+        <w:jc w:val="left"/>
+      </w:pPr>
+      <w:r>
+        <w:rPr>
+          <w:rFonts w:ascii="Arial" w:hAnsi="Arial" w:cs="Arial"/>
+          <w:b w:val="0"/>
+          <w:color w:val="000000"/>
+          <w:sz w:val="22"/>
+        </w:rPr>
+        <w:t>D. III, I, II, dan IV.</w:t>
+      </w:r>
+    </w:p>
+    <w:p/>
+    <w:p>
+      <w:pPr>
+        <w:spacing w:line="276" w:lineRule="auto" w:after="120"/>
+        <w:jc w:val="left"/>
+      </w:pPr>
+      <w:r>
+        <w:rPr>
+          <w:rFonts w:ascii="Arial" w:hAnsi="Arial" w:cs="Arial"/>
+          <w:b/>
+          <w:color w:val="000000"/>
+          <w:sz w:val="22"/>
+        </w:rPr>
+        <w:t>✅ 10. SOALAN TAHAP TINGGI — KONSTRUK PROSEDUR</w:t>
+      </w:r>
+    </w:p>
+    <w:p>
+      <w:pPr>
+        <w:spacing w:line="276" w:lineRule="auto" w:after="120"/>
+        <w:jc w:val="left"/>
+      </w:pPr>
+      <w:r>
+        <w:rPr>
+          <w:rFonts w:ascii="Arial" w:hAnsi="Arial" w:cs="Arial"/>
+          <w:b w:val="0"/>
+          <w:color w:val="000000"/>
+          <w:sz w:val="22"/>
+        </w:rPr>
+        <w:t>Semasa pratonton sequence penuh, Editor mendapati satu shot yang dipilih sebelum ini mempunyai sedikit goyangan kamera yang tidak jelas semasa penilaian individu. Apakah tindakan paling sesuai?</w:t>
+      </w:r>
+    </w:p>
+    <w:p>
+      <w:pPr>
+        <w:spacing w:line="276" w:lineRule="auto" w:after="120"/>
+        <w:jc w:val="left"/>
+      </w:pPr>
+      <w:r>
+        <w:rPr>
+          <w:rFonts w:ascii="Arial" w:hAnsi="Arial" w:cs="Arial"/>
+          <w:b w:val="0"/>
+          <w:color w:val="000000"/>
+          <w:sz w:val="22"/>
+        </w:rPr>
+        <w:t>A. Mengabaikan kelemahan tersebut kerana shot telah pun dipilih.</w:t>
+      </w:r>
+    </w:p>
+    <w:p>
+      <w:pPr>
+        <w:spacing w:line="276" w:lineRule="auto" w:after="120"/>
+        <w:jc w:val="left"/>
+      </w:pPr>
+      <w:r>
+        <w:rPr>
+          <w:rFonts w:ascii="Arial" w:hAnsi="Arial" w:cs="Arial"/>
+          <w:b w:val="0"/>
+          <w:color w:val="000000"/>
+          <w:sz w:val="22"/>
+        </w:rPr>
+        <w:t>B. Menggantikan shot berkenaan dengan alternatif daripada bin yang sesuai.</w:t>
+      </w:r>
+    </w:p>
+    <w:p>
+      <w:pPr>
+        <w:spacing w:line="276" w:lineRule="auto" w:after="120"/>
+        <w:jc w:val="left"/>
+      </w:pPr>
+      <w:r>
+        <w:rPr>
+          <w:rFonts w:ascii="Arial" w:hAnsi="Arial" w:cs="Arial"/>
+          <w:b w:val="0"/>
+          <w:color w:val="000000"/>
+          <w:sz w:val="22"/>
+        </w:rPr>
+        <w:t>C. Meneruskan tanpa membuat safety copy sequence sebelum ini.</w:t>
+      </w:r>
+    </w:p>
+    <w:p>
+      <w:pPr>
+        <w:spacing w:line="276" w:lineRule="auto" w:after="120"/>
+        <w:jc w:val="left"/>
+      </w:pPr>
+      <w:r>
+        <w:rPr>
+          <w:rFonts w:ascii="Arial" w:hAnsi="Arial" w:cs="Arial"/>
+          <w:b w:val="0"/>
+          <w:color w:val="000000"/>
+          <w:sz w:val="22"/>
+        </w:rPr>
+        <w:t>D. Memadam terus shot tersebut daripada bin tanpa rujukan lanjut.</w:t>
+      </w:r>
+    </w:p>
+    <w:p/>
+    <w:p>
+      <w:pPr>
+        <w:spacing w:line="276" w:lineRule="auto" w:after="120"/>
+        <w:jc w:val="left"/>
+      </w:pPr>
+      <w:r>
+        <w:rPr>
+          <w:rFonts w:ascii="Arial" w:hAnsi="Arial" w:cs="Arial"/>
+          <w:b/>
+          <w:color w:val="000000"/>
+          <w:sz w:val="22"/>
+        </w:rPr>
+        <w:t>✅ 11. SOALAN TAHAP SEDERHANA — KONSTRUK FAKTA-TEORI</w:t>
+      </w:r>
+    </w:p>
+    <w:p>
+      <w:pPr>
+        <w:spacing w:line="276" w:lineRule="auto" w:after="120"/>
+        <w:jc w:val="left"/>
+      </w:pPr>
+      <w:r>
+        <w:rPr>
+          <w:rFonts w:ascii="Arial" w:hAnsi="Arial" w:cs="Arial"/>
+          <w:b w:val="0"/>
+          <w:color w:val="000000"/>
+          <w:sz w:val="22"/>
+        </w:rPr>
+        <w:t>Apakah perbezaan antara J-cut dan L-cut dalam audio trimming?</w:t>
+      </w:r>
+    </w:p>
+    <w:p>
+      <w:pPr>
+        <w:spacing w:line="276" w:lineRule="auto" w:after="120"/>
+        <w:jc w:val="left"/>
+      </w:pPr>
+      <w:r>
+        <w:rPr>
+          <w:rFonts w:ascii="Arial" w:hAnsi="Arial" w:cs="Arial"/>
+          <w:b w:val="0"/>
+          <w:color w:val="000000"/>
+          <w:sz w:val="22"/>
+        </w:rPr>
+        <w:t>A. J-cut memainkan audio scene seterusnya sebelum visualnya muncul; L-cut meneruskan audio scene sebelumnya selepas visual bertukar.</w:t>
+      </w:r>
+    </w:p>
+    <w:p>
+      <w:pPr>
+        <w:spacing w:line="276" w:lineRule="auto" w:after="120"/>
+        <w:jc w:val="left"/>
+      </w:pPr>
+      <w:r>
+        <w:rPr>
+          <w:rFonts w:ascii="Arial" w:hAnsi="Arial" w:cs="Arial"/>
+          <w:b w:val="0"/>
+          <w:color w:val="000000"/>
+          <w:sz w:val="22"/>
+        </w:rPr>
+        <w:t>B. J-cut dan L-cut adalah teknik yang sama tanpa perbezaan.</w:t>
+      </w:r>
+    </w:p>
+    <w:p>
+      <w:pPr>
+        <w:spacing w:line="276" w:lineRule="auto" w:after="120"/>
+        <w:jc w:val="left"/>
+      </w:pPr>
+      <w:r>
+        <w:rPr>
+          <w:rFonts w:ascii="Arial" w:hAnsi="Arial" w:cs="Arial"/>
+          <w:b w:val="0"/>
+          <w:color w:val="000000"/>
+          <w:sz w:val="22"/>
+        </w:rPr>
+        <w:t>C. J-cut hanya digunakan untuk video; L-cut hanya untuk audio.</w:t>
+      </w:r>
+    </w:p>
+    <w:p>
+      <w:pPr>
+        <w:spacing w:line="276" w:lineRule="auto" w:after="120"/>
+        <w:jc w:val="left"/>
+      </w:pPr>
+      <w:r>
+        <w:rPr>
+          <w:rFonts w:ascii="Arial" w:hAnsi="Arial" w:cs="Arial"/>
+          <w:b w:val="0"/>
+          <w:color w:val="000000"/>
+          <w:sz w:val="22"/>
+        </w:rPr>
+        <w:t>D. L-cut memotong audio dan visual serentak tanpa peralihan.</w:t>
+      </w:r>
+    </w:p>
+    <w:p/>
+    <w:p>
+      <w:pPr>
+        <w:spacing w:line="276" w:lineRule="auto" w:after="120"/>
+        <w:jc w:val="left"/>
+      </w:pPr>
+      <w:r>
+        <w:rPr>
+          <w:rFonts w:ascii="Arial" w:hAnsi="Arial" w:cs="Arial"/>
+          <w:b/>
+          <w:color w:val="000000"/>
+          <w:sz w:val="22"/>
+        </w:rPr>
+        <w:t>✅ 12. SOALAN TAHAP RENDAH — KONSTRUK SIKAP-KESELAMATAN-PERSEKITARAN</w:t>
+      </w:r>
+    </w:p>
+    <w:p>
+      <w:pPr>
+        <w:spacing w:line="276" w:lineRule="auto" w:after="120"/>
+        <w:jc w:val="left"/>
+      </w:pPr>
+      <w:r>
+        <w:rPr>
+          <w:rFonts w:ascii="Arial" w:hAnsi="Arial" w:cs="Arial"/>
+          <w:b w:val="0"/>
+          <w:color w:val="000000"/>
+          <w:sz w:val="22"/>
+        </w:rPr>
+        <w:t>Apakah amalan baik yang perlu diikuti oleh Editor sebelum melakukan pembaikan besar terhadap sequence timeline?</w:t>
+      </w:r>
+    </w:p>
+    <w:p>
+      <w:pPr>
+        <w:spacing w:line="276" w:lineRule="auto" w:after="120"/>
+        <w:jc w:val="left"/>
+      </w:pPr>
+      <w:r>
+        <w:rPr>
+          <w:rFonts w:ascii="Arial" w:hAnsi="Arial" w:cs="Arial"/>
+          <w:b w:val="0"/>
+          <w:color w:val="000000"/>
+          <w:sz w:val="22"/>
+        </w:rPr>
+        <w:t>A. Terus mengedit sequence asal tanpa sebarang salinan.</w:t>
+      </w:r>
+    </w:p>
+    <w:p>
+      <w:pPr>
+        <w:spacing w:line="276" w:lineRule="auto" w:after="120"/>
+        <w:jc w:val="left"/>
+      </w:pPr>
+      <w:r>
+        <w:rPr>
+          <w:rFonts w:ascii="Arial" w:hAnsi="Arial" w:cs="Arial"/>
+          <w:b w:val="0"/>
+          <w:color w:val="000000"/>
+          <w:sz w:val="22"/>
+        </w:rPr>
+        <w:t>B. Membuat safety copy sequence sebelum melakukan pembaikan besar.</w:t>
+      </w:r>
+    </w:p>
+    <w:p>
+      <w:pPr>
+        <w:spacing w:line="276" w:lineRule="auto" w:after="120"/>
+        <w:jc w:val="left"/>
+      </w:pPr>
+      <w:r>
+        <w:rPr>
+          <w:rFonts w:ascii="Arial" w:hAnsi="Arial" w:cs="Arial"/>
+          <w:b w:val="0"/>
+          <w:color w:val="000000"/>
+          <w:sz w:val="22"/>
+        </w:rPr>
+        <w:t>C. Mengabaikan arahan Director tentang tempoh projek.</w:t>
+      </w:r>
+    </w:p>
+    <w:p>
+      <w:pPr>
+        <w:spacing w:line="276" w:lineRule="auto" w:after="120"/>
+        <w:jc w:val="left"/>
+      </w:pPr>
+      <w:r>
+        <w:rPr>
+          <w:rFonts w:ascii="Arial" w:hAnsi="Arial" w:cs="Arial"/>
+          <w:b w:val="0"/>
+          <w:color w:val="000000"/>
+          <w:sz w:val="22"/>
+        </w:rPr>
+        <w:t>D. Memadam sequence asal selepas pembaikan pertama.</w:t>
+      </w:r>
+    </w:p>
+    <w:p/>
+    <w:p>
+      <w:pPr>
+        <w:spacing w:line="276" w:lineRule="auto" w:after="120"/>
+        <w:jc w:val="left"/>
+      </w:pPr>
+      <w:r>
+        <w:rPr>
+          <w:rFonts w:ascii="Arial" w:hAnsi="Arial" w:cs="Arial"/>
+          <w:b/>
+          <w:color w:val="000000"/>
+          <w:sz w:val="22"/>
+        </w:rPr>
+        <w:t>Soalan WA4 — Apply Audio Visual (AV) elements</w:t>
+      </w:r>
+    </w:p>
+    <w:p>
+      <w:pPr>
+        <w:spacing w:line="276" w:lineRule="auto" w:after="120"/>
+        <w:jc w:val="left"/>
+      </w:pPr>
+      <w:r>
+        <w:rPr>
+          <w:rFonts w:ascii="Arial" w:hAnsi="Arial" w:cs="Arial"/>
+          <w:b/>
+          <w:color w:val="000000"/>
+          <w:sz w:val="22"/>
+        </w:rPr>
+        <w:t>✅ 13. SOALAN TAHAP TINGGI — KONSTRUK PROSEDUR</w:t>
+      </w:r>
+    </w:p>
+    <w:p>
+      <w:pPr>
+        <w:spacing w:line="276" w:lineRule="auto" w:after="120"/>
+        <w:jc w:val="left"/>
+      </w:pPr>
+      <w:r>
+        <w:rPr>
+          <w:rFonts w:ascii="Arial" w:hAnsi="Arial" w:cs="Arial"/>
+          <w:b w:val="0"/>
+          <w:color w:val="000000"/>
+          <w:sz w:val="22"/>
+        </w:rPr>
+        <w:t>Susun turutan langkah yang betul bagi Editor mengaplikasikan elemen AV ke dalam sequence timeline offline.</w:t>
+      </w:r>
+    </w:p>
+    <w:p>
+      <w:pPr>
+        <w:spacing w:before="120" w:after="120" w:line="276" w:lineRule="auto"/>
+        <w:jc w:val="left"/>
+      </w:pPr>
+      <w:r>
+        <w:rPr>
+          <w:rFonts w:ascii="Arial" w:hAnsi="Arial" w:cs="Arial"/>
+          <w:b/>
+          <w:color w:val="000000"/>
+          <w:sz w:val="24"/>
+        </w:rPr>
+        <w:t>I. Mempratonton sequence timeline mengikut keperluan projek.</w:t>
+      </w:r>
+    </w:p>
+    <w:p>
+      <w:pPr>
+        <w:spacing w:before="120" w:after="120" w:line="276" w:lineRule="auto"/>
+        <w:jc w:val="left"/>
+      </w:pPr>
+      <w:r>
+        <w:rPr>
+          <w:rFonts w:ascii="Arial" w:hAnsi="Arial" w:cs="Arial"/>
+          <w:b/>
+          <w:color w:val="000000"/>
+          <w:sz w:val="24"/>
+        </w:rPr>
+        <w:t>II. Mengenal pasti elemen AV yang diperlukan (VFX, foley, muzik, sarikata, supers).</w:t>
+      </w:r>
+    </w:p>
+    <w:p>
+      <w:pPr>
+        <w:spacing w:before="120" w:after="120" w:line="276" w:lineRule="auto"/>
+        <w:jc w:val="left"/>
+      </w:pPr>
+      <w:r>
+        <w:rPr>
+          <w:rFonts w:ascii="Arial" w:hAnsi="Arial" w:cs="Arial"/>
+          <w:b/>
+          <w:color w:val="000000"/>
+          <w:sz w:val="24"/>
+        </w:rPr>
+        <w:t>III. Mengesahkan spesifikasi AV (Broadcast atau DCA) yang ditetapkan projek.</w:t>
+      </w:r>
+    </w:p>
+    <w:p>
+      <w:pPr>
+        <w:spacing w:before="120" w:after="120" w:line="276" w:lineRule="auto"/>
+        <w:jc w:val="left"/>
+      </w:pPr>
+      <w:r>
+        <w:rPr>
+          <w:rFonts w:ascii="Arial" w:hAnsi="Arial" w:cs="Arial"/>
+          <w:b/>
+          <w:color w:val="000000"/>
+          <w:sz w:val="24"/>
+        </w:rPr>
+        <w:t>IV. Mengaplikasikan elemen AV sebagai placeholder/temp ke sequence timeline.</w:t>
+      </w:r>
+    </w:p>
+    <w:p>
+      <w:pPr>
+        <w:spacing w:line="276" w:lineRule="auto" w:after="120"/>
+        <w:jc w:val="left"/>
+      </w:pPr>
+      <w:r>
+        <w:rPr>
+          <w:rFonts w:ascii="Arial" w:hAnsi="Arial" w:cs="Arial"/>
+          <w:b w:val="0"/>
+          <w:color w:val="000000"/>
+          <w:sz w:val="22"/>
+        </w:rPr>
+        <w:t>A. I, II, III, dan IV.</w:t>
+      </w:r>
+    </w:p>
+    <w:p>
+      <w:pPr>
+        <w:spacing w:line="276" w:lineRule="auto" w:after="120"/>
+        <w:jc w:val="left"/>
+      </w:pPr>
+      <w:r>
+        <w:rPr>
+          <w:rFonts w:ascii="Arial" w:hAnsi="Arial" w:cs="Arial"/>
+          <w:b w:val="0"/>
+          <w:color w:val="000000"/>
+          <w:sz w:val="22"/>
+        </w:rPr>
+        <w:t>B. II, I, III, dan IV.</w:t>
+      </w:r>
+    </w:p>
+    <w:p>
+      <w:pPr>
+        <w:spacing w:line="276" w:lineRule="auto" w:after="120"/>
+        <w:jc w:val="left"/>
+      </w:pPr>
+      <w:r>
+        <w:rPr>
+          <w:rFonts w:ascii="Arial" w:hAnsi="Arial" w:cs="Arial"/>
+          <w:b w:val="0"/>
+          <w:color w:val="000000"/>
+          <w:sz w:val="22"/>
+        </w:rPr>
+        <w:t>C. I, III, II, dan IV.</w:t>
+      </w:r>
+    </w:p>
+    <w:p>
+      <w:pPr>
+        <w:spacing w:line="276" w:lineRule="auto" w:after="120"/>
+        <w:jc w:val="left"/>
+      </w:pPr>
+      <w:r>
+        <w:rPr>
+          <w:rFonts w:ascii="Arial" w:hAnsi="Arial" w:cs="Arial"/>
+          <w:b w:val="0"/>
+          <w:color w:val="000000"/>
+          <w:sz w:val="22"/>
+        </w:rPr>
+        <w:t>D. III, I, II, dan IV.</w:t>
+      </w:r>
+    </w:p>
+    <w:p/>
+    <w:p>
+      <w:pPr>
+        <w:spacing w:line="276" w:lineRule="auto" w:after="120"/>
+        <w:jc w:val="left"/>
+      </w:pPr>
+      <w:r>
+        <w:rPr>
+          <w:rFonts w:ascii="Arial" w:hAnsi="Arial" w:cs="Arial"/>
+          <w:b/>
+          <w:color w:val="000000"/>
+          <w:sz w:val="22"/>
+        </w:rPr>
+        <w:t>✅ 14. SOALAN TAHAP SEDERHANA — KONSTRUK PROSEDUR</w:t>
+      </w:r>
+    </w:p>
+    <w:p>
+      <w:pPr>
+        <w:spacing w:line="276" w:lineRule="auto" w:after="120"/>
+        <w:jc w:val="left"/>
+      </w:pPr>
+      <w:r>
+        <w:rPr>
+          <w:rFonts w:ascii="Arial" w:hAnsi="Arial" w:cs="Arial"/>
+          <w:b w:val="0"/>
+          <w:color w:val="000000"/>
+          <w:sz w:val="22"/>
+        </w:rPr>
+        <w:t>Mengapakah elemen AV yang diaplikasikan pada peringkat offline editing biasanya dalam bentuk placeholder atau temp?</w:t>
+      </w:r>
+    </w:p>
+    <w:p>
+      <w:pPr>
+        <w:spacing w:line="276" w:lineRule="auto" w:after="120"/>
+        <w:jc w:val="left"/>
+      </w:pPr>
+      <w:r>
+        <w:rPr>
+          <w:rFonts w:ascii="Arial" w:hAnsi="Arial" w:cs="Arial"/>
+          <w:b w:val="0"/>
+          <w:color w:val="000000"/>
+          <w:sz w:val="22"/>
+        </w:rPr>
+        <w:t>A. Kerana perisian NLE tidak menyokong elemen AV sebenar.</w:t>
+      </w:r>
+    </w:p>
+    <w:p>
+      <w:pPr>
+        <w:spacing w:line="276" w:lineRule="auto" w:after="120"/>
+        <w:jc w:val="left"/>
+      </w:pPr>
+      <w:r>
+        <w:rPr>
+          <w:rFonts w:ascii="Arial" w:hAnsi="Arial" w:cs="Arial"/>
+          <w:b w:val="0"/>
+          <w:color w:val="000000"/>
+          <w:sz w:val="22"/>
+        </w:rPr>
+        <w:t>B. Kerana versi akhir berkualiti tinggi hanya dihasilkan semasa peringkat online editing selepas rough cut disahkan.</w:t>
+      </w:r>
+    </w:p>
+    <w:p>
+      <w:pPr>
+        <w:spacing w:line="276" w:lineRule="auto" w:after="120"/>
+        <w:jc w:val="left"/>
+      </w:pPr>
+      <w:r>
+        <w:rPr>
+          <w:rFonts w:ascii="Arial" w:hAnsi="Arial" w:cs="Arial"/>
+          <w:b w:val="0"/>
+          <w:color w:val="000000"/>
+          <w:sz w:val="22"/>
+        </w:rPr>
+        <w:t>C. Kerana elemen AV sebenar tidak diperlukan langsung dalam projek.</w:t>
+      </w:r>
+    </w:p>
+    <w:p>
+      <w:pPr>
+        <w:spacing w:line="276" w:lineRule="auto" w:after="120"/>
+        <w:jc w:val="left"/>
+      </w:pPr>
+      <w:r>
+        <w:rPr>
+          <w:rFonts w:ascii="Arial" w:hAnsi="Arial" w:cs="Arial"/>
+          <w:b w:val="0"/>
+          <w:color w:val="000000"/>
+          <w:sz w:val="22"/>
+        </w:rPr>
+        <w:t>D. Kerana Director tidak dibenarkan menyemak rough cut.</w:t>
+      </w:r>
+    </w:p>
+    <w:p/>
+    <w:p>
+      <w:pPr>
+        <w:spacing w:line="276" w:lineRule="auto" w:after="120"/>
+        <w:jc w:val="left"/>
+      </w:pPr>
+      <w:r>
+        <w:rPr>
+          <w:rFonts w:ascii="Arial" w:hAnsi="Arial" w:cs="Arial"/>
+          <w:b/>
+          <w:color w:val="000000"/>
+          <w:sz w:val="22"/>
+        </w:rPr>
+        <w:t>✅ 15. SOALAN TAHAP RENDAH — KONSTRUK FAKTA-TEORI</w:t>
+      </w:r>
+    </w:p>
+    <w:p>
+      <w:pPr>
+        <w:spacing w:line="276" w:lineRule="auto" w:after="120"/>
+        <w:jc w:val="left"/>
+      </w:pPr>
+      <w:r>
+        <w:rPr>
+          <w:rFonts w:ascii="Arial" w:hAnsi="Arial" w:cs="Arial"/>
+          <w:b w:val="0"/>
+          <w:color w:val="000000"/>
+          <w:sz w:val="22"/>
+        </w:rPr>
+        <w:t>Antara berikut, yang manakah tergolong dalam kategori elemen Audio Visual (AV)?</w:t>
+      </w:r>
+    </w:p>
+    <w:p>
+      <w:pPr>
+        <w:spacing w:line="276" w:lineRule="auto" w:after="120"/>
+        <w:jc w:val="left"/>
+      </w:pPr>
+      <w:r>
+        <w:rPr>
+          <w:rFonts w:ascii="Arial" w:hAnsi="Arial" w:cs="Arial"/>
+          <w:b w:val="0"/>
+          <w:color w:val="000000"/>
+          <w:sz w:val="22"/>
+        </w:rPr>
+        <w:t>A. Continuity sheet.</w:t>
+      </w:r>
+    </w:p>
+    <w:p>
+      <w:pPr>
+        <w:spacing w:line="276" w:lineRule="auto" w:after="120"/>
+        <w:jc w:val="left"/>
+      </w:pPr>
+      <w:r>
+        <w:rPr>
+          <w:rFonts w:ascii="Arial" w:hAnsi="Arial" w:cs="Arial"/>
+          <w:b w:val="0"/>
+          <w:color w:val="000000"/>
+          <w:sz w:val="22"/>
+        </w:rPr>
+        <w:t>B. Shooting board.</w:t>
+      </w:r>
+    </w:p>
+    <w:p>
+      <w:pPr>
+        <w:spacing w:line="276" w:lineRule="auto" w:after="120"/>
+        <w:jc w:val="left"/>
+      </w:pPr>
+      <w:r>
+        <w:rPr>
+          <w:rFonts w:ascii="Arial" w:hAnsi="Arial" w:cs="Arial"/>
+          <w:b w:val="0"/>
+          <w:color w:val="000000"/>
+          <w:sz w:val="22"/>
+        </w:rPr>
+        <w:t>C. Music background.</w:t>
+      </w:r>
+    </w:p>
+    <w:p>
+      <w:pPr>
+        <w:spacing w:line="276" w:lineRule="auto" w:after="120"/>
+        <w:jc w:val="left"/>
+      </w:pPr>
+      <w:r>
+        <w:rPr>
+          <w:rFonts w:ascii="Arial" w:hAnsi="Arial" w:cs="Arial"/>
+          <w:b w:val="0"/>
+          <w:color w:val="000000"/>
+          <w:sz w:val="22"/>
+        </w:rPr>
+        <w:t>D. DIT sheet.</w:t>
+      </w:r>
+    </w:p>
+    <w:p/>
+    <w:p>
+      <w:pPr>
+        <w:spacing w:line="276" w:lineRule="auto" w:after="120"/>
+        <w:jc w:val="left"/>
+      </w:pPr>
+      <w:r>
+        <w:rPr>
+          <w:rFonts w:ascii="Arial" w:hAnsi="Arial" w:cs="Arial"/>
+          <w:b/>
+          <w:color w:val="000000"/>
+          <w:sz w:val="22"/>
+        </w:rPr>
+        <w:t>✅ 16. SOALAN TAHAP RENDAH — KONSTRUK SIKAP-KESELAMATAN-PERSEKITARAN</w:t>
+      </w:r>
+    </w:p>
+    <w:p>
+      <w:pPr>
+        <w:spacing w:line="276" w:lineRule="auto" w:after="120"/>
+        <w:jc w:val="left"/>
+      </w:pPr>
+      <w:r>
+        <w:rPr>
+          <w:rFonts w:ascii="Arial" w:hAnsi="Arial" w:cs="Arial"/>
+          <w:b w:val="0"/>
+          <w:color w:val="000000"/>
+          <w:sz w:val="22"/>
+        </w:rPr>
+        <w:t>Apakah sikap yang perlu diamalkan oleh Editor semasa mengaplikasikan elemen AV mengikut spesifikasi projek?</w:t>
+      </w:r>
+    </w:p>
+    <w:p>
+      <w:pPr>
+        <w:spacing w:line="276" w:lineRule="auto" w:after="120"/>
+        <w:jc w:val="left"/>
+      </w:pPr>
+      <w:r>
+        <w:rPr>
+          <w:rFonts w:ascii="Arial" w:hAnsi="Arial" w:cs="Arial"/>
+          <w:b w:val="0"/>
+          <w:color w:val="000000"/>
+          <w:sz w:val="22"/>
+        </w:rPr>
+        <w:t>A. Mengabaikan spesifikasi AV yang ditetapkan pelanggan.</w:t>
+      </w:r>
+    </w:p>
+    <w:p>
+      <w:pPr>
+        <w:spacing w:line="276" w:lineRule="auto" w:after="120"/>
+        <w:jc w:val="left"/>
+      </w:pPr>
+      <w:r>
+        <w:rPr>
+          <w:rFonts w:ascii="Arial" w:hAnsi="Arial" w:cs="Arial"/>
+          <w:b w:val="0"/>
+          <w:color w:val="000000"/>
+          <w:sz w:val="22"/>
+        </w:rPr>
+        <w:t>B. Patuh kepada spesifikasi audio visual (Broadcast/DCA) yang ditetapkan.</w:t>
+      </w:r>
+    </w:p>
+    <w:p>
+      <w:pPr>
+        <w:spacing w:line="276" w:lineRule="auto" w:after="120"/>
+        <w:jc w:val="left"/>
+      </w:pPr>
+      <w:r>
+        <w:rPr>
+          <w:rFonts w:ascii="Arial" w:hAnsi="Arial" w:cs="Arial"/>
+          <w:b w:val="0"/>
+          <w:color w:val="000000"/>
+          <w:sz w:val="22"/>
+        </w:rPr>
+        <w:t>C. Menggunakan sebarang format tanpa menyemak keperluan projek.</w:t>
+      </w:r>
+    </w:p>
+    <w:p>
+      <w:pPr>
+        <w:spacing w:line="276" w:lineRule="auto" w:after="120"/>
+        <w:jc w:val="left"/>
+      </w:pPr>
+      <w:r>
+        <w:rPr>
+          <w:rFonts w:ascii="Arial" w:hAnsi="Arial" w:cs="Arial"/>
+          <w:b w:val="0"/>
+          <w:color w:val="000000"/>
+          <w:sz w:val="22"/>
+        </w:rPr>
+        <w:t>D. Mengabaikan arahan Superior berkenaan elemen AV.</w:t>
+      </w:r>
+    </w:p>
+    <w:p/>
+    <w:p>
+      <w:pPr>
+        <w:spacing w:line="276" w:lineRule="auto" w:after="120"/>
+        <w:jc w:val="left"/>
+      </w:pPr>
+      <w:r>
+        <w:rPr>
+          <w:rFonts w:ascii="Arial" w:hAnsi="Arial" w:cs="Arial"/>
+          <w:b/>
+          <w:color w:val="000000"/>
+          <w:sz w:val="22"/>
+        </w:rPr>
+        <w:t>Soalan WA5 — Produce final offline</w:t>
+      </w:r>
+    </w:p>
+    <w:p>
+      <w:pPr>
+        <w:spacing w:line="276" w:lineRule="auto" w:after="120"/>
+        <w:jc w:val="left"/>
+      </w:pPr>
+      <w:r>
+        <w:rPr>
+          <w:rFonts w:ascii="Arial" w:hAnsi="Arial" w:cs="Arial"/>
+          <w:b/>
+          <w:color w:val="000000"/>
+          <w:sz w:val="22"/>
+        </w:rPr>
+        <w:t>✅ 17. SOALAN TAHAP SEDERHANA — KONSTRUK PROSEDUR</w:t>
+      </w:r>
+    </w:p>
+    <w:p>
+      <w:pPr>
+        <w:spacing w:line="276" w:lineRule="auto" w:after="120"/>
+        <w:jc w:val="left"/>
+      </w:pPr>
+      <w:r>
+        <w:rPr>
+          <w:rFonts w:ascii="Arial" w:hAnsi="Arial" w:cs="Arial"/>
+          <w:b w:val="0"/>
+          <w:color w:val="000000"/>
+          <w:sz w:val="22"/>
+        </w:rPr>
+        <w:t>Apakah semakan yang perlu dilakukan Editor sebelum sequence dianggap "final offline" dan dikunci untuk diserahkan ke peringkat online editing?</w:t>
+      </w:r>
+    </w:p>
+    <w:p>
+      <w:pPr>
+        <w:spacing w:line="276" w:lineRule="auto" w:after="120"/>
+        <w:jc w:val="left"/>
+      </w:pPr>
+      <w:r>
+        <w:rPr>
+          <w:rFonts w:ascii="Arial" w:hAnsi="Arial" w:cs="Arial"/>
+          <w:b w:val="0"/>
+          <w:color w:val="000000"/>
+          <w:sz w:val="22"/>
+        </w:rPr>
+        <w:t>A. Menyemak hanya tempoh (duration) akhir sahaja.</w:t>
+      </w:r>
+    </w:p>
+    <w:p>
+      <w:pPr>
+        <w:spacing w:line="276" w:lineRule="auto" w:after="120"/>
+        <w:jc w:val="left"/>
+      </w:pPr>
+      <w:r>
+        <w:rPr>
+          <w:rFonts w:ascii="Arial" w:hAnsi="Arial" w:cs="Arial"/>
+          <w:b w:val="0"/>
+          <w:color w:val="000000"/>
+          <w:sz w:val="22"/>
+        </w:rPr>
+        <w:t>B. Menyemak turutan scene, kesempurnaan elemen AV, ketiadaan gap, dan tempoh akhir projek.</w:t>
+      </w:r>
+    </w:p>
+    <w:p>
+      <w:pPr>
+        <w:spacing w:line="276" w:lineRule="auto" w:after="120"/>
+        <w:jc w:val="left"/>
+      </w:pPr>
+      <w:r>
+        <w:rPr>
+          <w:rFonts w:ascii="Arial" w:hAnsi="Arial" w:cs="Arial"/>
+          <w:b w:val="0"/>
+          <w:color w:val="000000"/>
+          <w:sz w:val="22"/>
+        </w:rPr>
+        <w:t>C. Menyemak semula skrip sahaja tanpa merujuk elemen AV.</w:t>
+      </w:r>
+    </w:p>
+    <w:p>
+      <w:pPr>
+        <w:spacing w:line="276" w:lineRule="auto" w:after="120"/>
+        <w:jc w:val="left"/>
+      </w:pPr>
+      <w:r>
+        <w:rPr>
+          <w:rFonts w:ascii="Arial" w:hAnsi="Arial" w:cs="Arial"/>
+          <w:b w:val="0"/>
+          <w:color w:val="000000"/>
+          <w:sz w:val="22"/>
+        </w:rPr>
+        <w:t>D. Menyerahkan terus tanpa sebarang semakan kepada Director.</w:t>
+      </w:r>
+    </w:p>
+    <w:p/>
+    <w:p>
+      <w:pPr>
+        <w:spacing w:line="276" w:lineRule="auto" w:after="120"/>
+        <w:jc w:val="left"/>
+      </w:pPr>
+      <w:r>
+        <w:rPr>
+          <w:rFonts w:ascii="Arial" w:hAnsi="Arial" w:cs="Arial"/>
+          <w:b/>
+          <w:color w:val="000000"/>
+          <w:sz w:val="22"/>
+        </w:rPr>
+        <w:t>✅ 18. SOALAN TAHAP SEDERHANA — KONSTRUK PROSEDUR</w:t>
+      </w:r>
+    </w:p>
+    <w:p>
+      <w:pPr>
+        <w:spacing w:line="276" w:lineRule="auto" w:after="120"/>
+        <w:jc w:val="left"/>
+      </w:pPr>
+      <w:r>
+        <w:rPr>
+          <w:rFonts w:ascii="Arial" w:hAnsi="Arial" w:cs="Arial"/>
+          <w:b w:val="0"/>
+          <w:color w:val="000000"/>
+          <w:sz w:val="22"/>
+        </w:rPr>
+        <w:t>Editor perlu mengeksport final offline kepada sistem online yang menggunakan Avid Media Composer, yang memerlukan maklumat audio berbilang track dikekalkan. Format eksport manakah yang paling sesuai?</w:t>
+      </w:r>
+    </w:p>
+    <w:p>
+      <w:pPr>
+        <w:spacing w:line="276" w:lineRule="auto" w:after="120"/>
+        <w:jc w:val="left"/>
+      </w:pPr>
+      <w:r>
+        <w:rPr>
+          <w:rFonts w:ascii="Arial" w:hAnsi="Arial" w:cs="Arial"/>
+          <w:b w:val="0"/>
+          <w:color w:val="000000"/>
+          <w:sz w:val="22"/>
+        </w:rPr>
+        <w:t>A. EDL CMX3600 sahaja.</w:t>
+      </w:r>
+    </w:p>
+    <w:p>
+      <w:pPr>
+        <w:spacing w:line="276" w:lineRule="auto" w:after="120"/>
+        <w:jc w:val="left"/>
+      </w:pPr>
+      <w:r>
+        <w:rPr>
+          <w:rFonts w:ascii="Arial" w:hAnsi="Arial" w:cs="Arial"/>
+          <w:b w:val="0"/>
+          <w:color w:val="000000"/>
+          <w:sz w:val="22"/>
+        </w:rPr>
+        <w:t>B. AAF (Advanced Authoring Format).</w:t>
+      </w:r>
+    </w:p>
+    <w:p>
+      <w:pPr>
+        <w:spacing w:line="276" w:lineRule="auto" w:after="120"/>
+        <w:jc w:val="left"/>
+      </w:pPr>
+      <w:r>
+        <w:rPr>
+          <w:rFonts w:ascii="Arial" w:hAnsi="Arial" w:cs="Arial"/>
+          <w:b w:val="0"/>
+          <w:color w:val="000000"/>
+          <w:sz w:val="22"/>
+        </w:rPr>
+        <w:t>C. Fail teks biasa tanpa metadata.</w:t>
+      </w:r>
+    </w:p>
+    <w:p>
+      <w:pPr>
+        <w:spacing w:line="276" w:lineRule="auto" w:after="120"/>
+        <w:jc w:val="left"/>
+      </w:pPr>
+      <w:r>
+        <w:rPr>
+          <w:rFonts w:ascii="Arial" w:hAnsi="Arial" w:cs="Arial"/>
+          <w:b w:val="0"/>
+          <w:color w:val="000000"/>
+          <w:sz w:val="22"/>
+        </w:rPr>
+        <w:t>D. Format tape Betacam.</w:t>
+      </w:r>
+    </w:p>
+    <w:p/>
+    <w:p>
+      <w:pPr>
+        <w:spacing w:line="276" w:lineRule="auto" w:after="120"/>
+        <w:jc w:val="left"/>
+      </w:pPr>
+      <w:r>
+        <w:rPr>
+          <w:rFonts w:ascii="Arial" w:hAnsi="Arial" w:cs="Arial"/>
+          <w:b/>
+          <w:color w:val="000000"/>
+          <w:sz w:val="22"/>
+        </w:rPr>
+        <w:t>✅ 19. SOALAN TAHAP RENDAH — KONSTRUK FAKTA-TEORI</w:t>
+      </w:r>
+    </w:p>
+    <w:p>
+      <w:pPr>
+        <w:spacing w:line="276" w:lineRule="auto" w:after="120"/>
+        <w:jc w:val="left"/>
+      </w:pPr>
+      <w:r>
+        <w:rPr>
+          <w:rFonts w:ascii="Arial" w:hAnsi="Arial" w:cs="Arial"/>
+          <w:b w:val="0"/>
+          <w:color w:val="000000"/>
+          <w:sz w:val="22"/>
+        </w:rPr>
+        <w:t>Apakah fungsi utama Edit-Decision-List (EDL) dalam aliran kerja offline ke online editing?</w:t>
+      </w:r>
+    </w:p>
+    <w:p>
+      <w:pPr>
+        <w:spacing w:line="276" w:lineRule="auto" w:after="120"/>
+        <w:jc w:val="left"/>
+      </w:pPr>
+      <w:r>
+        <w:rPr>
+          <w:rFonts w:ascii="Arial" w:hAnsi="Arial" w:cs="Arial"/>
+          <w:b w:val="0"/>
+          <w:color w:val="000000"/>
+          <w:sz w:val="22"/>
+        </w:rPr>
+        <w:t>A. Merekodkan keputusan penyuntingan (klip, timecode in/out, jenis peralihan) supaya sequence dapat di-conform semula menggunakan footage resolusi penuh.</w:t>
+      </w:r>
+    </w:p>
+    <w:p>
+      <w:pPr>
+        <w:spacing w:line="276" w:lineRule="auto" w:after="120"/>
+        <w:jc w:val="left"/>
+      </w:pPr>
+      <w:r>
+        <w:rPr>
+          <w:rFonts w:ascii="Arial" w:hAnsi="Arial" w:cs="Arial"/>
+          <w:b w:val="0"/>
+          <w:color w:val="000000"/>
+          <w:sz w:val="22"/>
+        </w:rPr>
+        <w:t>B. Menggantikan keperluan skrip semasa penyuntingan.</w:t>
+      </w:r>
+    </w:p>
+    <w:p>
+      <w:pPr>
+        <w:spacing w:line="276" w:lineRule="auto" w:after="120"/>
+        <w:jc w:val="left"/>
+      </w:pPr>
+      <w:r>
+        <w:rPr>
+          <w:rFonts w:ascii="Arial" w:hAnsi="Arial" w:cs="Arial"/>
+          <w:b w:val="0"/>
+          <w:color w:val="000000"/>
+          <w:sz w:val="22"/>
+        </w:rPr>
+        <w:t>C. Menambah elemen visual effect secara automatik.</w:t>
+      </w:r>
+    </w:p>
+    <w:p>
+      <w:pPr>
+        <w:spacing w:line="276" w:lineRule="auto" w:after="120"/>
+        <w:jc w:val="left"/>
+      </w:pPr>
+      <w:r>
+        <w:rPr>
+          <w:rFonts w:ascii="Arial" w:hAnsi="Arial" w:cs="Arial"/>
+          <w:b w:val="0"/>
+          <w:color w:val="000000"/>
+          <w:sz w:val="22"/>
+        </w:rPr>
+        <w:t>D. Menukar format tape kepada tapeless.</w:t>
+      </w:r>
+    </w:p>
+    <w:p/>
+    <w:p>
+      <w:pPr>
+        <w:spacing w:line="276" w:lineRule="auto" w:after="120"/>
+        <w:jc w:val="left"/>
+      </w:pPr>
+      <w:r>
+        <w:rPr>
+          <w:rFonts w:ascii="Arial" w:hAnsi="Arial" w:cs="Arial"/>
+          <w:b/>
+          <w:color w:val="000000"/>
+          <w:sz w:val="22"/>
+        </w:rPr>
+        <w:t>✅ 20. SOALAN TAHAP RENDAH — KONSTRUK FAKTA-TEORI</w:t>
+      </w:r>
+    </w:p>
+    <w:p>
+      <w:pPr>
+        <w:spacing w:line="276" w:lineRule="auto" w:after="120"/>
+        <w:jc w:val="left"/>
+      </w:pPr>
+      <w:r>
+        <w:rPr>
+          <w:rFonts w:ascii="Arial" w:hAnsi="Arial" w:cs="Arial"/>
+          <w:b w:val="0"/>
+          <w:color w:val="000000"/>
+          <w:sz w:val="22"/>
+        </w:rPr>
+        <w:t>Apakah format EDL yang biasa digunakan dan serasi dengan hampir semua sistem NLE profesional?</w:t>
+      </w:r>
+    </w:p>
+    <w:p>
+      <w:pPr>
+        <w:spacing w:line="276" w:lineRule="auto" w:after="120"/>
+        <w:jc w:val="left"/>
+      </w:pPr>
+      <w:r>
+        <w:rPr>
+          <w:rFonts w:ascii="Arial" w:hAnsi="Arial" w:cs="Arial"/>
+          <w:b w:val="0"/>
+          <w:color w:val="000000"/>
+          <w:sz w:val="22"/>
+        </w:rPr>
+        <w:t>A. CMX3600.</w:t>
+      </w:r>
+    </w:p>
+    <w:p>
+      <w:pPr>
+        <w:spacing w:line="276" w:lineRule="auto" w:after="120"/>
+        <w:jc w:val="left"/>
+      </w:pPr>
+      <w:r>
+        <w:rPr>
+          <w:rFonts w:ascii="Arial" w:hAnsi="Arial" w:cs="Arial"/>
+          <w:b w:val="0"/>
+          <w:color w:val="000000"/>
+          <w:sz w:val="22"/>
+        </w:rPr>
+        <w:t>B. MP4.</w:t>
+      </w:r>
+    </w:p>
+    <w:p>
+      <w:pPr>
+        <w:spacing w:line="276" w:lineRule="auto" w:after="120"/>
+        <w:jc w:val="left"/>
+      </w:pPr>
+      <w:r>
+        <w:rPr>
+          <w:rFonts w:ascii="Arial" w:hAnsi="Arial" w:cs="Arial"/>
+          <w:b w:val="0"/>
+          <w:color w:val="000000"/>
+          <w:sz w:val="22"/>
+        </w:rPr>
+        <w:t>C. WAV.</w:t>
+      </w:r>
+    </w:p>
+    <w:p>
+      <w:pPr>
+        <w:spacing w:line="276" w:lineRule="auto" w:after="120"/>
+        <w:jc w:val="left"/>
+      </w:pPr>
+      <w:r>
+        <w:rPr>
+          <w:rFonts w:ascii="Arial" w:hAnsi="Arial" w:cs="Arial"/>
+          <w:b w:val="0"/>
+          <w:color w:val="000000"/>
+          <w:sz w:val="22"/>
+        </w:rPr>
+        <w:t>D. JPEG.</w:t>
+      </w:r>
+    </w:p>
+    <w:p/>
+    <w:p>
+      <w:r>
         <w:br w:type="page"/>
       </w:r>
     </w:p>
-    <w:p/>
-    <w:p>
-      <w:r>
-        <w:rPr>
-          <w:rFonts w:ascii="Arial" w:hAnsi="Arial"/>
+    <w:p>
+      <w:pPr>
+        <w:spacing w:before="120" w:after="120" w:line="276" w:lineRule="auto"/>
+        <w:jc w:val="left"/>
+      </w:pPr>
+      <w:r>
+        <w:rPr>
+          <w:rFonts w:ascii="Arial" w:hAnsi="Arial" w:cs="Arial"/>
           <w:b/>
-        </w:rPr>
-        <w:t>BAHAGIAN A — SOALAN OBJEKTIF</w:t>
-      </w:r>
-    </w:p>
-    <w:p/>
-    <w:p>
-      <w:r>
-        <w:rPr>
-          <w:rFonts w:ascii="Arial" w:hAnsi="Arial"/>
-          <w:b/>
-        </w:rPr>
-        <w:t>Soalan WA1 — Perform shot selection</w:t>
-      </w:r>
-    </w:p>
-    <w:p>
-      <w:r>
-        <w:rPr>
-          <w:rFonts w:ascii="Arial" w:hAnsi="Arial"/>
-          <w:b/>
-        </w:rPr>
-        <w:t>✅ 1. SOALAN TAHAP SEDERHANA — KONSTRUK PROSEDUR</w:t>
-      </w:r>
-    </w:p>
-    <w:p>
-      <w:r>
-        <w:rPr>
-          <w:rFonts w:ascii="Arial" w:hAnsi="Arial"/>
-          <w:b w:val="0"/>
-        </w:rPr>
-        <w:t>Apakah tindakan yang perlu diambil oleh Editor sebaik sahaja mengenal pasti satu good shot semasa mempratonton footage buat kali pertama?</w:t>
-      </w:r>
-    </w:p>
-    <w:p>
-      <w:r>
-        <w:rPr>
-          <w:rFonts w:ascii="Arial" w:hAnsi="Arial"/>
-          <w:b w:val="0"/>
-        </w:rPr>
-        <w:t>A. Menanda shot tersebut serta-merta supaya tidak perlu dipratonton semula.</w:t>
-      </w:r>
-    </w:p>
-    <w:p>
-      <w:r>
-        <w:rPr>
-          <w:rFonts w:ascii="Arial" w:hAnsi="Arial"/>
-          <w:b w:val="0"/>
-        </w:rPr>
-        <w:t>B. Meneruskan pratonton dan menanda semua shot di penghujung sesi sahaja.</w:t>
-      </w:r>
-    </w:p>
-    <w:p>
-      <w:r>
-        <w:rPr>
-          <w:rFonts w:ascii="Arial" w:hAnsi="Arial"/>
-          <w:b w:val="0"/>
-        </w:rPr>
-        <w:t>C. Memadam shot yang tidak dipilih daripada fail sumber.</w:t>
-      </w:r>
-    </w:p>
-    <w:p>
-      <w:r>
-        <w:rPr>
-          <w:rFonts w:ascii="Arial" w:hAnsi="Arial"/>
-          <w:b w:val="0"/>
-        </w:rPr>
-        <w:t>D. Menghantar shot terus kepada Producer tanpa semakan lanjut.</w:t>
-      </w:r>
-    </w:p>
-    <w:p/>
-    <w:p>
-      <w:r>
-        <w:rPr>
-          <w:rFonts w:ascii="Arial" w:hAnsi="Arial"/>
-          <w:b/>
-        </w:rPr>
-        <w:t>✅ 2. SOALAN TAHAP RENDAH — KONSTRUK PROSEDUR</w:t>
-      </w:r>
-    </w:p>
-    <w:p>
-      <w:r>
-        <w:rPr>
-          <w:rFonts w:ascii="Arial" w:hAnsi="Arial"/>
-          <w:b w:val="0"/>
-        </w:rPr>
-        <w:t>Bagaimanakah Editor menyusun bin bagi projek yang mempunyai ratusan klip footage mentah?</w:t>
-      </w:r>
-    </w:p>
-    <w:p>
-      <w:r>
-        <w:rPr>
-          <w:rFonts w:ascii="Arial" w:hAnsi="Arial"/>
-          <w:b w:val="0"/>
-        </w:rPr>
-        <w:t>A. Mengikut abjad nama fail sahaja.</w:t>
-      </w:r>
-    </w:p>
-    <w:p>
-      <w:r>
-        <w:rPr>
-          <w:rFonts w:ascii="Arial" w:hAnsi="Arial"/>
-          <w:b w:val="0"/>
-        </w:rPr>
-        <w:t>B. Mengikut hari rakaman atau lokasi pada peringkat bin utama, kemudian mengikut scene pada sub-bin.</w:t>
-      </w:r>
-    </w:p>
-    <w:p>
-      <w:r>
-        <w:rPr>
-          <w:rFonts w:ascii="Arial" w:hAnsi="Arial"/>
-          <w:b w:val="0"/>
-        </w:rPr>
-        <w:t>C. Mengikut saiz fail dari besar ke kecil.</w:t>
-      </w:r>
-    </w:p>
-    <w:p>
-      <w:r>
-        <w:rPr>
-          <w:rFonts w:ascii="Arial" w:hAnsi="Arial"/>
-          <w:b w:val="0"/>
-        </w:rPr>
-        <w:t>D. Mengikut urutan import tanpa kategori.</w:t>
-      </w:r>
-    </w:p>
-    <w:p/>
-    <w:p>
-      <w:r>
-        <w:rPr>
-          <w:rFonts w:ascii="Arial" w:hAnsi="Arial"/>
-          <w:b/>
-        </w:rPr>
-        <w:t>✅ 3. SOALAN TAHAP RENDAH — KONSTRUK FAKTA-TEORI</w:t>
-      </w:r>
-    </w:p>
-    <w:p>
-      <w:r>
-        <w:rPr>
-          <w:rFonts w:ascii="Arial" w:hAnsi="Arial"/>
-          <w:b w:val="0"/>
-        </w:rPr>
-        <w:t>Antara berikut, yang manakah tergolong dalam format footage tapeless?</w:t>
-      </w:r>
-    </w:p>
-    <w:p>
-      <w:r>
-        <w:rPr>
-          <w:rFonts w:ascii="Arial" w:hAnsi="Arial"/>
-          <w:b w:val="0"/>
-        </w:rPr>
-        <w:t>A. HD CAM.</w:t>
-      </w:r>
-    </w:p>
-    <w:p>
-      <w:r>
-        <w:rPr>
-          <w:rFonts w:ascii="Arial" w:hAnsi="Arial"/>
-          <w:b w:val="0"/>
-        </w:rPr>
-        <w:t>B. Betacam.</w:t>
-      </w:r>
-    </w:p>
-    <w:p>
-      <w:r>
-        <w:rPr>
-          <w:rFonts w:ascii="Arial" w:hAnsi="Arial"/>
-          <w:b w:val="0"/>
-        </w:rPr>
-        <w:t>C. DV CAM.</w:t>
-      </w:r>
-    </w:p>
-    <w:p>
-      <w:r>
-        <w:rPr>
-          <w:rFonts w:ascii="Arial" w:hAnsi="Arial"/>
-          <w:b w:val="0"/>
-        </w:rPr>
-        <w:t>D. P2 Card.</w:t>
-      </w:r>
-    </w:p>
-    <w:p/>
-    <w:p>
-      <w:r>
-        <w:rPr>
-          <w:rFonts w:ascii="Arial" w:hAnsi="Arial"/>
-          <w:b/>
-        </w:rPr>
-        <w:t>✅ 4. SOALAN TAHAP RENDAH — KONSTRUK SIKAP-KESELAMATAN-PERSEKITARAN</w:t>
-      </w:r>
-    </w:p>
-    <w:p>
-      <w:r>
-        <w:rPr>
-          <w:rFonts w:ascii="Arial" w:hAnsi="Arial"/>
-          <w:b w:val="0"/>
-        </w:rPr>
-        <w:t>Apakah sikap yang perlu diamalkan oleh Editor semasa mengasingkan good shot ke dalam bin mengikut scene?</w:t>
-      </w:r>
-    </w:p>
-    <w:p>
-      <w:r>
-        <w:rPr>
-          <w:rFonts w:ascii="Arial" w:hAnsi="Arial"/>
-          <w:b w:val="0"/>
-        </w:rPr>
-        <w:t>A. Mengasingkan shot secara sembarangan untuk menjimatkan masa.</w:t>
-      </w:r>
-    </w:p>
-    <w:p>
-      <w:r>
-        <w:rPr>
-          <w:rFonts w:ascii="Arial" w:hAnsi="Arial"/>
-          <w:b w:val="0"/>
-        </w:rPr>
-        <w:t>B. Segregasi shot dengan teliti dan konsisten mengikut cue sheet.</w:t>
-      </w:r>
-    </w:p>
-    <w:p>
-      <w:r>
-        <w:rPr>
-          <w:rFonts w:ascii="Arial" w:hAnsi="Arial"/>
-          <w:b w:val="0"/>
-        </w:rPr>
-        <w:t>C. Membiarkan semua shot dalam satu bin sahaja tanpa kategori.</w:t>
-      </w:r>
-    </w:p>
-    <w:p>
-      <w:r>
-        <w:rPr>
-          <w:rFonts w:ascii="Arial" w:hAnsi="Arial"/>
-          <w:b w:val="0"/>
-        </w:rPr>
-        <w:t>D. Mengabaikan cue sheet dan bergantung kepada ingatan sahaja.</w:t>
-      </w:r>
-    </w:p>
-    <w:p/>
-    <w:p>
-      <w:r>
-        <w:rPr>
-          <w:rFonts w:ascii="Arial" w:hAnsi="Arial"/>
-          <w:b/>
-        </w:rPr>
-        <w:t>Soalan WA2 — Perform sequence timeline editing</w:t>
-      </w:r>
-    </w:p>
-    <w:p>
-      <w:r>
-        <w:rPr>
-          <w:rFonts w:ascii="Arial" w:hAnsi="Arial"/>
-          <w:b/>
-        </w:rPr>
-        <w:t>✅ 5. SOALAN TAHAP TINGGI — KONSTRUK PROSEDUR</w:t>
-      </w:r>
-    </w:p>
-    <w:p>
-      <w:r>
-        <w:rPr>
-          <w:rFonts w:ascii="Arial" w:hAnsi="Arial"/>
-          <w:b w:val="0"/>
-        </w:rPr>
-        <w:t>Susun turutan langkah yang betul bagi Editor membina assembled cut (rough cut) sequence timeline.</w:t>
-      </w:r>
-    </w:p>
-    <w:p>
-      <w:r>
-        <w:rPr>
-          <w:rFonts w:ascii="Arial" w:hAnsi="Arial"/>
-          <w:b w:val="0"/>
-        </w:rPr>
-        <w:t>I. Menentukan teknik editing yang sesuai dengan genre dan mood projek.</w:t>
-      </w:r>
-    </w:p>
-    <w:p>
-      <w:r>
-        <w:rPr>
-          <w:rFonts w:ascii="Arial" w:hAnsi="Arial"/>
-          <w:b w:val="0"/>
-        </w:rPr>
-        <w:t>II. Menyusun shot terpilih mengikut urutan scene berdasarkan skrip.</w:t>
-      </w:r>
-    </w:p>
-    <w:p>
-      <w:r>
-        <w:rPr>
-          <w:rFonts w:ascii="Arial" w:hAnsi="Arial"/>
-          <w:b w:val="0"/>
-        </w:rPr>
-        <w:t>III. Menyambung shot menggunakan teknik editing yang ditentukan.</w:t>
-      </w:r>
-    </w:p>
-    <w:p>
-      <w:r>
-        <w:rPr>
-          <w:rFonts w:ascii="Arial" w:hAnsi="Arial"/>
-          <w:b w:val="0"/>
-        </w:rPr>
-        <w:t>IV. Menetapkan dan mengesahkan tempoh offline mengikut keperluan projek.</w:t>
-      </w:r>
-    </w:p>
-    <w:p>
-      <w:r>
-        <w:rPr>
-          <w:rFonts w:ascii="Arial" w:hAnsi="Arial"/>
-          <w:b w:val="0"/>
-        </w:rPr>
-        <w:t>A. I, II, III, dan IV.</w:t>
-      </w:r>
-    </w:p>
-    <w:p>
-      <w:r>
-        <w:rPr>
-          <w:rFonts w:ascii="Arial" w:hAnsi="Arial"/>
-          <w:b w:val="0"/>
-        </w:rPr>
-        <w:t>B. II, I, III, dan IV.</w:t>
-      </w:r>
-    </w:p>
-    <w:p>
-      <w:r>
-        <w:rPr>
-          <w:rFonts w:ascii="Arial" w:hAnsi="Arial"/>
-          <w:b w:val="0"/>
-        </w:rPr>
-        <w:t>C. I, III, II, dan IV.</w:t>
-      </w:r>
-    </w:p>
-    <w:p>
-      <w:r>
-        <w:rPr>
-          <w:rFonts w:ascii="Arial" w:hAnsi="Arial"/>
-          <w:b w:val="0"/>
-        </w:rPr>
-        <w:t>D. II, III, I, dan IV.</w:t>
-      </w:r>
-    </w:p>
-    <w:p/>
-    <w:p>
-      <w:r>
-        <w:rPr>
-          <w:rFonts w:ascii="Arial" w:hAnsi="Arial"/>
-          <w:b/>
-        </w:rPr>
-        <w:t>✅ 6. SOALAN TAHAP SEDERHANA — KONSTRUK PROSEDUR</w:t>
-      </w:r>
-    </w:p>
-    <w:p>
-      <w:r>
-        <w:rPr>
-          <w:rFonts w:ascii="Arial" w:hAnsi="Arial"/>
-          <w:b w:val="0"/>
-        </w:rPr>
-        <w:t>Apakah teknik editing yang paling sesuai digunakan bagi adegan kejar-mengejar dua watak yang berlaku serentak di dua lokasi berbeza?</w:t>
-      </w:r>
-    </w:p>
-    <w:p>
-      <w:r>
-        <w:rPr>
-          <w:rFonts w:ascii="Arial" w:hAnsi="Arial"/>
-          <w:b w:val="0"/>
-        </w:rPr>
-        <w:t>A. Continuity editing.</w:t>
-      </w:r>
-    </w:p>
-    <w:p>
-      <w:r>
-        <w:rPr>
-          <w:rFonts w:ascii="Arial" w:hAnsi="Arial"/>
-          <w:b w:val="0"/>
-        </w:rPr>
-        <w:t>B. Parallel editing.</w:t>
-      </w:r>
-    </w:p>
-    <w:p>
-      <w:r>
-        <w:rPr>
-          <w:rFonts w:ascii="Arial" w:hAnsi="Arial"/>
-          <w:b w:val="0"/>
-        </w:rPr>
-        <w:t>C. Elliptical editing.</w:t>
-      </w:r>
-    </w:p>
-    <w:p>
-      <w:r>
-        <w:rPr>
-          <w:rFonts w:ascii="Arial" w:hAnsi="Arial"/>
-          <w:b w:val="0"/>
-        </w:rPr>
-        <w:t>D. Rhythmic editing.</w:t>
-      </w:r>
-    </w:p>
-    <w:p/>
-    <w:p>
-      <w:r>
-        <w:rPr>
-          <w:rFonts w:ascii="Arial" w:hAnsi="Arial"/>
-          <w:b/>
-        </w:rPr>
-        <w:t>✅ 7. SOALAN TAHAP RENDAH — KONSTRUK FAKTA-TEORI</w:t>
-      </w:r>
-    </w:p>
-    <w:p>
-      <w:r>
-        <w:rPr>
-          <w:rFonts w:ascii="Arial" w:hAnsi="Arial"/>
-          <w:b w:val="0"/>
-        </w:rPr>
-        <w:t>Apakah maksud teknik montage dalam sequence timeline editing?</w:t>
-      </w:r>
-    </w:p>
-    <w:p>
-      <w:r>
-        <w:rPr>
-          <w:rFonts w:ascii="Arial" w:hAnsi="Arial"/>
-          <w:b w:val="0"/>
-        </w:rPr>
-        <w:t>A. Susunan pantas pelbagai shot untuk meringkaskan tempoh masa atau proses.</w:t>
-      </w:r>
-    </w:p>
-    <w:p>
-      <w:r>
-        <w:rPr>
-          <w:rFonts w:ascii="Arial" w:hAnsi="Arial"/>
-          <w:b w:val="0"/>
-        </w:rPr>
-        <w:t>B. Memotong silih ganti antara dua aksi serentak di lokasi berbeza.</w:t>
-      </w:r>
-    </w:p>
-    <w:p>
-      <w:r>
-        <w:rPr>
-          <w:rFonts w:ascii="Arial" w:hAnsi="Arial"/>
-          <w:b w:val="0"/>
-        </w:rPr>
-        <w:t>C. Memanipulasi susunan masa seperti imbas kembali.</w:t>
-      </w:r>
-    </w:p>
-    <w:p>
-      <w:r>
-        <w:rPr>
-          <w:rFonts w:ascii="Arial" w:hAnsi="Arial"/>
-          <w:b w:val="0"/>
-        </w:rPr>
-        <w:t>D. Menyambung shot supaya aksi kelihatan berterusan dan logik.</w:t>
-      </w:r>
-    </w:p>
-    <w:p/>
-    <w:p>
-      <w:r>
-        <w:rPr>
-          <w:rFonts w:ascii="Arial" w:hAnsi="Arial"/>
-          <w:b/>
-        </w:rPr>
-        <w:t>✅ 8. SOALAN TAHAP RENDAH — KONSTRUK SIKAP-KESELAMATAN-PERSEKITARAN</w:t>
-      </w:r>
-    </w:p>
-    <w:p>
-      <w:r>
-        <w:rPr>
-          <w:rFonts w:ascii="Arial" w:hAnsi="Arial"/>
-          <w:b w:val="0"/>
-        </w:rPr>
-        <w:t>Apakah sikap yang perlu diamalkan oleh Editor semasa menyusun sequence timeline mengikut skrip?</w:t>
-      </w:r>
-    </w:p>
-    <w:p>
-      <w:r>
-        <w:rPr>
-          <w:rFonts w:ascii="Arial" w:hAnsi="Arial"/>
-          <w:b w:val="0"/>
-        </w:rPr>
-        <w:t>A. Tergesa-gesa tanpa merujuk skrip.</w:t>
-      </w:r>
-    </w:p>
-    <w:p>
-      <w:r>
-        <w:rPr>
-          <w:rFonts w:ascii="Arial" w:hAnsi="Arial"/>
-          <w:b w:val="0"/>
-        </w:rPr>
-        <w:t>B. Meticulous (teliti) dalam meninjau shot dan dedikasi dalam pengurusan masa.</w:t>
-      </w:r>
-    </w:p>
-    <w:p>
-      <w:r>
-        <w:rPr>
-          <w:rFonts w:ascii="Arial" w:hAnsi="Arial"/>
-          <w:b w:val="0"/>
-        </w:rPr>
-        <w:t>C. Mengabaikan arahan Superior.</w:t>
-      </w:r>
-    </w:p>
-    <w:p>
-      <w:r>
-        <w:rPr>
-          <w:rFonts w:ascii="Arial" w:hAnsi="Arial"/>
-          <w:b w:val="0"/>
-        </w:rPr>
-        <w:t>D. Mengabaikan komposisi visual yang dirancang.</w:t>
-      </w:r>
-    </w:p>
-    <w:p/>
-    <w:p>
-      <w:r>
-        <w:rPr>
-          <w:rFonts w:ascii="Arial" w:hAnsi="Arial"/>
-          <w:b/>
-        </w:rPr>
-        <w:t>Soalan WA3 — Perform sequence timeline repairing</w:t>
-      </w:r>
-    </w:p>
-    <w:p>
-      <w:r>
-        <w:rPr>
-          <w:rFonts w:ascii="Arial" w:hAnsi="Arial"/>
-          <w:b/>
-        </w:rPr>
-        <w:t>✅ 9. SOALAN TAHAP TINGGI — KONSTRUK PROSEDUR</w:t>
-      </w:r>
-    </w:p>
-    <w:p>
-      <w:r>
-        <w:rPr>
-          <w:rFonts w:ascii="Arial" w:hAnsi="Arial"/>
-          <w:b w:val="0"/>
-        </w:rPr>
-        <w:t>Susun turutan langkah yang betul bagi Editor melaksanakan pembaikan sequence timeline sebelum ke peringkat final offline.</w:t>
-      </w:r>
-    </w:p>
-    <w:p>
-      <w:r>
-        <w:rPr>
-          <w:rFonts w:ascii="Arial" w:hAnsi="Arial"/>
-          <w:b w:val="0"/>
-        </w:rPr>
-        <w:t>I. Mempratonton keseluruhan sequence timeline mengikut skrip.</w:t>
-      </w:r>
-    </w:p>
-    <w:p>
-      <w:r>
-        <w:rPr>
-          <w:rFonts w:ascii="Arial" w:hAnsi="Arial"/>
-          <w:b w:val="0"/>
-        </w:rPr>
-        <w:t>II. Mengesahkan sequence tertentu yang bermasalah mengikut keperluan projek.</w:t>
-      </w:r>
-    </w:p>
-    <w:p>
-      <w:r>
-        <w:rPr>
-          <w:rFonts w:ascii="Arial" w:hAnsi="Arial"/>
-          <w:b w:val="0"/>
-        </w:rPr>
-        <w:t>III. Melaksanakan trimming (ripple, roll, slip, slide) untuk membaiki cutting point.</w:t>
-      </w:r>
-    </w:p>
-    <w:p>
-      <w:r>
-        <w:rPr>
-          <w:rFonts w:ascii="Arial" w:hAnsi="Arial"/>
-          <w:b w:val="0"/>
-        </w:rPr>
-        <w:t>IV. Mengesahkan tempoh projek yang telah dibaiki bersama Director.</w:t>
-      </w:r>
-    </w:p>
-    <w:p>
-      <w:r>
-        <w:rPr>
-          <w:rFonts w:ascii="Arial" w:hAnsi="Arial"/>
-          <w:b w:val="0"/>
-        </w:rPr>
-        <w:t>A. I, II, III, dan IV.</w:t>
-      </w:r>
-    </w:p>
-    <w:p>
-      <w:r>
-        <w:rPr>
-          <w:rFonts w:ascii="Arial" w:hAnsi="Arial"/>
-          <w:b w:val="0"/>
-        </w:rPr>
-        <w:t>B. II, I, III, dan IV.</w:t>
-      </w:r>
-    </w:p>
-    <w:p>
-      <w:r>
-        <w:rPr>
-          <w:rFonts w:ascii="Arial" w:hAnsi="Arial"/>
-          <w:b w:val="0"/>
-        </w:rPr>
-        <w:t>C. I, III, II, dan IV.</w:t>
-      </w:r>
-    </w:p>
-    <w:p>
-      <w:r>
-        <w:rPr>
-          <w:rFonts w:ascii="Arial" w:hAnsi="Arial"/>
-          <w:b w:val="0"/>
-        </w:rPr>
-        <w:t>D. III, I, II, dan IV.</w:t>
-      </w:r>
-    </w:p>
-    <w:p/>
-    <w:p>
-      <w:r>
-        <w:rPr>
-          <w:rFonts w:ascii="Arial" w:hAnsi="Arial"/>
-          <w:b/>
-        </w:rPr>
-        <w:t>✅ 10. SOALAN TAHAP TINGGI — KONSTRUK PROSEDUR</w:t>
-      </w:r>
-    </w:p>
-    <w:p>
-      <w:r>
-        <w:rPr>
-          <w:rFonts w:ascii="Arial" w:hAnsi="Arial"/>
-          <w:b w:val="0"/>
-        </w:rPr>
-        <w:t>Semasa pratonton sequence penuh, Editor mendapati satu shot yang dipilih sebelum ini mempunyai sedikit goyangan kamera yang tidak jelas semasa penilaian individu. Apakah tindakan paling sesuai?</w:t>
-      </w:r>
-    </w:p>
-    <w:p>
-      <w:r>
-        <w:rPr>
-          <w:rFonts w:ascii="Arial" w:hAnsi="Arial"/>
-          <w:b w:val="0"/>
-        </w:rPr>
-        <w:t>A. Mengabaikan kelemahan tersebut kerana shot telah pun dipilih.</w:t>
-      </w:r>
-    </w:p>
-    <w:p>
-      <w:r>
-        <w:rPr>
-          <w:rFonts w:ascii="Arial" w:hAnsi="Arial"/>
-          <w:b w:val="0"/>
-        </w:rPr>
-        <w:t>B. Menggantikan shot berkenaan dengan alternatif daripada bin yang sesuai.</w:t>
-      </w:r>
-    </w:p>
-    <w:p>
-      <w:r>
-        <w:rPr>
-          <w:rFonts w:ascii="Arial" w:hAnsi="Arial"/>
-          <w:b w:val="0"/>
-        </w:rPr>
-        <w:t>C. Meneruskan tanpa membuat safety copy sequence sebelum ini.</w:t>
-      </w:r>
-    </w:p>
-    <w:p>
-      <w:r>
-        <w:rPr>
-          <w:rFonts w:ascii="Arial" w:hAnsi="Arial"/>
-          <w:b w:val="0"/>
-        </w:rPr>
-        <w:t>D. Memadam terus shot tersebut daripada bin tanpa rujukan lanjut.</w:t>
-      </w:r>
-    </w:p>
-    <w:p/>
-    <w:p>
-      <w:r>
-        <w:rPr>
-          <w:rFonts w:ascii="Arial" w:hAnsi="Arial"/>
-          <w:b/>
-        </w:rPr>
-        <w:t>✅ 11. SOALAN TAHAP SEDERHANA — KONSTRUK FAKTA-TEORI</w:t>
-      </w:r>
-    </w:p>
-    <w:p>
-      <w:r>
-        <w:rPr>
-          <w:rFonts w:ascii="Arial" w:hAnsi="Arial"/>
-          <w:b w:val="0"/>
-        </w:rPr>
-        <w:t>Apakah perbezaan antara J-cut dan L-cut dalam audio trimming?</w:t>
-      </w:r>
-    </w:p>
-    <w:p>
-      <w:r>
-        <w:rPr>
-          <w:rFonts w:ascii="Arial" w:hAnsi="Arial"/>
-          <w:b w:val="0"/>
-        </w:rPr>
-        <w:t>A. J-cut memainkan audio scene seterusnya sebelum visualnya muncul; L-cut meneruskan audio scene sebelumnya selepas visual bertukar.</w:t>
-      </w:r>
-    </w:p>
-    <w:p>
-      <w:r>
-        <w:rPr>
-          <w:rFonts w:ascii="Arial" w:hAnsi="Arial"/>
-          <w:b w:val="0"/>
-        </w:rPr>
-        <w:t>B. J-cut dan L-cut adalah teknik yang sama tanpa perbezaan.</w:t>
-      </w:r>
-    </w:p>
-    <w:p>
-      <w:r>
-        <w:rPr>
-          <w:rFonts w:ascii="Arial" w:hAnsi="Arial"/>
-          <w:b w:val="0"/>
-        </w:rPr>
-        <w:t>C. J-cut hanya digunakan untuk video; L-cut hanya untuk audio.</w:t>
-      </w:r>
-    </w:p>
-    <w:p>
-      <w:r>
-        <w:rPr>
-          <w:rFonts w:ascii="Arial" w:hAnsi="Arial"/>
-          <w:b w:val="0"/>
-        </w:rPr>
-        <w:t>D. L-cut memotong audio dan visual serentak tanpa peralihan.</w:t>
-      </w:r>
-    </w:p>
-    <w:p/>
-    <w:p>
-      <w:r>
-        <w:rPr>
-          <w:rFonts w:ascii="Arial" w:hAnsi="Arial"/>
-          <w:b/>
-        </w:rPr>
-        <w:t>✅ 12. SOALAN TAHAP RENDAH — KONSTRUK SIKAP-KESELAMATAN-PERSEKITARAN</w:t>
-      </w:r>
-    </w:p>
-    <w:p>
-      <w:r>
-        <w:rPr>
-          <w:rFonts w:ascii="Arial" w:hAnsi="Arial"/>
-          <w:b w:val="0"/>
-        </w:rPr>
-        <w:t>Apakah amalan baik yang perlu diikuti oleh Editor sebelum melakukan pembaikan besar terhadap sequence timeline?</w:t>
-      </w:r>
-    </w:p>
-    <w:p>
-      <w:r>
-        <w:rPr>
-          <w:rFonts w:ascii="Arial" w:hAnsi="Arial"/>
-          <w:b w:val="0"/>
-        </w:rPr>
-        <w:t>A. Terus mengedit sequence asal tanpa sebarang salinan.</w:t>
-      </w:r>
-    </w:p>
-    <w:p>
-      <w:r>
-        <w:rPr>
-          <w:rFonts w:ascii="Arial" w:hAnsi="Arial"/>
-          <w:b w:val="0"/>
-        </w:rPr>
-        <w:t>B. Membuat safety copy sequence sebelum melakukan pembaikan besar.</w:t>
-      </w:r>
-    </w:p>
-    <w:p>
-      <w:r>
-        <w:rPr>
-          <w:rFonts w:ascii="Arial" w:hAnsi="Arial"/>
-          <w:b w:val="0"/>
-        </w:rPr>
-        <w:t>C. Mengabaikan arahan Director tentang tempoh projek.</w:t>
-      </w:r>
-    </w:p>
-    <w:p>
-      <w:r>
-        <w:rPr>
-          <w:rFonts w:ascii="Arial" w:hAnsi="Arial"/>
-          <w:b w:val="0"/>
-        </w:rPr>
-        <w:t>D. Memadam sequence asal selepas pembaikan pertama.</w:t>
-      </w:r>
-    </w:p>
-    <w:p/>
-    <w:p>
-      <w:r>
-        <w:rPr>
-          <w:rFonts w:ascii="Arial" w:hAnsi="Arial"/>
-          <w:b/>
-        </w:rPr>
-        <w:t>Soalan WA4 — Apply Audio Visual (AV) elements</w:t>
-      </w:r>
-    </w:p>
-    <w:p>
-      <w:r>
-        <w:rPr>
-          <w:rFonts w:ascii="Arial" w:hAnsi="Arial"/>
-          <w:b/>
-        </w:rPr>
-        <w:t>✅ 13. SOALAN TAHAP TINGGI — KONSTRUK PROSEDUR</w:t>
-      </w:r>
-    </w:p>
-    <w:p>
-      <w:r>
-        <w:rPr>
-          <w:rFonts w:ascii="Arial" w:hAnsi="Arial"/>
-          <w:b w:val="0"/>
-        </w:rPr>
-        <w:t>Susun turutan langkah yang betul bagi Editor mengaplikasikan elemen AV ke dalam sequence timeline offline.</w:t>
-      </w:r>
-    </w:p>
-    <w:p>
-      <w:r>
-        <w:rPr>
-          <w:rFonts w:ascii="Arial" w:hAnsi="Arial"/>
-          <w:b w:val="0"/>
-        </w:rPr>
-        <w:t>I. Mempratonton sequence timeline mengikut keperluan projek.</w:t>
-      </w:r>
-    </w:p>
-    <w:p>
-      <w:r>
-        <w:rPr>
-          <w:rFonts w:ascii="Arial" w:hAnsi="Arial"/>
-          <w:b w:val="0"/>
-        </w:rPr>
-        <w:t>II. Mengenal pasti elemen AV yang diperlukan (VFX, foley, muzik, sarikata, supers).</w:t>
-      </w:r>
-    </w:p>
-    <w:p>
-      <w:r>
-        <w:rPr>
-          <w:rFonts w:ascii="Arial" w:hAnsi="Arial"/>
-          <w:b w:val="0"/>
-        </w:rPr>
-        <w:t>III. Mengesahkan spesifikasi AV (Broadcast atau DCA) yang ditetapkan projek.</w:t>
-      </w:r>
-    </w:p>
-    <w:p>
-      <w:r>
-        <w:rPr>
-          <w:rFonts w:ascii="Arial" w:hAnsi="Arial"/>
-          <w:b w:val="0"/>
-        </w:rPr>
-        <w:t>IV. Mengaplikasikan elemen AV sebagai placeholder/temp ke sequence timeline.</w:t>
-      </w:r>
-    </w:p>
-    <w:p>
-      <w:r>
-        <w:rPr>
-          <w:rFonts w:ascii="Arial" w:hAnsi="Arial"/>
-          <w:b w:val="0"/>
-        </w:rPr>
-        <w:t>A. I, II, III, dan IV.</w:t>
-      </w:r>
-    </w:p>
-    <w:p>
-      <w:r>
-        <w:rPr>
-          <w:rFonts w:ascii="Arial" w:hAnsi="Arial"/>
-          <w:b w:val="0"/>
-        </w:rPr>
-        <w:t>B. II, I, III, dan IV.</w:t>
-      </w:r>
-    </w:p>
-    <w:p>
-      <w:r>
-        <w:rPr>
-          <w:rFonts w:ascii="Arial" w:hAnsi="Arial"/>
-          <w:b w:val="0"/>
-        </w:rPr>
-        <w:t>C. I, III, II, dan IV.</w:t>
-      </w:r>
-    </w:p>
-    <w:p>
-      <w:r>
-        <w:rPr>
-          <w:rFonts w:ascii="Arial" w:hAnsi="Arial"/>
-          <w:b w:val="0"/>
-        </w:rPr>
-        <w:t>D. III, I, II, dan IV.</w:t>
-      </w:r>
-    </w:p>
-    <w:p/>
-    <w:p>
-      <w:r>
-        <w:rPr>
-          <w:rFonts w:ascii="Arial" w:hAnsi="Arial"/>
-          <w:b/>
-        </w:rPr>
-        <w:t>✅ 14. SOALAN TAHAP SEDERHANA — KONSTRUK PROSEDUR</w:t>
-      </w:r>
-    </w:p>
-    <w:p>
-      <w:r>
-        <w:rPr>
-          <w:rFonts w:ascii="Arial" w:hAnsi="Arial"/>
-          <w:b w:val="0"/>
-        </w:rPr>
-        <w:t>Mengapakah elemen AV yang diaplikasikan pada peringkat offline editing biasanya dalam bentuk placeholder atau temp?</w:t>
-      </w:r>
-    </w:p>
-    <w:p>
-      <w:r>
-        <w:rPr>
-          <w:rFonts w:ascii="Arial" w:hAnsi="Arial"/>
-          <w:b w:val="0"/>
-        </w:rPr>
-        <w:t>A. Kerana perisian NLE tidak menyokong elemen AV sebenar.</w:t>
-      </w:r>
-    </w:p>
-    <w:p>
-      <w:r>
-        <w:rPr>
-          <w:rFonts w:ascii="Arial" w:hAnsi="Arial"/>
-          <w:b w:val="0"/>
-        </w:rPr>
-        <w:t>B. Kerana versi akhir berkualiti tinggi hanya dihasilkan semasa peringkat online editing selepas rough cut disahkan.</w:t>
-      </w:r>
-    </w:p>
-    <w:p>
-      <w:r>
-        <w:rPr>
-          <w:rFonts w:ascii="Arial" w:hAnsi="Arial"/>
-          <w:b w:val="0"/>
-        </w:rPr>
-        <w:t>C. Kerana elemen AV sebenar tidak diperlukan langsung dalam projek.</w:t>
-      </w:r>
-    </w:p>
-    <w:p>
-      <w:r>
-        <w:rPr>
-          <w:rFonts w:ascii="Arial" w:hAnsi="Arial"/>
-          <w:b w:val="0"/>
-        </w:rPr>
-        <w:t>D. Kerana Director tidak dibenarkan menyemak rough cut.</w:t>
-      </w:r>
-    </w:p>
-    <w:p/>
-    <w:p>
-      <w:r>
-        <w:rPr>
-          <w:rFonts w:ascii="Arial" w:hAnsi="Arial"/>
-          <w:b/>
-        </w:rPr>
-        <w:t>✅ 15. SOALAN TAHAP RENDAH — KONSTRUK FAKTA-TEORI</w:t>
-      </w:r>
-    </w:p>
-    <w:p>
-      <w:r>
-        <w:rPr>
-          <w:rFonts w:ascii="Arial" w:hAnsi="Arial"/>
-          <w:b w:val="0"/>
-        </w:rPr>
-        <w:t>Antara berikut, yang manakah tergolong dalam kategori elemen Audio Visual (AV)?</w:t>
-      </w:r>
-    </w:p>
-    <w:p>
-      <w:r>
-        <w:rPr>
-          <w:rFonts w:ascii="Arial" w:hAnsi="Arial"/>
-          <w:b w:val="0"/>
-        </w:rPr>
-        <w:t>A. Continuity sheet.</w:t>
-      </w:r>
-    </w:p>
-    <w:p>
-      <w:r>
-        <w:rPr>
-          <w:rFonts w:ascii="Arial" w:hAnsi="Arial"/>
-          <w:b w:val="0"/>
-        </w:rPr>
-        <w:t>B. Shooting board.</w:t>
-      </w:r>
-    </w:p>
-    <w:p>
-      <w:r>
-        <w:rPr>
-          <w:rFonts w:ascii="Arial" w:hAnsi="Arial"/>
-          <w:b w:val="0"/>
-        </w:rPr>
-        <w:t>C. Music background.</w:t>
-      </w:r>
-    </w:p>
-    <w:p>
-      <w:r>
-        <w:rPr>
-          <w:rFonts w:ascii="Arial" w:hAnsi="Arial"/>
-          <w:b w:val="0"/>
-        </w:rPr>
-        <w:t>D. DIT sheet.</w:t>
-      </w:r>
-    </w:p>
-    <w:p/>
-    <w:p>
-      <w:r>
-        <w:rPr>
-          <w:rFonts w:ascii="Arial" w:hAnsi="Arial"/>
-          <w:b/>
-        </w:rPr>
-        <w:t>✅ 16. SOALAN TAHAP RENDAH — KONSTRUK SIKAP-KESELAMATAN-PERSEKITARAN</w:t>
-      </w:r>
-    </w:p>
-    <w:p>
-      <w:r>
-        <w:rPr>
-          <w:rFonts w:ascii="Arial" w:hAnsi="Arial"/>
-          <w:b w:val="0"/>
-        </w:rPr>
-        <w:t>Apakah sikap yang perlu diamalkan oleh Editor semasa mengaplikasikan elemen AV mengikut spesifikasi projek?</w:t>
-      </w:r>
-    </w:p>
-    <w:p>
-      <w:r>
-        <w:rPr>
-          <w:rFonts w:ascii="Arial" w:hAnsi="Arial"/>
-          <w:b w:val="0"/>
-        </w:rPr>
-        <w:t>A. Mengabaikan spesifikasi AV yang ditetapkan pelanggan.</w:t>
-      </w:r>
-    </w:p>
-    <w:p>
-      <w:r>
-        <w:rPr>
-          <w:rFonts w:ascii="Arial" w:hAnsi="Arial"/>
-          <w:b w:val="0"/>
-        </w:rPr>
-        <w:t>B. Patuh kepada spesifikasi audio visual (Broadcast/DCA) yang ditetapkan.</w:t>
-      </w:r>
-    </w:p>
-    <w:p>
-      <w:r>
-        <w:rPr>
-          <w:rFonts w:ascii="Arial" w:hAnsi="Arial"/>
-          <w:b w:val="0"/>
-        </w:rPr>
-        <w:t>C. Menggunakan sebarang format tanpa menyemak keperluan projek.</w:t>
-      </w:r>
-    </w:p>
-    <w:p>
-      <w:r>
-        <w:rPr>
-          <w:rFonts w:ascii="Arial" w:hAnsi="Arial"/>
-          <w:b w:val="0"/>
-        </w:rPr>
-        <w:t>D. Mengabaikan arahan Superior berkenaan elemen AV.</w:t>
-      </w:r>
-    </w:p>
-    <w:p/>
-    <w:p>
-      <w:r>
-        <w:rPr>
-          <w:rFonts w:ascii="Arial" w:hAnsi="Arial"/>
-          <w:b/>
-        </w:rPr>
-        <w:t>Soalan WA5 — Produce final offline</w:t>
-      </w:r>
-    </w:p>
-    <w:p>
-      <w:r>
-        <w:rPr>
-          <w:rFonts w:ascii="Arial" w:hAnsi="Arial"/>
-          <w:b/>
-        </w:rPr>
-        <w:t>✅ 17. SOALAN TAHAP SEDERHANA — KONSTRUK PROSEDUR</w:t>
-      </w:r>
-    </w:p>
-    <w:p>
-      <w:r>
-        <w:rPr>
-          <w:rFonts w:ascii="Arial" w:hAnsi="Arial"/>
-          <w:b w:val="0"/>
-        </w:rPr>
-        <w:t>Apakah semakan yang perlu dilakukan Editor sebelum sequence dianggap "final offline" dan dikunci untuk diserahkan ke peringkat online editing?</w:t>
-      </w:r>
-    </w:p>
-    <w:p>
-      <w:r>
-        <w:rPr>
-          <w:rFonts w:ascii="Arial" w:hAnsi="Arial"/>
-          <w:b w:val="0"/>
-        </w:rPr>
-        <w:t>A. Menyemak hanya tempoh (duration) akhir sahaja.</w:t>
-      </w:r>
-    </w:p>
-    <w:p>
-      <w:r>
-        <w:rPr>
-          <w:rFonts w:ascii="Arial" w:hAnsi="Arial"/>
-          <w:b w:val="0"/>
-        </w:rPr>
-        <w:t>B. Menyemak turutan scene, kesempurnaan elemen AV, ketiadaan gap, dan tempoh akhir projek.</w:t>
-      </w:r>
-    </w:p>
-    <w:p>
-      <w:r>
-        <w:rPr>
-          <w:rFonts w:ascii="Arial" w:hAnsi="Arial"/>
-          <w:b w:val="0"/>
-        </w:rPr>
-        <w:t>C. Menyemak semula skrip sahaja tanpa merujuk elemen AV.</w:t>
-      </w:r>
-    </w:p>
-    <w:p>
-      <w:r>
-        <w:rPr>
-          <w:rFonts w:ascii="Arial" w:hAnsi="Arial"/>
-          <w:b w:val="0"/>
-        </w:rPr>
-        <w:t>D. Menyerahkan terus tanpa sebarang semakan kepada Director.</w:t>
-      </w:r>
-    </w:p>
-    <w:p/>
-    <w:p>
-      <w:r>
-        <w:rPr>
-          <w:rFonts w:ascii="Arial" w:hAnsi="Arial"/>
-          <w:b/>
-        </w:rPr>
-        <w:t>✅ 18. SOALAN TAHAP SEDERHANA — KONSTRUK PROSEDUR</w:t>
-      </w:r>
-    </w:p>
-    <w:p>
-      <w:r>
-        <w:rPr>
-          <w:rFonts w:ascii="Arial" w:hAnsi="Arial"/>
-          <w:b w:val="0"/>
-        </w:rPr>
-        <w:t>Editor perlu mengeksport final offline kepada sistem online yang menggunakan Avid Media Composer, yang memerlukan maklumat audio berbilang track dikekalkan. Format eksport manakah yang paling sesuai?</w:t>
-      </w:r>
-    </w:p>
-    <w:p>
-      <w:r>
-        <w:rPr>
-          <w:rFonts w:ascii="Arial" w:hAnsi="Arial"/>
-          <w:b w:val="0"/>
-        </w:rPr>
-        <w:t>A. EDL CMX3600 sahaja.</w:t>
-      </w:r>
-    </w:p>
-    <w:p>
-      <w:r>
-        <w:rPr>
-          <w:rFonts w:ascii="Arial" w:hAnsi="Arial"/>
-          <w:b w:val="0"/>
-        </w:rPr>
-        <w:t>B. AAF (Advanced Authoring Format).</w:t>
-      </w:r>
-    </w:p>
-    <w:p>
-      <w:r>
-        <w:rPr>
-          <w:rFonts w:ascii="Arial" w:hAnsi="Arial"/>
-          <w:b w:val="0"/>
-        </w:rPr>
-        <w:t>C. Fail teks biasa tanpa metadata.</w:t>
-      </w:r>
-    </w:p>
-    <w:p>
-      <w:r>
-        <w:rPr>
-          <w:rFonts w:ascii="Arial" w:hAnsi="Arial"/>
-          <w:b w:val="0"/>
-        </w:rPr>
-        <w:t>D. Format tape Betacam.</w:t>
-      </w:r>
-    </w:p>
-    <w:p/>
-    <w:p>
-      <w:r>
-        <w:rPr>
-          <w:rFonts w:ascii="Arial" w:hAnsi="Arial"/>
-          <w:b/>
-        </w:rPr>
-        <w:t>✅ 19. SOALAN TAHAP RENDAH — KONSTRUK FAKTA-TEORI</w:t>
-      </w:r>
-    </w:p>
-    <w:p>
-      <w:r>
-        <w:rPr>
-          <w:rFonts w:ascii="Arial" w:hAnsi="Arial"/>
-          <w:b w:val="0"/>
-        </w:rPr>
-        <w:t>Apakah fungsi utama Edit-Decision-List (EDL) dalam aliran kerja offline ke online editing?</w:t>
-      </w:r>
-    </w:p>
-    <w:p>
-      <w:r>
-        <w:rPr>
-          <w:rFonts w:ascii="Arial" w:hAnsi="Arial"/>
-          <w:b w:val="0"/>
-        </w:rPr>
-        <w:t>A. Merekodkan keputusan penyuntingan (klip, timecode in/out, jenis peralihan) supaya sequence dapat di-conform semula menggunakan footage resolusi penuh.</w:t>
-      </w:r>
-    </w:p>
-    <w:p>
-      <w:r>
-        <w:rPr>
-          <w:rFonts w:ascii="Arial" w:hAnsi="Arial"/>
-          <w:b w:val="0"/>
-        </w:rPr>
-        <w:t>B. Menggantikan keperluan skrip semasa penyuntingan.</w:t>
-      </w:r>
-    </w:p>
-    <w:p>
-      <w:r>
-        <w:rPr>
-          <w:rFonts w:ascii="Arial" w:hAnsi="Arial"/>
-          <w:b w:val="0"/>
-        </w:rPr>
-        <w:t>C. Menambah elemen visual effect secara automatik.</w:t>
-      </w:r>
-    </w:p>
-    <w:p>
-      <w:r>
-        <w:rPr>
-          <w:rFonts w:ascii="Arial" w:hAnsi="Arial"/>
-          <w:b w:val="0"/>
-        </w:rPr>
-        <w:t>D. Menukar format tape kepada tapeless.</w:t>
-      </w:r>
-    </w:p>
-    <w:p/>
-    <w:p>
-      <w:r>
-        <w:rPr>
-          <w:rFonts w:ascii="Arial" w:hAnsi="Arial"/>
-          <w:b/>
-        </w:rPr>
-        <w:t>✅ 20. SOALAN TAHAP RENDAH — KONSTRUK FAKTA-TEORI</w:t>
-      </w:r>
-    </w:p>
-    <w:p>
-      <w:r>
-        <w:rPr>
-          <w:rFonts w:ascii="Arial" w:hAnsi="Arial"/>
-          <w:b w:val="0"/>
-        </w:rPr>
-        <w:t>Apakah format EDL yang biasa digunakan dan serasi dengan hampir semua sistem NLE profesional?</w:t>
-      </w:r>
-    </w:p>
-    <w:p>
-      <w:r>
-        <w:rPr>
-          <w:rFonts w:ascii="Arial" w:hAnsi="Arial"/>
-          <w:b w:val="0"/>
-        </w:rPr>
-        <w:t>A. CMX3600.</w:t>
-      </w:r>
-    </w:p>
-    <w:p>
-      <w:r>
-        <w:rPr>
-          <w:rFonts w:ascii="Arial" w:hAnsi="Arial"/>
-          <w:b w:val="0"/>
-        </w:rPr>
-        <w:t>B. MP4.</w:t>
-      </w:r>
-    </w:p>
-    <w:p>
-      <w:r>
-        <w:rPr>
-          <w:rFonts w:ascii="Arial" w:hAnsi="Arial"/>
-          <w:b w:val="0"/>
-        </w:rPr>
-        <w:t>C. WAV.</w:t>
-      </w:r>
-    </w:p>
-    <w:p>
-      <w:r>
-        <w:rPr>
-          <w:rFonts w:ascii="Arial" w:hAnsi="Arial"/>
-          <w:b w:val="0"/>
-        </w:rPr>
-        <w:t>D. JPEG.</w:t>
-      </w:r>
-    </w:p>
-    <w:p/>
-    <w:p>
-      <w:r>
-        <w:br w:type="page"/>
-      </w:r>
-    </w:p>
-    <w:p>
-      <w:r>
-        <w:rPr>
-          <w:rFonts w:ascii="Arial" w:hAnsi="Arial"/>
-          <w:b/>
+          <w:color w:val="000000"/>
+          <w:sz w:val="24"/>
         </w:rPr>
         <w:t>BAHAGIAN B — SKEMA JAWAPAN</w:t>
       </w:r>
@@ -3173,6 +4262,7 @@
       <w:tblPr>
         <w:tblStyle w:val="TableGrid"/>
         <w:tblW w:type="auto" w:w="0"/>
+        <w:tblLayout w:type="autofit"/>
         <w:tblLook w:firstColumn="1" w:firstRow="1" w:lastColumn="0" w:lastRow="0" w:noHBand="0" w:noVBand="1" w:val="04A0"/>
       </w:tblPr>
       <w:tblGrid>
@@ -3181,12 +4271,29 @@
         <w:gridCol w:w="3024"/>
       </w:tblGrid>
       <w:tr>
+        <w:trPr>
+          <w:tblHeader w:val="true"/>
+          <w:cantSplit w:val="true"/>
+        </w:trPr>
         <w:tc>
           <w:tcPr>
             <w:tcW w:type="dxa" w:w="3024"/>
-          </w:tcPr>
-          <w:p>
-            <w:r>
+            <w:tcMar>
+              <w:top w:w="57" w:type="dxa"/>
+              <w:left w:w="57" w:type="dxa"/>
+              <w:bottom w:w="57" w:type="dxa"/>
+              <w:right w:w="57" w:type="dxa"/>
+            </w:tcMar>
+            <w:shd w:val="clear" w:color="auto" w:fill="D9D9D9"/>
+          </w:tcPr>
+          <w:p>
+            <w:r>
+              <w:rPr>
+                <w:rFonts w:ascii="Arial" w:hAnsi="Arial" w:cs="Arial"/>
+                <w:b/>
+                <w:color w:val="000000"/>
+                <w:sz w:val="20"/>
+              </w:rPr>
               <w:t>No</w:t>
             </w:r>
           </w:p>
@@ -3194,9 +4301,22 @@
         <w:tc>
           <w:tcPr>
             <w:tcW w:type="dxa" w:w="3024"/>
-          </w:tcPr>
-          <w:p>
-            <w:r>
+            <w:tcMar>
+              <w:top w:w="57" w:type="dxa"/>
+              <w:left w:w="57" w:type="dxa"/>
+              <w:bottom w:w="57" w:type="dxa"/>
+              <w:right w:w="57" w:type="dxa"/>
+            </w:tcMar>
+            <w:shd w:val="clear" w:color="auto" w:fill="D9D9D9"/>
+          </w:tcPr>
+          <w:p>
+            <w:r>
+              <w:rPr>
+                <w:rFonts w:ascii="Arial" w:hAnsi="Arial" w:cs="Arial"/>
+                <w:b/>
+                <w:color w:val="000000"/>
+                <w:sz w:val="20"/>
+              </w:rPr>
               <w:t>Jawapan</w:t>
             </w:r>
           </w:p>
@@ -3204,21 +4324,48 @@
         <w:tc>
           <w:tcPr>
             <w:tcW w:type="dxa" w:w="3024"/>
-          </w:tcPr>
-          <w:p>
-            <w:r>
+            <w:tcMar>
+              <w:top w:w="57" w:type="dxa"/>
+              <w:left w:w="57" w:type="dxa"/>
+              <w:bottom w:w="57" w:type="dxa"/>
+              <w:right w:w="57" w:type="dxa"/>
+            </w:tcMar>
+            <w:shd w:val="clear" w:color="auto" w:fill="D9D9D9"/>
+          </w:tcPr>
+          <w:p>
+            <w:r>
+              <w:rPr>
+                <w:rFonts w:ascii="Arial" w:hAnsi="Arial" w:cs="Arial"/>
+                <w:b/>
+                <w:color w:val="000000"/>
+                <w:sz w:val="20"/>
+              </w:rPr>
               <w:t>Rujukan</w:t>
             </w:r>
           </w:p>
         </w:tc>
       </w:tr>
       <w:tr>
+        <w:trPr>
+          <w:cantSplit w:val="true"/>
+        </w:trPr>
         <w:tc>
           <w:tcPr>
             <w:tcW w:type="dxa" w:w="3024"/>
-          </w:tcPr>
-          <w:p>
-            <w:r>
+            <w:tcMar>
+              <w:top w:w="57" w:type="dxa"/>
+              <w:left w:w="57" w:type="dxa"/>
+              <w:bottom w:w="57" w:type="dxa"/>
+              <w:right w:w="57" w:type="dxa"/>
+            </w:tcMar>
+          </w:tcPr>
+          <w:p>
+            <w:r>
+              <w:rPr>
+                <w:rFonts w:ascii="Arial" w:hAnsi="Arial" w:cs="Arial"/>
+                <w:color w:val="000000"/>
+                <w:sz w:val="20"/>
+              </w:rPr>
               <w:t>1</w:t>
             </w:r>
           </w:p>
@@ -3226,9 +4373,20 @@
         <w:tc>
           <w:tcPr>
             <w:tcW w:type="dxa" w:w="3024"/>
-          </w:tcPr>
-          <w:p>
-            <w:r>
+            <w:tcMar>
+              <w:top w:w="57" w:type="dxa"/>
+              <w:left w:w="57" w:type="dxa"/>
+              <w:bottom w:w="57" w:type="dxa"/>
+              <w:right w:w="57" w:type="dxa"/>
+            </w:tcMar>
+          </w:tcPr>
+          <w:p>
+            <w:r>
+              <w:rPr>
+                <w:rFonts w:ascii="Arial" w:hAnsi="Arial" w:cs="Arial"/>
+                <w:color w:val="000000"/>
+                <w:sz w:val="20"/>
+              </w:rPr>
               <w:t>A</w:t>
             </w:r>
           </w:p>
@@ -3236,21 +4394,46 @@
         <w:tc>
           <w:tcPr>
             <w:tcW w:type="dxa" w:w="3024"/>
-          </w:tcPr>
-          <w:p>
-            <w:r>
+            <w:tcMar>
+              <w:top w:w="57" w:type="dxa"/>
+              <w:left w:w="57" w:type="dxa"/>
+              <w:bottom w:w="57" w:type="dxa"/>
+              <w:right w:w="57" w:type="dxa"/>
+            </w:tcMar>
+          </w:tcPr>
+          <w:p>
+            <w:r>
+              <w:rPr>
+                <w:rFonts w:ascii="Arial" w:hAnsi="Arial" w:cs="Arial"/>
+                <w:color w:val="000000"/>
+                <w:sz w:val="20"/>
+              </w:rPr>
               <w:t>Nota C03-W01, Bab 1</w:t>
             </w:r>
           </w:p>
         </w:tc>
       </w:tr>
       <w:tr>
+        <w:trPr>
+          <w:cantSplit w:val="true"/>
+        </w:trPr>
         <w:tc>
           <w:tcPr>
             <w:tcW w:type="dxa" w:w="3024"/>
-          </w:tcPr>
-          <w:p>
-            <w:r>
+            <w:tcMar>
+              <w:top w:w="57" w:type="dxa"/>
+              <w:left w:w="57" w:type="dxa"/>
+              <w:bottom w:w="57" w:type="dxa"/>
+              <w:right w:w="57" w:type="dxa"/>
+            </w:tcMar>
+          </w:tcPr>
+          <w:p>
+            <w:r>
+              <w:rPr>
+                <w:rFonts w:ascii="Arial" w:hAnsi="Arial" w:cs="Arial"/>
+                <w:color w:val="000000"/>
+                <w:sz w:val="20"/>
+              </w:rPr>
               <w:t>2</w:t>
             </w:r>
           </w:p>
@@ -3258,9 +4441,20 @@
         <w:tc>
           <w:tcPr>
             <w:tcW w:type="dxa" w:w="3024"/>
-          </w:tcPr>
-          <w:p>
-            <w:r>
+            <w:tcMar>
+              <w:top w:w="57" w:type="dxa"/>
+              <w:left w:w="57" w:type="dxa"/>
+              <w:bottom w:w="57" w:type="dxa"/>
+              <w:right w:w="57" w:type="dxa"/>
+            </w:tcMar>
+          </w:tcPr>
+          <w:p>
+            <w:r>
+              <w:rPr>
+                <w:rFonts w:ascii="Arial" w:hAnsi="Arial" w:cs="Arial"/>
+                <w:color w:val="000000"/>
+                <w:sz w:val="20"/>
+              </w:rPr>
               <w:t>B</w:t>
             </w:r>
           </w:p>
@@ -3268,21 +4462,46 @@
         <w:tc>
           <w:tcPr>
             <w:tcW w:type="dxa" w:w="3024"/>
-          </w:tcPr>
-          <w:p>
-            <w:r>
+            <w:tcMar>
+              <w:top w:w="57" w:type="dxa"/>
+              <w:left w:w="57" w:type="dxa"/>
+              <w:bottom w:w="57" w:type="dxa"/>
+              <w:right w:w="57" w:type="dxa"/>
+            </w:tcMar>
+          </w:tcPr>
+          <w:p>
+            <w:r>
+              <w:rPr>
+                <w:rFonts w:ascii="Arial" w:hAnsi="Arial" w:cs="Arial"/>
+                <w:color w:val="000000"/>
+                <w:sz w:val="20"/>
+              </w:rPr>
               <w:t>Nota C03-W01, Bab 2</w:t>
             </w:r>
           </w:p>
         </w:tc>
       </w:tr>
       <w:tr>
+        <w:trPr>
+          <w:cantSplit w:val="true"/>
+        </w:trPr>
         <w:tc>
           <w:tcPr>
             <w:tcW w:type="dxa" w:w="3024"/>
-          </w:tcPr>
-          <w:p>
-            <w:r>
+            <w:tcMar>
+              <w:top w:w="57" w:type="dxa"/>
+              <w:left w:w="57" w:type="dxa"/>
+              <w:bottom w:w="57" w:type="dxa"/>
+              <w:right w:w="57" w:type="dxa"/>
+            </w:tcMar>
+          </w:tcPr>
+          <w:p>
+            <w:r>
+              <w:rPr>
+                <w:rFonts w:ascii="Arial" w:hAnsi="Arial" w:cs="Arial"/>
+                <w:color w:val="000000"/>
+                <w:sz w:val="20"/>
+              </w:rPr>
               <w:t>3</w:t>
             </w:r>
           </w:p>
@@ -3290,9 +4509,20 @@
         <w:tc>
           <w:tcPr>
             <w:tcW w:type="dxa" w:w="3024"/>
-          </w:tcPr>
-          <w:p>
-            <w:r>
+            <w:tcMar>
+              <w:top w:w="57" w:type="dxa"/>
+              <w:left w:w="57" w:type="dxa"/>
+              <w:bottom w:w="57" w:type="dxa"/>
+              <w:right w:w="57" w:type="dxa"/>
+            </w:tcMar>
+          </w:tcPr>
+          <w:p>
+            <w:r>
+              <w:rPr>
+                <w:rFonts w:ascii="Arial" w:hAnsi="Arial" w:cs="Arial"/>
+                <w:color w:val="000000"/>
+                <w:sz w:val="20"/>
+              </w:rPr>
               <w:t>D</w:t>
             </w:r>
           </w:p>
@@ -3300,21 +4530,46 @@
         <w:tc>
           <w:tcPr>
             <w:tcW w:type="dxa" w:w="3024"/>
-          </w:tcPr>
-          <w:p>
-            <w:r>
+            <w:tcMar>
+              <w:top w:w="57" w:type="dxa"/>
+              <w:left w:w="57" w:type="dxa"/>
+              <w:bottom w:w="57" w:type="dxa"/>
+              <w:right w:w="57" w:type="dxa"/>
+            </w:tcMar>
+          </w:tcPr>
+          <w:p>
+            <w:r>
+              <w:rPr>
+                <w:rFonts w:ascii="Arial" w:hAnsi="Arial" w:cs="Arial"/>
+                <w:color w:val="000000"/>
+                <w:sz w:val="20"/>
+              </w:rPr>
               <w:t>Nota C03-W01, Bab 4</w:t>
             </w:r>
           </w:p>
         </w:tc>
       </w:tr>
       <w:tr>
+        <w:trPr>
+          <w:cantSplit w:val="true"/>
+        </w:trPr>
         <w:tc>
           <w:tcPr>
             <w:tcW w:type="dxa" w:w="3024"/>
-          </w:tcPr>
-          <w:p>
-            <w:r>
+            <w:tcMar>
+              <w:top w:w="57" w:type="dxa"/>
+              <w:left w:w="57" w:type="dxa"/>
+              <w:bottom w:w="57" w:type="dxa"/>
+              <w:right w:w="57" w:type="dxa"/>
+            </w:tcMar>
+          </w:tcPr>
+          <w:p>
+            <w:r>
+              <w:rPr>
+                <w:rFonts w:ascii="Arial" w:hAnsi="Arial" w:cs="Arial"/>
+                <w:color w:val="000000"/>
+                <w:sz w:val="20"/>
+              </w:rPr>
               <w:t>4</w:t>
             </w:r>
           </w:p>
@@ -3322,9 +4577,20 @@
         <w:tc>
           <w:tcPr>
             <w:tcW w:type="dxa" w:w="3024"/>
-          </w:tcPr>
-          <w:p>
-            <w:r>
+            <w:tcMar>
+              <w:top w:w="57" w:type="dxa"/>
+              <w:left w:w="57" w:type="dxa"/>
+              <w:bottom w:w="57" w:type="dxa"/>
+              <w:right w:w="57" w:type="dxa"/>
+            </w:tcMar>
+          </w:tcPr>
+          <w:p>
+            <w:r>
+              <w:rPr>
+                <w:rFonts w:ascii="Arial" w:hAnsi="Arial" w:cs="Arial"/>
+                <w:color w:val="000000"/>
+                <w:sz w:val="20"/>
+              </w:rPr>
               <w:t>B</w:t>
             </w:r>
           </w:p>
@@ -3332,21 +4598,46 @@
         <w:tc>
           <w:tcPr>
             <w:tcW w:type="dxa" w:w="3024"/>
-          </w:tcPr>
-          <w:p>
-            <w:r>
+            <w:tcMar>
+              <w:top w:w="57" w:type="dxa"/>
+              <w:left w:w="57" w:type="dxa"/>
+              <w:bottom w:w="57" w:type="dxa"/>
+              <w:right w:w="57" w:type="dxa"/>
+            </w:tcMar>
+          </w:tcPr>
+          <w:p>
+            <w:r>
+              <w:rPr>
+                <w:rFonts w:ascii="Arial" w:hAnsi="Arial" w:cs="Arial"/>
+                <w:color w:val="000000"/>
+                <w:sz w:val="20"/>
+              </w:rPr>
               <w:t>00-noss-extract.md §6.3 WA1 Attitude/Safety/Environmental</w:t>
             </w:r>
           </w:p>
         </w:tc>
       </w:tr>
       <w:tr>
+        <w:trPr>
+          <w:cantSplit w:val="true"/>
+        </w:trPr>
         <w:tc>
           <w:tcPr>
             <w:tcW w:type="dxa" w:w="3024"/>
-          </w:tcPr>
-          <w:p>
-            <w:r>
+            <w:tcMar>
+              <w:top w:w="57" w:type="dxa"/>
+              <w:left w:w="57" w:type="dxa"/>
+              <w:bottom w:w="57" w:type="dxa"/>
+              <w:right w:w="57" w:type="dxa"/>
+            </w:tcMar>
+          </w:tcPr>
+          <w:p>
+            <w:r>
+              <w:rPr>
+                <w:rFonts w:ascii="Arial" w:hAnsi="Arial" w:cs="Arial"/>
+                <w:color w:val="000000"/>
+                <w:sz w:val="20"/>
+              </w:rPr>
               <w:t>5</w:t>
             </w:r>
           </w:p>
@@ -3354,9 +4645,20 @@
         <w:tc>
           <w:tcPr>
             <w:tcW w:type="dxa" w:w="3024"/>
-          </w:tcPr>
-          <w:p>
-            <w:r>
+            <w:tcMar>
+              <w:top w:w="57" w:type="dxa"/>
+              <w:left w:w="57" w:type="dxa"/>
+              <w:bottom w:w="57" w:type="dxa"/>
+              <w:right w:w="57" w:type="dxa"/>
+            </w:tcMar>
+          </w:tcPr>
+          <w:p>
+            <w:r>
+              <w:rPr>
+                <w:rFonts w:ascii="Arial" w:hAnsi="Arial" w:cs="Arial"/>
+                <w:color w:val="000000"/>
+                <w:sz w:val="20"/>
+              </w:rPr>
               <w:t>B</w:t>
             </w:r>
           </w:p>
@@ -3364,21 +4666,46 @@
         <w:tc>
           <w:tcPr>
             <w:tcW w:type="dxa" w:w="3024"/>
-          </w:tcPr>
-          <w:p>
-            <w:r>
+            <w:tcMar>
+              <w:top w:w="57" w:type="dxa"/>
+              <w:left w:w="57" w:type="dxa"/>
+              <w:bottom w:w="57" w:type="dxa"/>
+              <w:right w:w="57" w:type="dxa"/>
+            </w:tcMar>
+          </w:tcPr>
+          <w:p>
+            <w:r>
+              <w:rPr>
+                <w:rFonts w:ascii="Arial" w:hAnsi="Arial" w:cs="Arial"/>
+                <w:color w:val="000000"/>
+                <w:sz w:val="20"/>
+              </w:rPr>
               <w:t>Nota C03-W02, Bab 1, 3</w:t>
             </w:r>
           </w:p>
         </w:tc>
       </w:tr>
       <w:tr>
+        <w:trPr>
+          <w:cantSplit w:val="true"/>
+        </w:trPr>
         <w:tc>
           <w:tcPr>
             <w:tcW w:type="dxa" w:w="3024"/>
-          </w:tcPr>
-          <w:p>
-            <w:r>
+            <w:tcMar>
+              <w:top w:w="57" w:type="dxa"/>
+              <w:left w:w="57" w:type="dxa"/>
+              <w:bottom w:w="57" w:type="dxa"/>
+              <w:right w:w="57" w:type="dxa"/>
+            </w:tcMar>
+          </w:tcPr>
+          <w:p>
+            <w:r>
+              <w:rPr>
+                <w:rFonts w:ascii="Arial" w:hAnsi="Arial" w:cs="Arial"/>
+                <w:color w:val="000000"/>
+                <w:sz w:val="20"/>
+              </w:rPr>
               <w:t>6</w:t>
             </w:r>
           </w:p>
@@ -3386,9 +4713,20 @@
         <w:tc>
           <w:tcPr>
             <w:tcW w:type="dxa" w:w="3024"/>
-          </w:tcPr>
-          <w:p>
-            <w:r>
+            <w:tcMar>
+              <w:top w:w="57" w:type="dxa"/>
+              <w:left w:w="57" w:type="dxa"/>
+              <w:bottom w:w="57" w:type="dxa"/>
+              <w:right w:w="57" w:type="dxa"/>
+            </w:tcMar>
+          </w:tcPr>
+          <w:p>
+            <w:r>
+              <w:rPr>
+                <w:rFonts w:ascii="Arial" w:hAnsi="Arial" w:cs="Arial"/>
+                <w:color w:val="000000"/>
+                <w:sz w:val="20"/>
+              </w:rPr>
               <w:t>B</w:t>
             </w:r>
           </w:p>
@@ -3396,21 +4734,46 @@
         <w:tc>
           <w:tcPr>
             <w:tcW w:type="dxa" w:w="3024"/>
-          </w:tcPr>
-          <w:p>
-            <w:r>
+            <w:tcMar>
+              <w:top w:w="57" w:type="dxa"/>
+              <w:left w:w="57" w:type="dxa"/>
+              <w:bottom w:w="57" w:type="dxa"/>
+              <w:right w:w="57" w:type="dxa"/>
+            </w:tcMar>
+          </w:tcPr>
+          <w:p>
+            <w:r>
+              <w:rPr>
+                <w:rFonts w:ascii="Arial" w:hAnsi="Arial" w:cs="Arial"/>
+                <w:color w:val="000000"/>
+                <w:sz w:val="20"/>
+              </w:rPr>
               <w:t>Nota C03-W02, Bab 1</w:t>
             </w:r>
           </w:p>
         </w:tc>
       </w:tr>
       <w:tr>
+        <w:trPr>
+          <w:cantSplit w:val="true"/>
+        </w:trPr>
         <w:tc>
           <w:tcPr>
             <w:tcW w:type="dxa" w:w="3024"/>
-          </w:tcPr>
-          <w:p>
-            <w:r>
+            <w:tcMar>
+              <w:top w:w="57" w:type="dxa"/>
+              <w:left w:w="57" w:type="dxa"/>
+              <w:bottom w:w="57" w:type="dxa"/>
+              <w:right w:w="57" w:type="dxa"/>
+            </w:tcMar>
+          </w:tcPr>
+          <w:p>
+            <w:r>
+              <w:rPr>
+                <w:rFonts w:ascii="Arial" w:hAnsi="Arial" w:cs="Arial"/>
+                <w:color w:val="000000"/>
+                <w:sz w:val="20"/>
+              </w:rPr>
               <w:t>7</w:t>
             </w:r>
           </w:p>
@@ -3418,9 +4781,20 @@
         <w:tc>
           <w:tcPr>
             <w:tcW w:type="dxa" w:w="3024"/>
-          </w:tcPr>
-          <w:p>
-            <w:r>
+            <w:tcMar>
+              <w:top w:w="57" w:type="dxa"/>
+              <w:left w:w="57" w:type="dxa"/>
+              <w:bottom w:w="57" w:type="dxa"/>
+              <w:right w:w="57" w:type="dxa"/>
+            </w:tcMar>
+          </w:tcPr>
+          <w:p>
+            <w:r>
+              <w:rPr>
+                <w:rFonts w:ascii="Arial" w:hAnsi="Arial" w:cs="Arial"/>
+                <w:color w:val="000000"/>
+                <w:sz w:val="20"/>
+              </w:rPr>
               <w:t>A</w:t>
             </w:r>
           </w:p>
@@ -3428,21 +4802,46 @@
         <w:tc>
           <w:tcPr>
             <w:tcW w:type="dxa" w:w="3024"/>
-          </w:tcPr>
-          <w:p>
-            <w:r>
+            <w:tcMar>
+              <w:top w:w="57" w:type="dxa"/>
+              <w:left w:w="57" w:type="dxa"/>
+              <w:bottom w:w="57" w:type="dxa"/>
+              <w:right w:w="57" w:type="dxa"/>
+            </w:tcMar>
+          </w:tcPr>
+          <w:p>
+            <w:r>
+              <w:rPr>
+                <w:rFonts w:ascii="Arial" w:hAnsi="Arial" w:cs="Arial"/>
+                <w:color w:val="000000"/>
+                <w:sz w:val="20"/>
+              </w:rPr>
               <w:t>Nota C03-W02, Bab 1</w:t>
             </w:r>
           </w:p>
         </w:tc>
       </w:tr>
       <w:tr>
+        <w:trPr>
+          <w:cantSplit w:val="true"/>
+        </w:trPr>
         <w:tc>
           <w:tcPr>
             <w:tcW w:type="dxa" w:w="3024"/>
-          </w:tcPr>
-          <w:p>
-            <w:r>
+            <w:tcMar>
+              <w:top w:w="57" w:type="dxa"/>
+              <w:left w:w="57" w:type="dxa"/>
+              <w:bottom w:w="57" w:type="dxa"/>
+              <w:right w:w="57" w:type="dxa"/>
+            </w:tcMar>
+          </w:tcPr>
+          <w:p>
+            <w:r>
+              <w:rPr>
+                <w:rFonts w:ascii="Arial" w:hAnsi="Arial" w:cs="Arial"/>
+                <w:color w:val="000000"/>
+                <w:sz w:val="20"/>
+              </w:rPr>
               <w:t>8</w:t>
             </w:r>
           </w:p>
@@ -3450,9 +4849,20 @@
         <w:tc>
           <w:tcPr>
             <w:tcW w:type="dxa" w:w="3024"/>
-          </w:tcPr>
-          <w:p>
-            <w:r>
+            <w:tcMar>
+              <w:top w:w="57" w:type="dxa"/>
+              <w:left w:w="57" w:type="dxa"/>
+              <w:bottom w:w="57" w:type="dxa"/>
+              <w:right w:w="57" w:type="dxa"/>
+            </w:tcMar>
+          </w:tcPr>
+          <w:p>
+            <w:r>
+              <w:rPr>
+                <w:rFonts w:ascii="Arial" w:hAnsi="Arial" w:cs="Arial"/>
+                <w:color w:val="000000"/>
+                <w:sz w:val="20"/>
+              </w:rPr>
               <w:t>B</w:t>
             </w:r>
           </w:p>
@@ -3460,21 +4870,46 @@
         <w:tc>
           <w:tcPr>
             <w:tcW w:type="dxa" w:w="3024"/>
-          </w:tcPr>
-          <w:p>
-            <w:r>
+            <w:tcMar>
+              <w:top w:w="57" w:type="dxa"/>
+              <w:left w:w="57" w:type="dxa"/>
+              <w:bottom w:w="57" w:type="dxa"/>
+              <w:right w:w="57" w:type="dxa"/>
+            </w:tcMar>
+          </w:tcPr>
+          <w:p>
+            <w:r>
+              <w:rPr>
+                <w:rFonts w:ascii="Arial" w:hAnsi="Arial" w:cs="Arial"/>
+                <w:color w:val="000000"/>
+                <w:sz w:val="20"/>
+              </w:rPr>
               <w:t>00-noss-extract.md §6.3 WA2 Attitude/Safety/Environmental</w:t>
             </w:r>
           </w:p>
         </w:tc>
       </w:tr>
       <w:tr>
+        <w:trPr>
+          <w:cantSplit w:val="true"/>
+        </w:trPr>
         <w:tc>
           <w:tcPr>
             <w:tcW w:type="dxa" w:w="3024"/>
-          </w:tcPr>
-          <w:p>
-            <w:r>
+            <w:tcMar>
+              <w:top w:w="57" w:type="dxa"/>
+              <w:left w:w="57" w:type="dxa"/>
+              <w:bottom w:w="57" w:type="dxa"/>
+              <w:right w:w="57" w:type="dxa"/>
+            </w:tcMar>
+          </w:tcPr>
+          <w:p>
+            <w:r>
+              <w:rPr>
+                <w:rFonts w:ascii="Arial" w:hAnsi="Arial" w:cs="Arial"/>
+                <w:color w:val="000000"/>
+                <w:sz w:val="20"/>
+              </w:rPr>
               <w:t>9</w:t>
             </w:r>
           </w:p>
@@ -3482,9 +4917,20 @@
         <w:tc>
           <w:tcPr>
             <w:tcW w:type="dxa" w:w="3024"/>
-          </w:tcPr>
-          <w:p>
-            <w:r>
+            <w:tcMar>
+              <w:top w:w="57" w:type="dxa"/>
+              <w:left w:w="57" w:type="dxa"/>
+              <w:bottom w:w="57" w:type="dxa"/>
+              <w:right w:w="57" w:type="dxa"/>
+            </w:tcMar>
+          </w:tcPr>
+          <w:p>
+            <w:r>
+              <w:rPr>
+                <w:rFonts w:ascii="Arial" w:hAnsi="Arial" w:cs="Arial"/>
+                <w:color w:val="000000"/>
+                <w:sz w:val="20"/>
+              </w:rPr>
               <w:t>A</w:t>
             </w:r>
           </w:p>
@@ -3492,21 +4938,46 @@
         <w:tc>
           <w:tcPr>
             <w:tcW w:type="dxa" w:w="3024"/>
-          </w:tcPr>
-          <w:p>
-            <w:r>
+            <w:tcMar>
+              <w:top w:w="57" w:type="dxa"/>
+              <w:left w:w="57" w:type="dxa"/>
+              <w:bottom w:w="57" w:type="dxa"/>
+              <w:right w:w="57" w:type="dxa"/>
+            </w:tcMar>
+          </w:tcPr>
+          <w:p>
+            <w:r>
+              <w:rPr>
+                <w:rFonts w:ascii="Arial" w:hAnsi="Arial" w:cs="Arial"/>
+                <w:color w:val="000000"/>
+                <w:sz w:val="20"/>
+              </w:rPr>
               <w:t>Nota C03-W03, Bab 1–6</w:t>
             </w:r>
           </w:p>
         </w:tc>
       </w:tr>
       <w:tr>
+        <w:trPr>
+          <w:cantSplit w:val="true"/>
+        </w:trPr>
         <w:tc>
           <w:tcPr>
             <w:tcW w:type="dxa" w:w="3024"/>
-          </w:tcPr>
-          <w:p>
-            <w:r>
+            <w:tcMar>
+              <w:top w:w="57" w:type="dxa"/>
+              <w:left w:w="57" w:type="dxa"/>
+              <w:bottom w:w="57" w:type="dxa"/>
+              <w:right w:w="57" w:type="dxa"/>
+            </w:tcMar>
+          </w:tcPr>
+          <w:p>
+            <w:r>
+              <w:rPr>
+                <w:rFonts w:ascii="Arial" w:hAnsi="Arial" w:cs="Arial"/>
+                <w:color w:val="000000"/>
+                <w:sz w:val="20"/>
+              </w:rPr>
               <w:t>10</w:t>
             </w:r>
           </w:p>
@@ -3514,9 +4985,20 @@
         <w:tc>
           <w:tcPr>
             <w:tcW w:type="dxa" w:w="3024"/>
-          </w:tcPr>
-          <w:p>
-            <w:r>
+            <w:tcMar>
+              <w:top w:w="57" w:type="dxa"/>
+              <w:left w:w="57" w:type="dxa"/>
+              <w:bottom w:w="57" w:type="dxa"/>
+              <w:right w:w="57" w:type="dxa"/>
+            </w:tcMar>
+          </w:tcPr>
+          <w:p>
+            <w:r>
+              <w:rPr>
+                <w:rFonts w:ascii="Arial" w:hAnsi="Arial" w:cs="Arial"/>
+                <w:color w:val="000000"/>
+                <w:sz w:val="20"/>
+              </w:rPr>
               <w:t>B</w:t>
             </w:r>
           </w:p>
@@ -3524,21 +5006,46 @@
         <w:tc>
           <w:tcPr>
             <w:tcW w:type="dxa" w:w="3024"/>
-          </w:tcPr>
-          <w:p>
-            <w:r>
+            <w:tcMar>
+              <w:top w:w="57" w:type="dxa"/>
+              <w:left w:w="57" w:type="dxa"/>
+              <w:bottom w:w="57" w:type="dxa"/>
+              <w:right w:w="57" w:type="dxa"/>
+            </w:tcMar>
+          </w:tcPr>
+          <w:p>
+            <w:r>
+              <w:rPr>
+                <w:rFonts w:ascii="Arial" w:hAnsi="Arial" w:cs="Arial"/>
+                <w:color w:val="000000"/>
+                <w:sz w:val="20"/>
+              </w:rPr>
               <w:t>Nota C03-W03, Bab 2</w:t>
             </w:r>
           </w:p>
         </w:tc>
       </w:tr>
       <w:tr>
+        <w:trPr>
+          <w:cantSplit w:val="true"/>
+        </w:trPr>
         <w:tc>
           <w:tcPr>
             <w:tcW w:type="dxa" w:w="3024"/>
-          </w:tcPr>
-          <w:p>
-            <w:r>
+            <w:tcMar>
+              <w:top w:w="57" w:type="dxa"/>
+              <w:left w:w="57" w:type="dxa"/>
+              <w:bottom w:w="57" w:type="dxa"/>
+              <w:right w:w="57" w:type="dxa"/>
+            </w:tcMar>
+          </w:tcPr>
+          <w:p>
+            <w:r>
+              <w:rPr>
+                <w:rFonts w:ascii="Arial" w:hAnsi="Arial" w:cs="Arial"/>
+                <w:color w:val="000000"/>
+                <w:sz w:val="20"/>
+              </w:rPr>
               <w:t>11</w:t>
             </w:r>
           </w:p>
@@ -3546,9 +5053,20 @@
         <w:tc>
           <w:tcPr>
             <w:tcW w:type="dxa" w:w="3024"/>
-          </w:tcPr>
-          <w:p>
-            <w:r>
+            <w:tcMar>
+              <w:top w:w="57" w:type="dxa"/>
+              <w:left w:w="57" w:type="dxa"/>
+              <w:bottom w:w="57" w:type="dxa"/>
+              <w:right w:w="57" w:type="dxa"/>
+            </w:tcMar>
+          </w:tcPr>
+          <w:p>
+            <w:r>
+              <w:rPr>
+                <w:rFonts w:ascii="Arial" w:hAnsi="Arial" w:cs="Arial"/>
+                <w:color w:val="000000"/>
+                <w:sz w:val="20"/>
+              </w:rPr>
               <w:t>A</w:t>
             </w:r>
           </w:p>
@@ -3556,21 +5074,46 @@
         <w:tc>
           <w:tcPr>
             <w:tcW w:type="dxa" w:w="3024"/>
-          </w:tcPr>
-          <w:p>
-            <w:r>
+            <w:tcMar>
+              <w:top w:w="57" w:type="dxa"/>
+              <w:left w:w="57" w:type="dxa"/>
+              <w:bottom w:w="57" w:type="dxa"/>
+              <w:right w:w="57" w:type="dxa"/>
+            </w:tcMar>
+          </w:tcPr>
+          <w:p>
+            <w:r>
+              <w:rPr>
+                <w:rFonts w:ascii="Arial" w:hAnsi="Arial" w:cs="Arial"/>
+                <w:color w:val="000000"/>
+                <w:sz w:val="20"/>
+              </w:rPr>
               <w:t>Nota C03-W03, Bab 6</w:t>
             </w:r>
           </w:p>
         </w:tc>
       </w:tr>
       <w:tr>
+        <w:trPr>
+          <w:cantSplit w:val="true"/>
+        </w:trPr>
         <w:tc>
           <w:tcPr>
             <w:tcW w:type="dxa" w:w="3024"/>
-          </w:tcPr>
-          <w:p>
-            <w:r>
+            <w:tcMar>
+              <w:top w:w="57" w:type="dxa"/>
+              <w:left w:w="57" w:type="dxa"/>
+              <w:bottom w:w="57" w:type="dxa"/>
+              <w:right w:w="57" w:type="dxa"/>
+            </w:tcMar>
+          </w:tcPr>
+          <w:p>
+            <w:r>
+              <w:rPr>
+                <w:rFonts w:ascii="Arial" w:hAnsi="Arial" w:cs="Arial"/>
+                <w:color w:val="000000"/>
+                <w:sz w:val="20"/>
+              </w:rPr>
               <w:t>12</w:t>
             </w:r>
           </w:p>
@@ -3578,9 +5121,20 @@
         <w:tc>
           <w:tcPr>
             <w:tcW w:type="dxa" w:w="3024"/>
-          </w:tcPr>
-          <w:p>
-            <w:r>
+            <w:tcMar>
+              <w:top w:w="57" w:type="dxa"/>
+              <w:left w:w="57" w:type="dxa"/>
+              <w:bottom w:w="57" w:type="dxa"/>
+              <w:right w:w="57" w:type="dxa"/>
+            </w:tcMar>
+          </w:tcPr>
+          <w:p>
+            <w:r>
+              <w:rPr>
+                <w:rFonts w:ascii="Arial" w:hAnsi="Arial" w:cs="Arial"/>
+                <w:color w:val="000000"/>
+                <w:sz w:val="20"/>
+              </w:rPr>
               <w:t>B</w:t>
             </w:r>
           </w:p>
@@ -3588,21 +5142,46 @@
         <w:tc>
           <w:tcPr>
             <w:tcW w:type="dxa" w:w="3024"/>
-          </w:tcPr>
-          <w:p>
-            <w:r>
+            <w:tcMar>
+              <w:top w:w="57" w:type="dxa"/>
+              <w:left w:w="57" w:type="dxa"/>
+              <w:bottom w:w="57" w:type="dxa"/>
+              <w:right w:w="57" w:type="dxa"/>
+            </w:tcMar>
+          </w:tcPr>
+          <w:p>
+            <w:r>
+              <w:rPr>
+                <w:rFonts w:ascii="Arial" w:hAnsi="Arial" w:cs="Arial"/>
+                <w:color w:val="000000"/>
+                <w:sz w:val="20"/>
+              </w:rPr>
               <w:t>Nota C03-W03, Bab 6 (amalan baik); 00-noss-extract.md §6.3 WA3 Attitude/Safety/Environmental</w:t>
             </w:r>
           </w:p>
         </w:tc>
       </w:tr>
       <w:tr>
+        <w:trPr>
+          <w:cantSplit w:val="true"/>
+        </w:trPr>
         <w:tc>
           <w:tcPr>
             <w:tcW w:type="dxa" w:w="3024"/>
-          </w:tcPr>
-          <w:p>
-            <w:r>
+            <w:tcMar>
+              <w:top w:w="57" w:type="dxa"/>
+              <w:left w:w="57" w:type="dxa"/>
+              <w:bottom w:w="57" w:type="dxa"/>
+              <w:right w:w="57" w:type="dxa"/>
+            </w:tcMar>
+          </w:tcPr>
+          <w:p>
+            <w:r>
+              <w:rPr>
+                <w:rFonts w:ascii="Arial" w:hAnsi="Arial" w:cs="Arial"/>
+                <w:color w:val="000000"/>
+                <w:sz w:val="20"/>
+              </w:rPr>
               <w:t>13</w:t>
             </w:r>
           </w:p>
@@ -3610,9 +5189,20 @@
         <w:tc>
           <w:tcPr>
             <w:tcW w:type="dxa" w:w="3024"/>
-          </w:tcPr>
-          <w:p>
-            <w:r>
+            <w:tcMar>
+              <w:top w:w="57" w:type="dxa"/>
+              <w:left w:w="57" w:type="dxa"/>
+              <w:bottom w:w="57" w:type="dxa"/>
+              <w:right w:w="57" w:type="dxa"/>
+            </w:tcMar>
+          </w:tcPr>
+          <w:p>
+            <w:r>
+              <w:rPr>
+                <w:rFonts w:ascii="Arial" w:hAnsi="Arial" w:cs="Arial"/>
+                <w:color w:val="000000"/>
+                <w:sz w:val="20"/>
+              </w:rPr>
               <w:t>A</w:t>
             </w:r>
           </w:p>
@@ -3620,21 +5210,46 @@
         <w:tc>
           <w:tcPr>
             <w:tcW w:type="dxa" w:w="3024"/>
-          </w:tcPr>
-          <w:p>
-            <w:r>
+            <w:tcMar>
+              <w:top w:w="57" w:type="dxa"/>
+              <w:left w:w="57" w:type="dxa"/>
+              <w:bottom w:w="57" w:type="dxa"/>
+              <w:right w:w="57" w:type="dxa"/>
+            </w:tcMar>
+          </w:tcPr>
+          <w:p>
+            <w:r>
+              <w:rPr>
+                <w:rFonts w:ascii="Arial" w:hAnsi="Arial" w:cs="Arial"/>
+                <w:color w:val="000000"/>
+                <w:sz w:val="20"/>
+              </w:rPr>
               <w:t>Nota C03-W04, Bab 1–2</w:t>
             </w:r>
           </w:p>
         </w:tc>
       </w:tr>
       <w:tr>
+        <w:trPr>
+          <w:cantSplit w:val="true"/>
+        </w:trPr>
         <w:tc>
           <w:tcPr>
             <w:tcW w:type="dxa" w:w="3024"/>
-          </w:tcPr>
-          <w:p>
-            <w:r>
+            <w:tcMar>
+              <w:top w:w="57" w:type="dxa"/>
+              <w:left w:w="57" w:type="dxa"/>
+              <w:bottom w:w="57" w:type="dxa"/>
+              <w:right w:w="57" w:type="dxa"/>
+            </w:tcMar>
+          </w:tcPr>
+          <w:p>
+            <w:r>
+              <w:rPr>
+                <w:rFonts w:ascii="Arial" w:hAnsi="Arial" w:cs="Arial"/>
+                <w:color w:val="000000"/>
+                <w:sz w:val="20"/>
+              </w:rPr>
               <w:t>14</w:t>
             </w:r>
           </w:p>
@@ -3642,9 +5257,20 @@
         <w:tc>
           <w:tcPr>
             <w:tcW w:type="dxa" w:w="3024"/>
-          </w:tcPr>
-          <w:p>
-            <w:r>
+            <w:tcMar>
+              <w:top w:w="57" w:type="dxa"/>
+              <w:left w:w="57" w:type="dxa"/>
+              <w:bottom w:w="57" w:type="dxa"/>
+              <w:right w:w="57" w:type="dxa"/>
+            </w:tcMar>
+          </w:tcPr>
+          <w:p>
+            <w:r>
+              <w:rPr>
+                <w:rFonts w:ascii="Arial" w:hAnsi="Arial" w:cs="Arial"/>
+                <w:color w:val="000000"/>
+                <w:sz w:val="20"/>
+              </w:rPr>
               <w:t>B</w:t>
             </w:r>
           </w:p>
@@ -3652,21 +5278,46 @@
         <w:tc>
           <w:tcPr>
             <w:tcW w:type="dxa" w:w="3024"/>
-          </w:tcPr>
-          <w:p>
-            <w:r>
+            <w:tcMar>
+              <w:top w:w="57" w:type="dxa"/>
+              <w:left w:w="57" w:type="dxa"/>
+              <w:bottom w:w="57" w:type="dxa"/>
+              <w:right w:w="57" w:type="dxa"/>
+            </w:tcMar>
+          </w:tcPr>
+          <w:p>
+            <w:r>
+              <w:rPr>
+                <w:rFonts w:ascii="Arial" w:hAnsi="Arial" w:cs="Arial"/>
+                <w:color w:val="000000"/>
+                <w:sz w:val="20"/>
+              </w:rPr>
               <w:t>Nota C03-W04, Bab 1</w:t>
             </w:r>
           </w:p>
         </w:tc>
       </w:tr>
       <w:tr>
+        <w:trPr>
+          <w:cantSplit w:val="true"/>
+        </w:trPr>
         <w:tc>
           <w:tcPr>
             <w:tcW w:type="dxa" w:w="3024"/>
-          </w:tcPr>
-          <w:p>
-            <w:r>
+            <w:tcMar>
+              <w:top w:w="57" w:type="dxa"/>
+              <w:left w:w="57" w:type="dxa"/>
+              <w:bottom w:w="57" w:type="dxa"/>
+              <w:right w:w="57" w:type="dxa"/>
+            </w:tcMar>
+          </w:tcPr>
+          <w:p>
+            <w:r>
+              <w:rPr>
+                <w:rFonts w:ascii="Arial" w:hAnsi="Arial" w:cs="Arial"/>
+                <w:color w:val="000000"/>
+                <w:sz w:val="20"/>
+              </w:rPr>
               <w:t>15</w:t>
             </w:r>
           </w:p>
@@ -3674,9 +5325,20 @@
         <w:tc>
           <w:tcPr>
             <w:tcW w:type="dxa" w:w="3024"/>
-          </w:tcPr>
-          <w:p>
-            <w:r>
+            <w:tcMar>
+              <w:top w:w="57" w:type="dxa"/>
+              <w:left w:w="57" w:type="dxa"/>
+              <w:bottom w:w="57" w:type="dxa"/>
+              <w:right w:w="57" w:type="dxa"/>
+            </w:tcMar>
+          </w:tcPr>
+          <w:p>
+            <w:r>
+              <w:rPr>
+                <w:rFonts w:ascii="Arial" w:hAnsi="Arial" w:cs="Arial"/>
+                <w:color w:val="000000"/>
+                <w:sz w:val="20"/>
+              </w:rPr>
               <w:t>C</w:t>
             </w:r>
           </w:p>
@@ -3684,21 +5346,46 @@
         <w:tc>
           <w:tcPr>
             <w:tcW w:type="dxa" w:w="3024"/>
-          </w:tcPr>
-          <w:p>
-            <w:r>
+            <w:tcMar>
+              <w:top w:w="57" w:type="dxa"/>
+              <w:left w:w="57" w:type="dxa"/>
+              <w:bottom w:w="57" w:type="dxa"/>
+              <w:right w:w="57" w:type="dxa"/>
+            </w:tcMar>
+          </w:tcPr>
+          <w:p>
+            <w:r>
+              <w:rPr>
+                <w:rFonts w:ascii="Arial" w:hAnsi="Arial" w:cs="Arial"/>
+                <w:color w:val="000000"/>
+                <w:sz w:val="20"/>
+              </w:rPr>
               <w:t>Nota C03-W04, Bab 1</w:t>
             </w:r>
           </w:p>
         </w:tc>
       </w:tr>
       <w:tr>
+        <w:trPr>
+          <w:cantSplit w:val="true"/>
+        </w:trPr>
         <w:tc>
           <w:tcPr>
             <w:tcW w:type="dxa" w:w="3024"/>
-          </w:tcPr>
-          <w:p>
-            <w:r>
+            <w:tcMar>
+              <w:top w:w="57" w:type="dxa"/>
+              <w:left w:w="57" w:type="dxa"/>
+              <w:bottom w:w="57" w:type="dxa"/>
+              <w:right w:w="57" w:type="dxa"/>
+            </w:tcMar>
+          </w:tcPr>
+          <w:p>
+            <w:r>
+              <w:rPr>
+                <w:rFonts w:ascii="Arial" w:hAnsi="Arial" w:cs="Arial"/>
+                <w:color w:val="000000"/>
+                <w:sz w:val="20"/>
+              </w:rPr>
               <w:t>16</w:t>
             </w:r>
           </w:p>
@@ -3706,9 +5393,20 @@
         <w:tc>
           <w:tcPr>
             <w:tcW w:type="dxa" w:w="3024"/>
-          </w:tcPr>
-          <w:p>
-            <w:r>
+            <w:tcMar>
+              <w:top w:w="57" w:type="dxa"/>
+              <w:left w:w="57" w:type="dxa"/>
+              <w:bottom w:w="57" w:type="dxa"/>
+              <w:right w:w="57" w:type="dxa"/>
+            </w:tcMar>
+          </w:tcPr>
+          <w:p>
+            <w:r>
+              <w:rPr>
+                <w:rFonts w:ascii="Arial" w:hAnsi="Arial" w:cs="Arial"/>
+                <w:color w:val="000000"/>
+                <w:sz w:val="20"/>
+              </w:rPr>
               <w:t>B</w:t>
             </w:r>
           </w:p>
@@ -3716,21 +5414,46 @@
         <w:tc>
           <w:tcPr>
             <w:tcW w:type="dxa" w:w="3024"/>
-          </w:tcPr>
-          <w:p>
-            <w:r>
+            <w:tcMar>
+              <w:top w:w="57" w:type="dxa"/>
+              <w:left w:w="57" w:type="dxa"/>
+              <w:bottom w:w="57" w:type="dxa"/>
+              <w:right w:w="57" w:type="dxa"/>
+            </w:tcMar>
+          </w:tcPr>
+          <w:p>
+            <w:r>
+              <w:rPr>
+                <w:rFonts w:ascii="Arial" w:hAnsi="Arial" w:cs="Arial"/>
+                <w:color w:val="000000"/>
+                <w:sz w:val="20"/>
+              </w:rPr>
               <w:t>00-noss-extract.md §6.3 WA4 Attitude/Safety/Environmental</w:t>
             </w:r>
           </w:p>
         </w:tc>
       </w:tr>
       <w:tr>
+        <w:trPr>
+          <w:cantSplit w:val="true"/>
+        </w:trPr>
         <w:tc>
           <w:tcPr>
             <w:tcW w:type="dxa" w:w="3024"/>
-          </w:tcPr>
-          <w:p>
-            <w:r>
+            <w:tcMar>
+              <w:top w:w="57" w:type="dxa"/>
+              <w:left w:w="57" w:type="dxa"/>
+              <w:bottom w:w="57" w:type="dxa"/>
+              <w:right w:w="57" w:type="dxa"/>
+            </w:tcMar>
+          </w:tcPr>
+          <w:p>
+            <w:r>
+              <w:rPr>
+                <w:rFonts w:ascii="Arial" w:hAnsi="Arial" w:cs="Arial"/>
+                <w:color w:val="000000"/>
+                <w:sz w:val="20"/>
+              </w:rPr>
               <w:t>17</w:t>
             </w:r>
           </w:p>
@@ -3738,9 +5461,20 @@
         <w:tc>
           <w:tcPr>
             <w:tcW w:type="dxa" w:w="3024"/>
-          </w:tcPr>
-          <w:p>
-            <w:r>
+            <w:tcMar>
+              <w:top w:w="57" w:type="dxa"/>
+              <w:left w:w="57" w:type="dxa"/>
+              <w:bottom w:w="57" w:type="dxa"/>
+              <w:right w:w="57" w:type="dxa"/>
+            </w:tcMar>
+          </w:tcPr>
+          <w:p>
+            <w:r>
+              <w:rPr>
+                <w:rFonts w:ascii="Arial" w:hAnsi="Arial" w:cs="Arial"/>
+                <w:color w:val="000000"/>
+                <w:sz w:val="20"/>
+              </w:rPr>
               <w:t>B</w:t>
             </w:r>
           </w:p>
@@ -3748,21 +5482,46 @@
         <w:tc>
           <w:tcPr>
             <w:tcW w:type="dxa" w:w="3024"/>
-          </w:tcPr>
-          <w:p>
-            <w:r>
+            <w:tcMar>
+              <w:top w:w="57" w:type="dxa"/>
+              <w:left w:w="57" w:type="dxa"/>
+              <w:bottom w:w="57" w:type="dxa"/>
+              <w:right w:w="57" w:type="dxa"/>
+            </w:tcMar>
+          </w:tcPr>
+          <w:p>
+            <w:r>
+              <w:rPr>
+                <w:rFonts w:ascii="Arial" w:hAnsi="Arial" w:cs="Arial"/>
+                <w:color w:val="000000"/>
+                <w:sz w:val="20"/>
+              </w:rPr>
               <w:t>Nota C03-W05, Bab 1</w:t>
             </w:r>
           </w:p>
         </w:tc>
       </w:tr>
       <w:tr>
+        <w:trPr>
+          <w:cantSplit w:val="true"/>
+        </w:trPr>
         <w:tc>
           <w:tcPr>
             <w:tcW w:type="dxa" w:w="3024"/>
-          </w:tcPr>
-          <w:p>
-            <w:r>
+            <w:tcMar>
+              <w:top w:w="57" w:type="dxa"/>
+              <w:left w:w="57" w:type="dxa"/>
+              <w:bottom w:w="57" w:type="dxa"/>
+              <w:right w:w="57" w:type="dxa"/>
+            </w:tcMar>
+          </w:tcPr>
+          <w:p>
+            <w:r>
+              <w:rPr>
+                <w:rFonts w:ascii="Arial" w:hAnsi="Arial" w:cs="Arial"/>
+                <w:color w:val="000000"/>
+                <w:sz w:val="20"/>
+              </w:rPr>
               <w:t>18</w:t>
             </w:r>
           </w:p>
@@ -3770,9 +5529,20 @@
         <w:tc>
           <w:tcPr>
             <w:tcW w:type="dxa" w:w="3024"/>
-          </w:tcPr>
-          <w:p>
-            <w:r>
+            <w:tcMar>
+              <w:top w:w="57" w:type="dxa"/>
+              <w:left w:w="57" w:type="dxa"/>
+              <w:bottom w:w="57" w:type="dxa"/>
+              <w:right w:w="57" w:type="dxa"/>
+            </w:tcMar>
+          </w:tcPr>
+          <w:p>
+            <w:r>
+              <w:rPr>
+                <w:rFonts w:ascii="Arial" w:hAnsi="Arial" w:cs="Arial"/>
+                <w:color w:val="000000"/>
+                <w:sz w:val="20"/>
+              </w:rPr>
               <w:t>B</w:t>
             </w:r>
           </w:p>
@@ -3780,21 +5550,46 @@
         <w:tc>
           <w:tcPr>
             <w:tcW w:type="dxa" w:w="3024"/>
-          </w:tcPr>
-          <w:p>
-            <w:r>
+            <w:tcMar>
+              <w:top w:w="57" w:type="dxa"/>
+              <w:left w:w="57" w:type="dxa"/>
+              <w:bottom w:w="57" w:type="dxa"/>
+              <w:right w:w="57" w:type="dxa"/>
+            </w:tcMar>
+          </w:tcPr>
+          <w:p>
+            <w:r>
+              <w:rPr>
+                <w:rFonts w:ascii="Arial" w:hAnsi="Arial" w:cs="Arial"/>
+                <w:color w:val="000000"/>
+                <w:sz w:val="20"/>
+              </w:rPr>
               <w:t>Nota C03-W05, Bab 3–4</w:t>
             </w:r>
           </w:p>
         </w:tc>
       </w:tr>
       <w:tr>
+        <w:trPr>
+          <w:cantSplit w:val="true"/>
+        </w:trPr>
         <w:tc>
           <w:tcPr>
             <w:tcW w:type="dxa" w:w="3024"/>
-          </w:tcPr>
-          <w:p>
-            <w:r>
+            <w:tcMar>
+              <w:top w:w="57" w:type="dxa"/>
+              <w:left w:w="57" w:type="dxa"/>
+              <w:bottom w:w="57" w:type="dxa"/>
+              <w:right w:w="57" w:type="dxa"/>
+            </w:tcMar>
+          </w:tcPr>
+          <w:p>
+            <w:r>
+              <w:rPr>
+                <w:rFonts w:ascii="Arial" w:hAnsi="Arial" w:cs="Arial"/>
+                <w:color w:val="000000"/>
+                <w:sz w:val="20"/>
+              </w:rPr>
               <w:t>19</w:t>
             </w:r>
           </w:p>
@@ -3802,9 +5597,20 @@
         <w:tc>
           <w:tcPr>
             <w:tcW w:type="dxa" w:w="3024"/>
-          </w:tcPr>
-          <w:p>
-            <w:r>
+            <w:tcMar>
+              <w:top w:w="57" w:type="dxa"/>
+              <w:left w:w="57" w:type="dxa"/>
+              <w:bottom w:w="57" w:type="dxa"/>
+              <w:right w:w="57" w:type="dxa"/>
+            </w:tcMar>
+          </w:tcPr>
+          <w:p>
+            <w:r>
+              <w:rPr>
+                <w:rFonts w:ascii="Arial" w:hAnsi="Arial" w:cs="Arial"/>
+                <w:color w:val="000000"/>
+                <w:sz w:val="20"/>
+              </w:rPr>
               <w:t>A</w:t>
             </w:r>
           </w:p>
@@ -3812,21 +5618,46 @@
         <w:tc>
           <w:tcPr>
             <w:tcW w:type="dxa" w:w="3024"/>
-          </w:tcPr>
-          <w:p>
-            <w:r>
+            <w:tcMar>
+              <w:top w:w="57" w:type="dxa"/>
+              <w:left w:w="57" w:type="dxa"/>
+              <w:bottom w:w="57" w:type="dxa"/>
+              <w:right w:w="57" w:type="dxa"/>
+            </w:tcMar>
+          </w:tcPr>
+          <w:p>
+            <w:r>
+              <w:rPr>
+                <w:rFonts w:ascii="Arial" w:hAnsi="Arial" w:cs="Arial"/>
+                <w:color w:val="000000"/>
+                <w:sz w:val="20"/>
+              </w:rPr>
               <w:t>Nota C03-W05, Bab 2</w:t>
             </w:r>
           </w:p>
         </w:tc>
       </w:tr>
       <w:tr>
+        <w:trPr>
+          <w:cantSplit w:val="true"/>
+        </w:trPr>
         <w:tc>
           <w:tcPr>
             <w:tcW w:type="dxa" w:w="3024"/>
-          </w:tcPr>
-          <w:p>
-            <w:r>
+            <w:tcMar>
+              <w:top w:w="57" w:type="dxa"/>
+              <w:left w:w="57" w:type="dxa"/>
+              <w:bottom w:w="57" w:type="dxa"/>
+              <w:right w:w="57" w:type="dxa"/>
+            </w:tcMar>
+          </w:tcPr>
+          <w:p>
+            <w:r>
+              <w:rPr>
+                <w:rFonts w:ascii="Arial" w:hAnsi="Arial" w:cs="Arial"/>
+                <w:color w:val="000000"/>
+                <w:sz w:val="20"/>
+              </w:rPr>
               <w:t>20</w:t>
             </w:r>
           </w:p>
@@ -3834,9 +5665,20 @@
         <w:tc>
           <w:tcPr>
             <w:tcW w:type="dxa" w:w="3024"/>
-          </w:tcPr>
-          <w:p>
-            <w:r>
+            <w:tcMar>
+              <w:top w:w="57" w:type="dxa"/>
+              <w:left w:w="57" w:type="dxa"/>
+              <w:bottom w:w="57" w:type="dxa"/>
+              <w:right w:w="57" w:type="dxa"/>
+            </w:tcMar>
+          </w:tcPr>
+          <w:p>
+            <w:r>
+              <w:rPr>
+                <w:rFonts w:ascii="Arial" w:hAnsi="Arial" w:cs="Arial"/>
+                <w:color w:val="000000"/>
+                <w:sz w:val="20"/>
+              </w:rPr>
               <w:t>A</w:t>
             </w:r>
           </w:p>
@@ -3844,9 +5686,20 @@
         <w:tc>
           <w:tcPr>
             <w:tcW w:type="dxa" w:w="3024"/>
-          </w:tcPr>
-          <w:p>
-            <w:r>
+            <w:tcMar>
+              <w:top w:w="57" w:type="dxa"/>
+              <w:left w:w="57" w:type="dxa"/>
+              <w:bottom w:w="57" w:type="dxa"/>
+              <w:right w:w="57" w:type="dxa"/>
+            </w:tcMar>
+          </w:tcPr>
+          <w:p>
+            <w:r>
+              <w:rPr>
+                <w:rFonts w:ascii="Arial" w:hAnsi="Arial" w:cs="Arial"/>
+                <w:color w:val="000000"/>
+                <w:sz w:val="20"/>
+              </w:rPr>
               <w:t>Nota C03-W05, Bab 2</w:t>
             </w:r>
           </w:p>
@@ -3855,10 +5708,16 @@
     </w:tbl>
     <w:p/>
     <w:p>
-      <w:r>
-        <w:rPr>
-          <w:rFonts w:ascii="Arial" w:hAnsi="Arial"/>
+      <w:pPr>
+        <w:spacing w:before="120" w:after="120" w:line="276" w:lineRule="auto"/>
+        <w:jc w:val="left"/>
+      </w:pPr>
+      <w:r>
+        <w:rPr>
+          <w:rFonts w:ascii="Arial" w:hAnsi="Arial" w:cs="Arial"/>
           <w:b/>
+          <w:color w:val="000000"/>
+          <w:sz w:val="24"/>
         </w:rPr>
         <w:t>BAHAGIAN C — SEMAKAN JSU</w:t>
       </w:r>
@@ -3868,6 +5727,7 @@
       <w:tblPr>
         <w:tblStyle w:val="TableGrid"/>
         <w:tblW w:type="auto" w:w="0"/>
+        <w:tblLayout w:type="autofit"/>
         <w:tblLook w:firstColumn="1" w:firstRow="1" w:lastColumn="0" w:lastRow="0" w:noHBand="0" w:noVBand="1" w:val="04A0"/>
       </w:tblPr>
       <w:tblGrid>
@@ -3881,12 +5741,29 @@
         <w:gridCol w:w="1134"/>
       </w:tblGrid>
       <w:tr>
+        <w:trPr>
+          <w:tblHeader w:val="true"/>
+          <w:cantSplit w:val="true"/>
+        </w:trPr>
         <w:tc>
           <w:tcPr>
             <w:tcW w:type="dxa" w:w="1134"/>
-          </w:tcPr>
-          <w:p>
-            <w:r>
+            <w:tcMar>
+              <w:top w:w="57" w:type="dxa"/>
+              <w:left w:w="57" w:type="dxa"/>
+              <w:bottom w:w="57" w:type="dxa"/>
+              <w:right w:w="57" w:type="dxa"/>
+            </w:tcMar>
+            <w:shd w:val="clear" w:color="auto" w:fill="D9D9D9"/>
+          </w:tcPr>
+          <w:p>
+            <w:r>
+              <w:rPr>
+                <w:rFonts w:ascii="Arial" w:hAnsi="Arial" w:cs="Arial"/>
+                <w:b/>
+                <w:color w:val="000000"/>
+                <w:sz w:val="20"/>
+              </w:rPr>
               <w:t>WA</w:t>
             </w:r>
           </w:p>
@@ -3894,9 +5771,22 @@
         <w:tc>
           <w:tcPr>
             <w:tcW w:type="dxa" w:w="1134"/>
-          </w:tcPr>
-          <w:p>
-            <w:r>
+            <w:tcMar>
+              <w:top w:w="57" w:type="dxa"/>
+              <w:left w:w="57" w:type="dxa"/>
+              <w:bottom w:w="57" w:type="dxa"/>
+              <w:right w:w="57" w:type="dxa"/>
+            </w:tcMar>
+            <w:shd w:val="clear" w:color="auto" w:fill="D9D9D9"/>
+          </w:tcPr>
+          <w:p>
+            <w:r>
+              <w:rPr>
+                <w:rFonts w:ascii="Arial" w:hAnsi="Arial" w:cs="Arial"/>
+                <w:b/>
+                <w:color w:val="000000"/>
+                <w:sz w:val="20"/>
+              </w:rPr>
               <w:t>Bil. Soalan</w:t>
             </w:r>
           </w:p>
@@ -3904,9 +5794,22 @@
         <w:tc>
           <w:tcPr>
             <w:tcW w:type="dxa" w:w="1134"/>
-          </w:tcPr>
-          <w:p>
-            <w:r>
+            <w:tcMar>
+              <w:top w:w="57" w:type="dxa"/>
+              <w:left w:w="57" w:type="dxa"/>
+              <w:bottom w:w="57" w:type="dxa"/>
+              <w:right w:w="57" w:type="dxa"/>
+            </w:tcMar>
+            <w:shd w:val="clear" w:color="auto" w:fill="D9D9D9"/>
+          </w:tcPr>
+          <w:p>
+            <w:r>
+              <w:rPr>
+                <w:rFonts w:ascii="Arial" w:hAnsi="Arial" w:cs="Arial"/>
+                <w:b/>
+                <w:color w:val="000000"/>
+                <w:sz w:val="20"/>
+              </w:rPr>
               <w:t>Rendah</w:t>
             </w:r>
           </w:p>
@@ -3914,9 +5817,22 @@
         <w:tc>
           <w:tcPr>
             <w:tcW w:type="dxa" w:w="1134"/>
-          </w:tcPr>
-          <w:p>
-            <w:r>
+            <w:tcMar>
+              <w:top w:w="57" w:type="dxa"/>
+              <w:left w:w="57" w:type="dxa"/>
+              <w:bottom w:w="57" w:type="dxa"/>
+              <w:right w:w="57" w:type="dxa"/>
+            </w:tcMar>
+            <w:shd w:val="clear" w:color="auto" w:fill="D9D9D9"/>
+          </w:tcPr>
+          <w:p>
+            <w:r>
+              <w:rPr>
+                <w:rFonts w:ascii="Arial" w:hAnsi="Arial" w:cs="Arial"/>
+                <w:b/>
+                <w:color w:val="000000"/>
+                <w:sz w:val="20"/>
+              </w:rPr>
               <w:t>Sederhana</w:t>
             </w:r>
           </w:p>
@@ -3924,9 +5840,22 @@
         <w:tc>
           <w:tcPr>
             <w:tcW w:type="dxa" w:w="1134"/>
-          </w:tcPr>
-          <w:p>
-            <w:r>
+            <w:tcMar>
+              <w:top w:w="57" w:type="dxa"/>
+              <w:left w:w="57" w:type="dxa"/>
+              <w:bottom w:w="57" w:type="dxa"/>
+              <w:right w:w="57" w:type="dxa"/>
+            </w:tcMar>
+            <w:shd w:val="clear" w:color="auto" w:fill="D9D9D9"/>
+          </w:tcPr>
+          <w:p>
+            <w:r>
+              <w:rPr>
+                <w:rFonts w:ascii="Arial" w:hAnsi="Arial" w:cs="Arial"/>
+                <w:b/>
+                <w:color w:val="000000"/>
+                <w:sz w:val="20"/>
+              </w:rPr>
               <w:t>Tinggi</w:t>
             </w:r>
           </w:p>
@@ -3934,9 +5863,22 @@
         <w:tc>
           <w:tcPr>
             <w:tcW w:type="dxa" w:w="1134"/>
-          </w:tcPr>
-          <w:p>
-            <w:r>
+            <w:tcMar>
+              <w:top w:w="57" w:type="dxa"/>
+              <w:left w:w="57" w:type="dxa"/>
+              <w:bottom w:w="57" w:type="dxa"/>
+              <w:right w:w="57" w:type="dxa"/>
+            </w:tcMar>
+            <w:shd w:val="clear" w:color="auto" w:fill="D9D9D9"/>
+          </w:tcPr>
+          <w:p>
+            <w:r>
+              <w:rPr>
+                <w:rFonts w:ascii="Arial" w:hAnsi="Arial" w:cs="Arial"/>
+                <w:b/>
+                <w:color w:val="000000"/>
+                <w:sz w:val="20"/>
+              </w:rPr>
               <w:t>Prosedur</w:t>
             </w:r>
           </w:p>
@@ -3944,9 +5886,22 @@
         <w:tc>
           <w:tcPr>
             <w:tcW w:type="dxa" w:w="1134"/>
-          </w:tcPr>
-          <w:p>
-            <w:r>
+            <w:tcMar>
+              <w:top w:w="57" w:type="dxa"/>
+              <w:left w:w="57" w:type="dxa"/>
+              <w:bottom w:w="57" w:type="dxa"/>
+              <w:right w:w="57" w:type="dxa"/>
+            </w:tcMar>
+            <w:shd w:val="clear" w:color="auto" w:fill="D9D9D9"/>
+          </w:tcPr>
+          <w:p>
+            <w:r>
+              <w:rPr>
+                <w:rFonts w:ascii="Arial" w:hAnsi="Arial" w:cs="Arial"/>
+                <w:b/>
+                <w:color w:val="000000"/>
+                <w:sz w:val="20"/>
+              </w:rPr>
               <w:t>Fakta/Teori</w:t>
             </w:r>
           </w:p>
@@ -3954,21 +5909,48 @@
         <w:tc>
           <w:tcPr>
             <w:tcW w:type="dxa" w:w="1134"/>
-          </w:tcPr>
-          <w:p>
-            <w:r>
+            <w:tcMar>
+              <w:top w:w="57" w:type="dxa"/>
+              <w:left w:w="57" w:type="dxa"/>
+              <w:bottom w:w="57" w:type="dxa"/>
+              <w:right w:w="57" w:type="dxa"/>
+            </w:tcMar>
+            <w:shd w:val="clear" w:color="auto" w:fill="D9D9D9"/>
+          </w:tcPr>
+          <w:p>
+            <w:r>
+              <w:rPr>
+                <w:rFonts w:ascii="Arial" w:hAnsi="Arial" w:cs="Arial"/>
+                <w:b/>
+                <w:color w:val="000000"/>
+                <w:sz w:val="20"/>
+              </w:rPr>
               <w:t>Sikap/Kesel./Persek.</w:t>
             </w:r>
           </w:p>
         </w:tc>
       </w:tr>
       <w:tr>
+        <w:trPr>
+          <w:cantSplit w:val="true"/>
+        </w:trPr>
         <w:tc>
           <w:tcPr>
             <w:tcW w:type="dxa" w:w="1134"/>
-          </w:tcPr>
-          <w:p>
-            <w:r>
+            <w:tcMar>
+              <w:top w:w="57" w:type="dxa"/>
+              <w:left w:w="57" w:type="dxa"/>
+              <w:bottom w:w="57" w:type="dxa"/>
+              <w:right w:w="57" w:type="dxa"/>
+            </w:tcMar>
+          </w:tcPr>
+          <w:p>
+            <w:r>
+              <w:rPr>
+                <w:rFonts w:ascii="Arial" w:hAnsi="Arial" w:cs="Arial"/>
+                <w:color w:val="000000"/>
+                <w:sz w:val="20"/>
+              </w:rPr>
               <w:t>**JUMLAH**</w:t>
             </w:r>
           </w:p>
@@ -3976,9 +5958,20 @@
         <w:tc>
           <w:tcPr>
             <w:tcW w:type="dxa" w:w="1134"/>
-          </w:tcPr>
-          <w:p>
-            <w:r>
+            <w:tcMar>
+              <w:top w:w="57" w:type="dxa"/>
+              <w:left w:w="57" w:type="dxa"/>
+              <w:bottom w:w="57" w:type="dxa"/>
+              <w:right w:w="57" w:type="dxa"/>
+            </w:tcMar>
+          </w:tcPr>
+          <w:p>
+            <w:r>
+              <w:rPr>
+                <w:rFonts w:ascii="Arial" w:hAnsi="Arial" w:cs="Arial"/>
+                <w:color w:val="000000"/>
+                <w:sz w:val="20"/>
+              </w:rPr>
               <w:t>**20**</w:t>
             </w:r>
           </w:p>
@@ -3986,9 +5979,20 @@
         <w:tc>
           <w:tcPr>
             <w:tcW w:type="dxa" w:w="1134"/>
-          </w:tcPr>
-          <w:p>
-            <w:r>
+            <w:tcMar>
+              <w:top w:w="57" w:type="dxa"/>
+              <w:left w:w="57" w:type="dxa"/>
+              <w:bottom w:w="57" w:type="dxa"/>
+              <w:right w:w="57" w:type="dxa"/>
+            </w:tcMar>
+          </w:tcPr>
+          <w:p>
+            <w:r>
+              <w:rPr>
+                <w:rFonts w:ascii="Arial" w:hAnsi="Arial" w:cs="Arial"/>
+                <w:color w:val="000000"/>
+                <w:sz w:val="20"/>
+              </w:rPr>
               <w:t>**10**</w:t>
             </w:r>
           </w:p>
@@ -3996,9 +6000,20 @@
         <w:tc>
           <w:tcPr>
             <w:tcW w:type="dxa" w:w="1134"/>
-          </w:tcPr>
-          <w:p>
-            <w:r>
+            <w:tcMar>
+              <w:top w:w="57" w:type="dxa"/>
+              <w:left w:w="57" w:type="dxa"/>
+              <w:bottom w:w="57" w:type="dxa"/>
+              <w:right w:w="57" w:type="dxa"/>
+            </w:tcMar>
+          </w:tcPr>
+          <w:p>
+            <w:r>
+              <w:rPr>
+                <w:rFonts w:ascii="Arial" w:hAnsi="Arial" w:cs="Arial"/>
+                <w:color w:val="000000"/>
+                <w:sz w:val="20"/>
+              </w:rPr>
               <w:t>**6**</w:t>
             </w:r>
           </w:p>
@@ -4006,9 +6021,20 @@
         <w:tc>
           <w:tcPr>
             <w:tcW w:type="dxa" w:w="1134"/>
-          </w:tcPr>
-          <w:p>
-            <w:r>
+            <w:tcMar>
+              <w:top w:w="57" w:type="dxa"/>
+              <w:left w:w="57" w:type="dxa"/>
+              <w:bottom w:w="57" w:type="dxa"/>
+              <w:right w:w="57" w:type="dxa"/>
+            </w:tcMar>
+          </w:tcPr>
+          <w:p>
+            <w:r>
+              <w:rPr>
+                <w:rFonts w:ascii="Arial" w:hAnsi="Arial" w:cs="Arial"/>
+                <w:color w:val="000000"/>
+                <w:sz w:val="20"/>
+              </w:rPr>
               <w:t>**4**</w:t>
             </w:r>
           </w:p>
@@ -4016,9 +6042,20 @@
         <w:tc>
           <w:tcPr>
             <w:tcW w:type="dxa" w:w="1134"/>
-          </w:tcPr>
-          <w:p>
-            <w:r>
+            <w:tcMar>
+              <w:top w:w="57" w:type="dxa"/>
+              <w:left w:w="57" w:type="dxa"/>
+              <w:bottom w:w="57" w:type="dxa"/>
+              <w:right w:w="57" w:type="dxa"/>
+            </w:tcMar>
+          </w:tcPr>
+          <w:p>
+            <w:r>
+              <w:rPr>
+                <w:rFonts w:ascii="Arial" w:hAnsi="Arial" w:cs="Arial"/>
+                <w:color w:val="000000"/>
+                <w:sz w:val="20"/>
+              </w:rPr>
               <w:t>**10**</w:t>
             </w:r>
           </w:p>
@@ -4026,9 +6063,20 @@
         <w:tc>
           <w:tcPr>
             <w:tcW w:type="dxa" w:w="1134"/>
-          </w:tcPr>
-          <w:p>
-            <w:r>
+            <w:tcMar>
+              <w:top w:w="57" w:type="dxa"/>
+              <w:left w:w="57" w:type="dxa"/>
+              <w:bottom w:w="57" w:type="dxa"/>
+              <w:right w:w="57" w:type="dxa"/>
+            </w:tcMar>
+          </w:tcPr>
+          <w:p>
+            <w:r>
+              <w:rPr>
+                <w:rFonts w:ascii="Arial" w:hAnsi="Arial" w:cs="Arial"/>
+                <w:color w:val="000000"/>
+                <w:sz w:val="20"/>
+              </w:rPr>
               <w:t>**6**</w:t>
             </w:r>
           </w:p>
@@ -4036,9 +6084,20 @@
         <w:tc>
           <w:tcPr>
             <w:tcW w:type="dxa" w:w="1134"/>
-          </w:tcPr>
-          <w:p>
-            <w:r>
+            <w:tcMar>
+              <w:top w:w="57" w:type="dxa"/>
+              <w:left w:w="57" w:type="dxa"/>
+              <w:bottom w:w="57" w:type="dxa"/>
+              <w:right w:w="57" w:type="dxa"/>
+            </w:tcMar>
+          </w:tcPr>
+          <w:p>
+            <w:r>
+              <w:rPr>
+                <w:rFonts w:ascii="Arial" w:hAnsi="Arial" w:cs="Arial"/>
+                <w:color w:val="000000"/>
+                <w:sz w:val="20"/>
+              </w:rPr>
               <w:t>**4**</w:t>
             </w:r>
           </w:p>
